--- a/docs/requirements/assets/DacTaUseCase.docx
+++ b/docs/requirements/assets/DacTaUseCase.docx
@@ -2517,47 +2517,8 @@
             <w:tcW w:w="7800" w:type="dxa"/>
           </w:tcPr>
           <w:p>
-            <w:pPr>
-              <w:spacing w:after="60"/>
-              <w:rPr>
-                <w:sz w:val="26"/>
-                <w:szCs w:val="26"/>
-              </w:rPr>
-            </w:pPr>
-          </w:p>
-          <w:p>
-            <w:pPr>
-              <w:pStyle w:val="ListParagraph"/>
-              <w:numPr>
-                <w:ilvl w:val="0"/>
-                <w:numId w:val="1"/>
-              </w:numPr>
-              <w:spacing w:after="60"/>
-              <w:rPr>
-                <w:sz w:val="26"/>
-                <w:szCs w:val="26"/>
-              </w:rPr>
-            </w:pPr>
-            <w:r>
-              <w:rPr>
-                <w:sz w:val="26"/>
-                <w:szCs w:val="26"/>
-              </w:rPr>
-              <w:t>E</w:t>
-            </w:r>
-            <w:r>
-              <w:rPr>
-                <w:sz w:val="26"/>
-                <w:szCs w:val="26"/>
-              </w:rPr>
-              <w:t xml:space="preserve">1 </w:t>
-            </w:r>
-            <w:r>
-              <w:rPr>
-                <w:sz w:val="26"/>
-                <w:szCs w:val="26"/>
-              </w:rPr>
-              <w:t>- Sai mật khẩu: Hệ thống thông báo "Tên đăng nhập hoặc mật khẩu không chính xác" và cho phép nhập lại (tự động khóa tạm thời nếu nhập sai quá 5 lần).</w:t>
+            <w:r>
+              <w:t>E1 - Sai mật khẩu: Hệ thống thông báo "Tên đăng nhập hoặc mật khẩu không chính xác" và cho phép nhập lại (tự động khóa tạm thời 5 phút nếu nhập sai quá 5 lần liên tiếp).</w:t>
             </w:r>
           </w:p>
         </w:tc>
@@ -2593,63 +2554,10 @@
             <w:tcW w:w="7800" w:type="dxa"/>
           </w:tcPr>
           <w:p>
-            <w:pPr>
-              <w:pStyle w:val="ListParagraph"/>
-              <w:numPr>
-                <w:ilvl w:val="0"/>
-                <w:numId w:val="1"/>
-              </w:numPr>
-              <w:spacing w:after="60"/>
-              <w:rPr>
-                <w:sz w:val="26"/>
-                <w:szCs w:val="26"/>
-              </w:rPr>
-            </w:pPr>
-            <w:r>
-              <w:rPr>
-                <w:b/>
-                <w:bCs/>
-                <w:sz w:val="26"/>
-                <w:szCs w:val="26"/>
-              </w:rPr>
-              <w:t xml:space="preserve">Thành công: </w:t>
-            </w:r>
-            <w:r>
-              <w:rPr>
-                <w:sz w:val="26"/>
-                <w:szCs w:val="26"/>
-              </w:rPr>
-              <w:t>Phiên làm việc (Session/Token) được khởi tạo thành công với quyền hạn tương ứng (Admin truy cập Dashboard Quản trị; Người dùng truy cập Trang cá nhân).</w:t>
-            </w:r>
-          </w:p>
-          <w:p>
-            <w:pPr>
-              <w:pStyle w:val="ListParagraph"/>
-              <w:numPr>
-                <w:ilvl w:val="0"/>
-                <w:numId w:val="1"/>
-              </w:numPr>
-              <w:spacing w:after="60"/>
-              <w:rPr>
-                <w:sz w:val="26"/>
-                <w:szCs w:val="26"/>
-              </w:rPr>
-            </w:pPr>
-            <w:r>
-              <w:rPr>
-                <w:b/>
-                <w:bCs/>
-                <w:sz w:val="26"/>
-                <w:szCs w:val="26"/>
-              </w:rPr>
-              <w:t xml:space="preserve">Thất bại: </w:t>
-            </w:r>
-            <w:r>
-              <w:rPr>
-                <w:sz w:val="26"/>
-                <w:szCs w:val="26"/>
-              </w:rPr>
-              <w:t>Hệ thống từ chối quyền truy cập, hiển thị thông báo lỗi (E1) và không tạo phiên làm việc.</w:t>
+            <w:r>
+              <w:t>Thành công: Phiên làm việc (Session/Token) được khởi tạo thành công với quyền hạn tương ứng (Admin truy cập Dashboard Quản trị hệ thống; khách tham quan sử dụng trực tiếp không cần tài khoản).</w:t>
+              <w:br/>
+              <w:t>Thất bại: Hệ thống từ chối quyền truy cập, hiển thị thông báo lỗi (E1) và không tạo phiên làm việc.</w:t>
             </w:r>
           </w:p>
         </w:tc>
@@ -6833,324 +6741,18 @@
           <w:tcPr>
             <w:tcW w:w="7800" w:type="dxa"/>
           </w:tcPr>
-          <w:tbl>
-            <w:tblPr>
-              <w:tblW w:w="7800" w:type="dxa"/>
-              <w:tblBorders>
-                <w:top w:val="single" w:sz="4" w:space="0" w:color="auto"/>
-                <w:left w:val="single" w:sz="4" w:space="0" w:color="auto"/>
-                <w:bottom w:val="single" w:sz="4" w:space="0" w:color="auto"/>
-                <w:right w:val="single" w:sz="4" w:space="0" w:color="auto"/>
-                <w:insideH w:val="single" w:sz="4" w:space="0" w:color="auto"/>
-                <w:insideV w:val="single" w:sz="4" w:space="0" w:color="auto"/>
-              </w:tblBorders>
-              <w:tblCellMar>
-                <w:left w:w="10" w:type="dxa"/>
-                <w:right w:w="10" w:type="dxa"/>
-              </w:tblCellMar>
-              <w:tblLook w:val="04A0" w:firstRow="1" w:lastRow="0" w:firstColumn="1" w:lastColumn="0" w:noHBand="0" w:noVBand="1"/>
-            </w:tblPr>
-            <w:tblGrid>
-              <w:gridCol w:w="3900"/>
-              <w:gridCol w:w="3900"/>
-            </w:tblGrid>
-            <w:tr>
-              <w:trPr>
-                <w:tblHeader/>
-              </w:trPr>
-              <w:tc>
-                <w:tcPr>
-                  <w:tcW w:w="3900" w:type="dxa"/>
-                  <w:shd w:val="clear" w:color="auto" w:fill="D9E2F3"/>
-                </w:tcPr>
-                <w:p>
-                  <w:pPr>
-                    <w:rPr>
-                      <w:sz w:val="26"/>
-                      <w:szCs w:val="26"/>
-                    </w:rPr>
-                  </w:pPr>
-                  <w:r>
-                    <w:rPr>
-                      <w:b/>
-                      <w:bCs/>
-                      <w:sz w:val="26"/>
-                      <w:szCs w:val="26"/>
-                    </w:rPr>
-                    <w:t>Hành động của Actor</w:t>
-                  </w:r>
-                </w:p>
-              </w:tc>
-              <w:tc>
-                <w:tcPr>
-                  <w:tcW w:w="3900" w:type="dxa"/>
-                  <w:shd w:val="clear" w:color="auto" w:fill="D9E2F3"/>
-                </w:tcPr>
-                <w:p>
-                  <w:pPr>
-                    <w:rPr>
-                      <w:sz w:val="26"/>
-                      <w:szCs w:val="26"/>
-                    </w:rPr>
-                  </w:pPr>
-                  <w:r>
-                    <w:rPr>
-                      <w:b/>
-                      <w:bCs/>
-                      <w:sz w:val="26"/>
-                      <w:szCs w:val="26"/>
-                    </w:rPr>
-                    <w:t>Phản hồi của Hệ thống</w:t>
-                  </w:r>
-                </w:p>
-              </w:tc>
-            </w:tr>
-            <w:tr>
-              <w:tc>
-                <w:tcPr>
-                  <w:tcW w:w="3900" w:type="dxa"/>
-                </w:tcPr>
-                <w:p>
-                  <w:pPr>
-                    <w:rPr>
-                      <w:sz w:val="26"/>
-                      <w:szCs w:val="26"/>
-                    </w:rPr>
-                  </w:pPr>
-                  <w:r>
-                    <w:rPr>
-                      <w:sz w:val="26"/>
-                      <w:szCs w:val="26"/>
-                    </w:rPr>
-                    <w:t>1. Người dùng đăng nhập</w:t>
-                  </w:r>
-                </w:p>
-              </w:tc>
-              <w:tc>
-                <w:tcPr>
-                  <w:tcW w:w="3900" w:type="dxa"/>
-                </w:tcPr>
-                <w:p>
-                  <w:pPr>
-                    <w:rPr>
-                      <w:sz w:val="26"/>
-                      <w:szCs w:val="26"/>
-                    </w:rPr>
-                  </w:pPr>
-                </w:p>
-              </w:tc>
-            </w:tr>
-            <w:tr>
-              <w:tc>
-                <w:tcPr>
-                  <w:tcW w:w="3900" w:type="dxa"/>
-                </w:tcPr>
-                <w:p>
-                  <w:pPr>
-                    <w:rPr>
-                      <w:sz w:val="26"/>
-                      <w:szCs w:val="26"/>
-                    </w:rPr>
-                  </w:pPr>
-                </w:p>
-              </w:tc>
-              <w:tc>
-                <w:tcPr>
-                  <w:tcW w:w="3900" w:type="dxa"/>
-                </w:tcPr>
-                <w:p>
-                  <w:pPr>
-                    <w:rPr>
-                      <w:sz w:val="26"/>
-                      <w:szCs w:val="26"/>
-                    </w:rPr>
-                  </w:pPr>
-                  <w:r>
-                    <w:rPr>
-                      <w:sz w:val="26"/>
-                      <w:szCs w:val="26"/>
-                    </w:rPr>
-                    <w:t>2. Hệ thống hiển thị lời chào mừng đăng nhập cùng với những chức năng chính cho người dùng lựa chọn</w:t>
-                  </w:r>
-                </w:p>
-              </w:tc>
-            </w:tr>
-            <w:tr>
-              <w:tc>
-                <w:tcPr>
-                  <w:tcW w:w="3900" w:type="dxa"/>
-                </w:tcPr>
-                <w:p>
-                  <w:pPr>
-                    <w:rPr>
-                      <w:sz w:val="26"/>
-                      <w:szCs w:val="26"/>
-                    </w:rPr>
-                  </w:pPr>
-                  <w:r>
-                    <w:rPr>
-                      <w:sz w:val="26"/>
-                      <w:szCs w:val="26"/>
-                    </w:rPr>
-                    <w:t>3</w:t>
-                  </w:r>
-                  <w:r>
-                    <w:rPr>
-                      <w:sz w:val="26"/>
-                      <w:szCs w:val="26"/>
-                    </w:rPr>
-                    <w:t>. Người dùng bấm nút "Lưu Yêu Thích" tại trang hiện vật.</w:t>
-                  </w:r>
-                </w:p>
-              </w:tc>
-              <w:tc>
-                <w:tcPr>
-                  <w:tcW w:w="3900" w:type="dxa"/>
-                </w:tcPr>
-                <w:p>
-                  <w:pPr>
-                    <w:rPr>
-                      <w:sz w:val="26"/>
-                      <w:szCs w:val="26"/>
-                    </w:rPr>
-                  </w:pPr>
-                </w:p>
-              </w:tc>
-            </w:tr>
-            <w:tr>
-              <w:tc>
-                <w:tcPr>
-                  <w:tcW w:w="3900" w:type="dxa"/>
-                </w:tcPr>
-                <w:p>
-                  <w:pPr>
-                    <w:rPr>
-                      <w:sz w:val="26"/>
-                      <w:szCs w:val="26"/>
-                    </w:rPr>
-                  </w:pPr>
-                </w:p>
-              </w:tc>
-              <w:tc>
-                <w:tcPr>
-                  <w:tcW w:w="3900" w:type="dxa"/>
-                </w:tcPr>
-                <w:p>
-                  <w:pPr>
-                    <w:rPr>
-                      <w:sz w:val="26"/>
-                      <w:szCs w:val="26"/>
-                    </w:rPr>
-                  </w:pPr>
-                  <w:r>
-                    <w:rPr>
-                      <w:sz w:val="26"/>
-                      <w:szCs w:val="26"/>
-                    </w:rPr>
-                    <w:t>4</w:t>
-                  </w:r>
-                  <w:r>
-                    <w:rPr>
-                      <w:sz w:val="26"/>
-                      <w:szCs w:val="26"/>
-                    </w:rPr>
-                    <w:t>. Hệ thống kiểm tr</w:t>
-                  </w:r>
-                  <w:r>
-                    <w:rPr>
-                      <w:sz w:val="26"/>
-                      <w:szCs w:val="26"/>
-                    </w:rPr>
-                    <w:t>a trạng thái lưu: nếu chưa lưu thì</w:t>
-                  </w:r>
-                  <w:r>
-                    <w:rPr>
-                      <w:sz w:val="26"/>
-                      <w:szCs w:val="26"/>
-                    </w:rPr>
-                    <w:t xml:space="preserve"> thêm hiện vật vào danh mục yêu t</w:t>
-                  </w:r>
-                  <w:r>
-                    <w:rPr>
-                      <w:sz w:val="26"/>
-                      <w:szCs w:val="26"/>
-                    </w:rPr>
-                    <w:t>hích trong CSDL; nếu đã lưu thì</w:t>
-                  </w:r>
-                  <w:r>
-                    <w:rPr>
-                      <w:sz w:val="26"/>
-                      <w:szCs w:val="26"/>
-                    </w:rPr>
-                    <w:t xml:space="preserve"> hiển thị</w:t>
-                  </w:r>
-                  <w:r>
-                    <w:rPr>
-                      <w:sz w:val="26"/>
-                      <w:szCs w:val="26"/>
-                    </w:rPr>
-                    <w:t xml:space="preserve"> tùy chọn xóa khỏi danh sách (A1</w:t>
-                  </w:r>
-                  <w:r>
-                    <w:rPr>
-                      <w:sz w:val="26"/>
-                      <w:szCs w:val="26"/>
-                    </w:rPr>
-                    <w:t>).</w:t>
-                  </w:r>
-                </w:p>
-              </w:tc>
-            </w:tr>
-            <w:tr>
-              <w:tc>
-                <w:tcPr>
-                  <w:tcW w:w="3900" w:type="dxa"/>
-                </w:tcPr>
-                <w:p>
-                  <w:pPr>
-                    <w:rPr>
-                      <w:sz w:val="26"/>
-                      <w:szCs w:val="26"/>
-                    </w:rPr>
-                  </w:pPr>
-                </w:p>
-              </w:tc>
-              <w:tc>
-                <w:tcPr>
-                  <w:tcW w:w="3900" w:type="dxa"/>
-                </w:tcPr>
-                <w:p>
-                  <w:pPr>
-                    <w:rPr>
-                      <w:sz w:val="26"/>
-                      <w:szCs w:val="26"/>
-                    </w:rPr>
-                  </w:pPr>
-                  <w:r>
-                    <w:rPr>
-                      <w:sz w:val="26"/>
-                      <w:szCs w:val="26"/>
-                    </w:rPr>
-                    <w:t>5</w:t>
-                  </w:r>
-                  <w:r>
-                    <w:rPr>
-                      <w:sz w:val="26"/>
-                      <w:szCs w:val="26"/>
-                    </w:rPr>
-                    <w:t>. Hệ thống cập nhật biểu tượng trạng thái (đã lưu) và thông báo "Đã lưu vào danh sách yêu thích".</w:t>
-                  </w:r>
-                </w:p>
-              </w:tc>
-            </w:tr>
-          </w:tbl>
-          <w:p>
-            <w:pPr>
-              <w:rPr>
-                <w:sz w:val="26"/>
-                <w:szCs w:val="26"/>
-              </w:rPr>
-            </w:pPr>
+          <w:p>
+            <w:r>
+              <w:t>1. Người dùng xem chi tiết hiện vật (không yêu cầu đăng nhập).</w:t>
+              <w:br/>
+              <w:t>2. Hệ thống hiển thị nút "Lưu Yêu Thích" (biểu tượng trái tim).</w:t>
+              <w:br/>
+              <w:t>3. Người dùng bấm nút "Lưu Yêu Thích".</w:t>
+              <w:br/>
+              <w:t>4. Hệ thống kiểm tra: nếu chưa lưu thì thêm hiện vật vào danh sách yêu thích trên thiết bị (LocalStorage); nếu đã lưu thì hiển thị tùy chọn hủy lưu (A1).</w:t>
+              <w:br/>
+              <w:t>5. Hệ thống cập nhật biểu tượng trạng thái và thông báo "Đã lưu vào danh sách yêu thích".</w:t>
+            </w:r>
           </w:p>
         </w:tc>
       </w:tr>
@@ -7296,18 +6898,8 @@
             <w:tcW w:w="7800" w:type="dxa"/>
           </w:tcPr>
           <w:p>
-            <w:pPr>
-              <w:rPr>
-                <w:sz w:val="26"/>
-                <w:szCs w:val="26"/>
-              </w:rPr>
-            </w:pPr>
-            <w:r>
-              <w:rPr>
-                <w:sz w:val="26"/>
-                <w:szCs w:val="26"/>
-              </w:rPr>
-              <w:t>Hiện vật được thêm vào danh sách yêu thích của tài khoản người dùng.</w:t>
+            <w:r>
+              <w:t>Hiện vật được lưu vào danh sách yêu thích trực tiếp trên thiết bị của người dùng (hỗ trợ lưu bền vững qua LocalStorage).</w:t>
             </w:r>
           </w:p>
         </w:tc>
@@ -12414,31 +12006,8 @@
         <w:pStyle w:val="Heading2"/>
         <w:spacing w:before="260" w:after="120"/>
       </w:pPr>
-      <w:bookmarkStart w:id="14" w:name="_Toc243643258"/>
       <w:r>
-        <w:t>3</w:t>
-      </w:r>
-      <w:r>
-        <w:t>.</w:t>
-      </w:r>
-      <w:r>
-        <w:t>10</w:t>
-      </w:r>
-      <w:r>
-        <w:t xml:space="preserve"> U</w:t>
-      </w:r>
-      <w:r>
-        <w:t>S</w:t>
-      </w:r>
-      <w:r>
-        <w:t>C10</w:t>
-      </w:r>
-      <w:r>
-        <w:t xml:space="preserve"> — </w:t>
-      </w:r>
-      <w:bookmarkEnd w:id="14"/>
-      <w:r>
-        <w:t>Quản lý phiên</w:t>
+        <w:t>3.10 USC10 — Quản Lý Phiên Tham Quan &amp; Mã QR</w:t>
       </w:r>
     </w:p>
     <w:p>
@@ -12578,18 +12147,8 @@
             </w:tcMar>
           </w:tcPr>
           <w:p>
-            <w:pPr>
-              <w:spacing w:after="40"/>
-            </w:pPr>
-            <w:r>
-              <w:rPr>
-                <w:b/>
-                <w:bCs/>
-                <w:color w:val="FFFFFF"/>
-                <w:sz w:val="26"/>
-                <w:szCs w:val="26"/>
-              </w:rPr>
-              <w:t>USC10: Quản Lý Phiên Tham Quan (QuanLyPhien)</w:t>
+            <w:r>
+              <w:t>USC10: Quản Lý Phiên Tham Quan &amp; Mã QR (QuanLyPhienVaMaQR)</w:t>
             </w:r>
           </w:p>
         </w:tc>
@@ -12773,16 +12332,8 @@
             </w:tcMar>
           </w:tcPr>
           <w:p>
-            <w:pPr>
-              <w:spacing w:after="40"/>
-            </w:pPr>
-            <w:r>
-              <w:rPr>
-                <w:rFonts w:ascii="Arial" w:eastAsia="Arial" w:hAnsi="Arial" w:cs="Arial"/>
-                <w:sz w:val="22"/>
-                <w:szCs w:val="22"/>
-              </w:rPr>
-              <w:t>Cho phép Admin tạo mới, chỉnh sửa, xóa và theo dõi các phiên tham quan (ca mở cửa, đoàn tham quan chuyên biệt). Mỗi phiên có mã riêng, khung thời gian, ghi chú và số liệu số khách, số lượt nghe, giúp hệ thống thống kê lượt nghe chính xác theo từng ca và từng đoàn (USC12).</w:t>
+            <w:r>
+              <w:t>Cho phép Admin tạo mới, chỉnh sửa, xóa và theo dõi các phiên tham quan (ca mở cửa, đoàn tham quan chuyên biệt), đồng thời cấu hình và xuất mã QR tương ứng cho cổng đón tiếp và từng hiện vật. Mỗi phiên có mã riêng, khung thời gian, ghi chú và số liệu số khách, số lượt nghe, giúp hệ thống thống kê lượt nghe chính xác theo từng ca và từng đoàn (USC12).</w:t>
             </w:r>
           </w:p>
         </w:tc>
@@ -18817,26 +18368,8 @@
         <w:pStyle w:val="Heading2"/>
         <w:spacing w:before="260" w:after="120"/>
       </w:pPr>
-      <w:bookmarkStart w:id="18" w:name="_Toc243643262"/>
       <w:r>
-        <w:lastRenderedPageBreak/>
-        <w:t>3.14</w:t>
-      </w:r>
-      <w:r>
-        <w:t xml:space="preserve"> U</w:t>
-      </w:r>
-      <w:r>
-        <w:t>S</w:t>
-      </w:r>
-      <w:r>
-        <w:t>C14</w:t>
-      </w:r>
-      <w:r>
-        <w:t xml:space="preserve"> — </w:t>
-      </w:r>
-      <w:bookmarkEnd w:id="18"/>
-      <w:r>
-        <w:t>Định vị vị trí</w:t>
+        <w:t>3.14 USC14 — Định Vị Vị Trí &amp; Tự Động Thuyết Minh</w:t>
       </w:r>
     </w:p>
     <w:p>
@@ -19000,18 +18533,8 @@
             </w:tcMar>
           </w:tcPr>
           <w:p>
-            <w:pPr>
-              <w:spacing w:after="40"/>
-            </w:pPr>
-            <w:r>
-              <w:rPr>
-                <w:b/>
-                <w:bCs/>
-                <w:color w:val="FFFFFF"/>
-                <w:sz w:val="26"/>
-                <w:szCs w:val="26"/>
-              </w:rPr>
-              <w:t>USC14: Định Vị Vị Trí (DinhViViTri)</w:t>
+            <w:r>
+              <w:t>USC14: Định Vị Vị Trí &amp; Tự Động Thuyết Minh (DinhViViTriVaTuDongThuyetMinh)</w:t>
             </w:r>
           </w:p>
         </w:tc>
@@ -19195,16 +18718,8 @@
             </w:tcMar>
           </w:tcPr>
           <w:p>
-            <w:pPr>
-              <w:spacing w:after="40"/>
-            </w:pPr>
-            <w:r>
-              <w:rPr>
-                <w:rFonts w:ascii="Arial" w:eastAsia="Arial" w:hAnsi="Arial" w:cs="Arial"/>
-                <w:sz w:val="22"/>
-                <w:szCs w:val="22"/>
-              </w:rPr>
-              <w:t>Xác định và cập nhật liên tục vị trí của người dùng trong khu trưng bày sau khi quét mã QR một lần, đối chiếu với tọa độ các hiện vật để nhận biết người dùng đang đến gần hiện vật nào và tự động kích hoạt thuyết minh tương ứng mà không cần quét lại. Use case được kích hoạt từ {Quét Mã QR} (bước tự động tracking) và dùng dữ liệu sơ đồ từ {Quản Lý Sơ Đồ}.</w:t>
+            <w:r>
+              <w:t>Xác định và cập nhật liên tục vị trí của người dùng trong khu trưng bày thông qua cơ chế lai: quét mã QR tại cổng hoặc hiện vật làm mốc neo xuất phát (anchorArtifactId) và tự động kích hoạt GPS theo dõi độ chính xác cao. Hệ thống đối chiếu tọa độ với bán kính kích hoạt của các hiện vật (mặc định 12m), hiển thị pin "Bạn đang ở đây" trên sơ đồ tầng, và tự động đề xuất/kích hoạt thuyết minh tương ứng khi đến gần mà không cần quét lại.</w:t>
             </w:r>
           </w:p>
         </w:tc>
@@ -20879,15 +20394,332 @@
           <w:szCs w:val="26"/>
         </w:rPr>
       </w:pPr>
+      <w:r/>
+    </w:p>
+    <w:p>
+      <w:pPr>
+        <w:pStyle w:val="Heading2"/>
+      </w:pPr>
       <w:r>
-        <w:rPr>
-          <w:rFonts w:ascii="Courier New" w:hAnsi="Courier New" w:cs="Courier New"/>
-          <w:sz w:val="2"/>
-          <w:szCs w:val="2"/>
-          <w:shd w:val="clear" w:color="auto" w:fill="ECECEC"/>
-        </w:rPr>
-        <w:lastRenderedPageBreak/>
-        <w:t>%3CmxGraphModel%3E%3Croot%3E%3CmxCell%20id%3D%220%22%2F%3E%3CmxCell%20id%3D%221%22%20parent%3D%220%22%2F%3E%3CmxCell%20id%3D%222%22%20parent%3D%221%22%20style%3D%22rounded%3D1%3BwhiteSpace%3Dwrap%3Bhtml%3D1%3BroundedPerimeter%3D1%3B%22%20value%3D%22H%E1%BB%87%20th%E1%BB%91ng%20d%E1%BB%ABng%20l%E1%BA%A1i%22%20vertex%3D%221%22%3E%3CmxGeometry%20height%3D%2260%22%20width%3D%22120%22%20x%3D%22530%22%20y%3D%221660%22%20as%3D%22geometry%22%2F%3E%3C%2FmxCell%3E%3C%2Froot%3E%3C%2FmxGraphModel%3E</w:t>
+        <w:t>3.15 USC15 — Lưu Trữ &amp; Phân Phối Tệp Âm Thanh</w:t>
+      </w:r>
+    </w:p>
+    <w:p>
+      <w:r>
+        <w:rPr>
+          <w:i/>
+        </w:rPr>
+        <w:t>Sơ đồ Use Case — USC15</w:t>
+      </w:r>
+    </w:p>
+    <w:tbl>
+      <w:tblPr>
+        <w:tblW w:type="auto" w:w="0"/>
+        <w:jc w:val="center"/>
+        <w:tblLook w:firstColumn="1" w:firstRow="1" w:lastColumn="0" w:lastRow="0" w:noHBand="0" w:noVBand="1" w:val="04A0"/>
+      </w:tblPr>
+      <w:tblGrid>
+        <w:gridCol w:w="4680"/>
+        <w:gridCol w:w="4680"/>
+      </w:tblGrid>
+      <w:tr>
+        <w:tc>
+          <w:tcPr>
+            <w:tcW w:type="dxa" w:w="4680"/>
+          </w:tcPr>
+          <w:p>
+            <w:r>
+              <w:rPr>
+                <w:b/>
+              </w:rPr>
+              <w:t>USC15: Lưu Trữ &amp; Phân Phối Tệp Âm Thanh (LuuTruVaPhanPhoiTepAmThanh)</w:t>
+            </w:r>
+          </w:p>
+        </w:tc>
+        <w:tc>
+          <w:tcPr>
+            <w:tcW w:type="dxa" w:w="4680"/>
+          </w:tcPr>
+          <w:p>
+            <w:r>
+              <w:rPr>
+                <w:b/>
+              </w:rPr>
+              <w:t>USC15: Lưu Trữ &amp; Phân Phối Tệp Âm Thanh (LuuTruVaPhanPhoiTepAmThanh)</w:t>
+            </w:r>
+          </w:p>
+        </w:tc>
+      </w:tr>
+      <w:tr>
+        <w:tc>
+          <w:tcPr>
+            <w:tcW w:type="dxa" w:w="4680"/>
+          </w:tcPr>
+          <w:p>
+            <w:r>
+              <w:t>Tác nhân (Actor):</w:t>
+            </w:r>
+          </w:p>
+        </w:tc>
+        <w:tc>
+          <w:tcPr>
+            <w:tcW w:type="dxa" w:w="4680"/>
+          </w:tcPr>
+          <w:p>
+            <w:r>
+              <w:t>Admin, Thiết Bị Lưu Âm Thanh (Web CDN / Static Audio Server)</w:t>
+            </w:r>
+          </w:p>
+        </w:tc>
+      </w:tr>
+      <w:tr>
+        <w:tc>
+          <w:tcPr>
+            <w:tcW w:type="dxa" w:w="4680"/>
+          </w:tcPr>
+          <w:p>
+            <w:r>
+              <w:t>Mức độ hoàn thiện:</w:t>
+            </w:r>
+          </w:p>
+        </w:tc>
+        <w:tc>
+          <w:tcPr>
+            <w:tcW w:type="dxa" w:w="4680"/>
+          </w:tcPr>
+          <w:p>
+            <w:r>
+              <w:t>Focused</w:t>
+            </w:r>
+          </w:p>
+        </w:tc>
+      </w:tr>
+      <w:tr>
+        <w:tc>
+          <w:tcPr>
+            <w:tcW w:type="dxa" w:w="4680"/>
+          </w:tcPr>
+          <w:p>
+            <w:r>
+              <w:t>Mô tả tóm tắt:</w:t>
+            </w:r>
+          </w:p>
+        </w:tc>
+        <w:tc>
+          <w:tcPr>
+            <w:tcW w:type="dxa" w:w="4680"/>
+          </w:tcPr>
+          <w:p>
+            <w:r>
+              <w:t>Lưu trữ và phân phối tệp âm thanh thuyết minh tĩnh (kèm thông tin hiện vật, ngôn ngữ) lên Thiết Bị Lưu Âm Thanh / Web CDN để phục vụ việc phát luồng qua giao thức HTTP/HTTPS. Use case này phối hợp cùng {Quản Lý Tệp Âm Thanh} («include») để nhận tệp và thông tin do Admin cung cấp.</w:t>
+            </w:r>
+          </w:p>
+        </w:tc>
+      </w:tr>
+      <w:tr>
+        <w:tc>
+          <w:tcPr>
+            <w:tcW w:type="dxa" w:w="4680"/>
+          </w:tcPr>
+          <w:p>
+            <w:r>
+              <w:t>Điều kiện tiên quyết:</w:t>
+            </w:r>
+          </w:p>
+        </w:tc>
+        <w:tc>
+          <w:tcPr>
+            <w:tcW w:type="dxa" w:w="4680"/>
+          </w:tcPr>
+          <w:p>
+            <w:r>
+              <w:t>- Thiết Bị Lưu Âm Thanh / Web CDN sẵn sàng tiếp nhận và phục vụ tệp.</w:t>
+              <w:br/>
+              <w:t>- Tệp âm thanh và thông tin kèm theo đã được Admin cung cấp qua {Quản Lý Tệp Âm Thanh}.</w:t>
+            </w:r>
+          </w:p>
+        </w:tc>
+      </w:tr>
+      <w:tr>
+        <w:tc>
+          <w:tcPr>
+            <w:tcW w:type="dxa" w:w="4680"/>
+          </w:tcPr>
+          <w:p>
+            <w:r>
+              <w:t>Dòng sự kiện chính:</w:t>
+            </w:r>
+          </w:p>
+        </w:tc>
+        <w:tc>
+          <w:tcPr>
+            <w:tcW w:type="dxa" w:w="4680"/>
+          </w:tcPr>
+          <w:p>
+            <w:r>
+              <w:t>1. Hệ thống tiếp nhận tệp âm thanh thuyết minh và thông tin kèm theo (hiện vật, ngôn ngữ) từ use case {Quản Lý Tệp Âm Thanh}.</w:t>
+              <w:br/>
+              <w:t>2. Hệ thống kiểm tra tệp: đúng định dạng âm thanh (.mp3) và dung lượng trong giới hạn cho phép (E1).</w:t>
+              <w:br/>
+              <w:t>3. Hệ thống kiểm tra tệp đã tồn tại chưa (A1), tạo ID tệp và gửi yêu cầu lưu kèm dữ liệu đến kho lưu trữ.</w:t>
+              <w:br/>
+              <w:t>4. Thiết Bị Lưu Âm Thanh / Kho lưu trữ kiểm tra hạn mức dung lượng trống (E2).</w:t>
+              <w:br/>
+              <w:t>5. Thiết bị ghi tệp lên bộ nhớ và kiểm tra tính toàn vẹn (E3).</w:t>
+              <w:br/>
+              <w:t>6. Thiết bị trả kết quả thành công kèm đường dẫn URL tệp audio.</w:t>
+              <w:br/>
+              <w:t>7. Hệ thống cập nhật thông tin đường dẫn tệp vào CSDL/Store và thông báo "Lưu tệp âm thanh thành công". Use case kết thúc.</w:t>
+            </w:r>
+          </w:p>
+        </w:tc>
+      </w:tr>
+      <w:tr>
+        <w:tc>
+          <w:tcPr>
+            <w:tcW w:type="dxa" w:w="4680"/>
+          </w:tcPr>
+          <w:p>
+            <w:r>
+              <w:t>Luồng thay thế (Alternative):</w:t>
+            </w:r>
+          </w:p>
+        </w:tc>
+        <w:tc>
+          <w:tcPr>
+            <w:tcW w:type="dxa" w:w="4680"/>
+          </w:tcPr>
+          <w:p>
+            <w:r>
+              <w:t>A1 - Ghi đè/thay thế tệp đã có: Tại bước 3, nếu đã tồn tại tệp cùng hiện vật và ngôn ngữ, hệ thống cho phép ghi đè tệp mới; tệp cũ chỉ bị thay thế sau khi tệp mới lưu thành công.</w:t>
+            </w:r>
+          </w:p>
+        </w:tc>
+      </w:tr>
+      <w:tr>
+        <w:tc>
+          <w:tcPr>
+            <w:tcW w:type="dxa" w:w="4680"/>
+          </w:tcPr>
+          <w:p>
+            <w:r>
+              <w:t>Luồng ngoại lệ (Exception):</w:t>
+            </w:r>
+          </w:p>
+        </w:tc>
+        <w:tc>
+          <w:tcPr>
+            <w:tcW w:type="dxa" w:w="4680"/>
+          </w:tcPr>
+          <w:p>
+            <w:r>
+              <w:t>E1 - Tệp không hợp lệ: Sai định dạng âm thanh hoặc vượt dung lượng cho phép. Hệ thống báo lỗi và hủy thao tác.</w:t>
+              <w:br/>
+              <w:t>E2 - Hết dung lượng lưu trữ: Hệ thống thông báo lỗi không đủ dung lượng.</w:t>
+              <w:br/>
+              <w:t>E3 - Ghi tệp thất bại hoặc mất kết nối: Hệ thống tự động thử lại, nếu không thành công thì hủy phần tệp ghi dở và báo lỗi.</w:t>
+            </w:r>
+          </w:p>
+        </w:tc>
+      </w:tr>
+      <w:tr>
+        <w:tc>
+          <w:tcPr>
+            <w:tcW w:type="dxa" w:w="4680"/>
+          </w:tcPr>
+          <w:p>
+            <w:r>
+              <w:t>Điều kiện kết thúc:</w:t>
+            </w:r>
+          </w:p>
+        </w:tc>
+        <w:tc>
+          <w:tcPr>
+            <w:tcW w:type="dxa" w:w="4680"/>
+          </w:tcPr>
+          <w:p>
+            <w:r>
+              <w:t>Thành công: Tệp âm thanh được lưu đầy đủ trên kho lưu trữ và đường dẫn tệp được cập nhật vào CSDL/Store.</w:t>
+              <w:br/>
+              <w:t>Thất bại: Không lưu được tệp; hệ thống không giữ lại tệp ghi dở.</w:t>
+            </w:r>
+          </w:p>
+        </w:tc>
+      </w:tr>
+      <w:tr>
+        <w:tc>
+          <w:tcPr>
+            <w:tcW w:type="dxa" w:w="4680"/>
+          </w:tcPr>
+          <w:p>
+            <w:r>
+              <w:t>Sự kiện kích hoạt (Trigger):</w:t>
+            </w:r>
+          </w:p>
+        </w:tc>
+        <w:tc>
+          <w:tcPr>
+            <w:tcW w:type="dxa" w:w="4680"/>
+          </w:tcPr>
+          <w:p>
+            <w:r>
+              <w:t>Admin thêm mới hoặc cập nhật tệp âm thanh thuyết minh cho hiện vật.</w:t>
+            </w:r>
+          </w:p>
+        </w:tc>
+      </w:tr>
+    </w:tbl>
+    <w:p>
+      <w:r>
+        <w:rPr>
+          <w:i/>
+        </w:rPr>
+        <w:t>Sơ đồ hoạt động (Activity Diagram) — USC15</w:t>
+      </w:r>
+    </w:p>
+    <w:p>
+      <w:r>
+        <w:t>Tiến trình: Nhận tệp âm thanh &amp; metadata -&gt; Kiểm tra định dạng audio -&gt; Kiểm tra hạn mức dung lượng -&gt; Ghi tệp toàn vẹn -&gt; Cập nhật URL vào CSDL / Data Store -&gt; Thông báo thành công.</w:t>
+      </w:r>
+    </w:p>
+    <w:p>
+      <w:pPr>
+        <w:pStyle w:val="Heading1"/>
+      </w:pPr>
+      <w:r>
+        <w:t>4. Sơ Đồ Thành Phần (Component Diagram)</w:t>
+      </w:r>
+    </w:p>
+    <w:p>
+      <w:r>
+        <w:t>Sơ đồ thành phần mô tả cấu trúc hệ thống theo kiến trúc SPA Front-end hiện đại và các dịch vụ ngoại vi:</w:t>
+        <w:br/>
+        <w:t>1. Phân hệ Khách Tham Quan (Visitor App): Gồm VisitorLayout (Router QR &amp; GPS), TrackingPanel (theo dõi vị trí &amp; đề xuất chuyển/nghe lại), AudioPlayer &amp; Subtitles (phát audio &amp; phụ đề karaoke từng giây), FloorMapView (bản đồ tương tác đa tầng &amp; halo vị trí "Bạn đang ở đây"), ExploreView (tìm kiếm theo tên, mã số ART-xxx, mô tả), ArtifactDetailView (nội dung chi tiết hiện vật).</w:t>
+        <w:br/>
+        <w:t>2. Phân hệ Quản Trị (Admin App): Gồm AdminLoginView (bảo mật khóa tạm thời 5 phút khi nhập sai quá 5 lần liên tiếp), AdminDashboard (thống kê lượt nghe theo phiên và hiện vật), ArtifactsManageView (CRUD hiện vật, cấu hình tọa độ GPS vĩ độ/kinh độ &amp; bán kính kích hoạt triggerRadius), SessionsManageView (quản lý phiên tham quan &amp; xuất mã QR đón tiếp tại cổng).</w:t>
+        <w:br/>
+        <w:t>3. Khối Core Modules &amp; Shared Services: geofence.ts (tính khoảng cách Haversine &amp; vùng kích hoạt), qrHelper.ts (giải mã QR &amp; deep link), loginLock.ts (động cơ bảo mật lockout), các Zustand stores (geofenceStore, audioStore, favoritesStore, languageStore, sessionStore) và api.ts (mock data &amp; lưu trữ LocalStorage bền vững).</w:t>
+        <w:br/>
+        <w:t>4. Hạ tầng Lưu trữ &amp; Dịch vụ: GitHub Pages (lưu trữ mã nguồn tĩnh HTML/JS/CSS, âm thanh MP3 và hình ảnh sơ đồ) kết hợp dịch vụ ntfy.sh phục vụ giám sát và telemetry thời gian thực.</w:t>
+      </w:r>
+    </w:p>
+    <w:p>
+      <w:pPr>
+        <w:pStyle w:val="Heading1"/>
+      </w:pPr>
+      <w:r>
+        <w:t>5. Sơ Đồ Triển Khai (Deployment Diagram)</w:t>
+      </w:r>
+    </w:p>
+    <w:p>
+      <w:r>
+        <w:t>Sơ đồ triển khai xác định môi trường thực thi và hạ tầng mạng của hệ thống:</w:t>
+        <w:br/>
+        <w:t>1. Nút Thiết bị Người dùng (Client Device - Mobile / Desktop): Chạy trên trình duyệt Web hiện đại (Chrome, Safari, Edge, Firefox), tận dụng trực tiếp các Web API chuẩn mực: HTML5 Web Audio API (phát luồng âm thanh), HTML5 Geolocation API (định vị GPS độ chính xác cao), HTML5 MediaDevices / Camera API (quét mã QR trực tiếp qua camera), và Browser LocalStorage (lưu hiện vật yêu thích, token và cài đặt người dùng mà không cần cài đặt ứng dụng).</w:t>
+        <w:br/>
+        <w:t>2. Nút Hạ tầng GitHub Pages (Nginx CDN HTTPS :443): Đóng gói bản dựng Vite SPA, tệp chỉ mục index.html, các tài sản âm thanh public/audio/*.mp3 và hình ảnh sơ đồ public/images/*.png, phân phối toàn cầu với độ trễ thấp và bảo mật SSL/TLS.</w:t>
+        <w:br/>
+        <w:t>3. Nút Hạ tầng Giám Sát / Analytics (ntfy.sh HTTPS Gateway): Tiếp nhận các sự kiện thống kê, lượt nghe và phiên tham quan qua giao thức HTTPS POST.</w:t>
       </w:r>
     </w:p>
     <w:sectPr>

--- a/docs/requirements/assets/DacTaUseCase.docx
+++ b/docs/requirements/assets/DacTaUseCase.docx
@@ -20395,292 +20395,6 @@
         </w:rPr>
       </w:pPr>
       <w:r/>
-    </w:p>
-    <w:p>
-      <w:pPr>
-        <w:pStyle w:val="Heading2"/>
-      </w:pPr>
-      <w:r>
-        <w:t>3.15 USC15 — Lưu Trữ &amp; Phân Phối Tệp Âm Thanh</w:t>
-      </w:r>
-    </w:p>
-    <w:p>
-      <w:r>
-        <w:rPr>
-          <w:i/>
-        </w:rPr>
-        <w:t>Sơ đồ Use Case — USC15</w:t>
-      </w:r>
-    </w:p>
-    <w:tbl>
-      <w:tblPr>
-        <w:tblW w:type="auto" w:w="0"/>
-        <w:jc w:val="center"/>
-        <w:tblLook w:firstColumn="1" w:firstRow="1" w:lastColumn="0" w:lastRow="0" w:noHBand="0" w:noVBand="1" w:val="04A0"/>
-      </w:tblPr>
-      <w:tblGrid>
-        <w:gridCol w:w="4680"/>
-        <w:gridCol w:w="4680"/>
-      </w:tblGrid>
-      <w:tr>
-        <w:tc>
-          <w:tcPr>
-            <w:tcW w:type="dxa" w:w="4680"/>
-          </w:tcPr>
-          <w:p>
-            <w:r>
-              <w:rPr>
-                <w:b/>
-              </w:rPr>
-              <w:t>USC15: Lưu Trữ &amp; Phân Phối Tệp Âm Thanh (LuuTruVaPhanPhoiTepAmThanh)</w:t>
-            </w:r>
-          </w:p>
-        </w:tc>
-        <w:tc>
-          <w:tcPr>
-            <w:tcW w:type="dxa" w:w="4680"/>
-          </w:tcPr>
-          <w:p>
-            <w:r>
-              <w:rPr>
-                <w:b/>
-              </w:rPr>
-              <w:t>USC15: Lưu Trữ &amp; Phân Phối Tệp Âm Thanh (LuuTruVaPhanPhoiTepAmThanh)</w:t>
-            </w:r>
-          </w:p>
-        </w:tc>
-      </w:tr>
-      <w:tr>
-        <w:tc>
-          <w:tcPr>
-            <w:tcW w:type="dxa" w:w="4680"/>
-          </w:tcPr>
-          <w:p>
-            <w:r>
-              <w:t>Tác nhân (Actor):</w:t>
-            </w:r>
-          </w:p>
-        </w:tc>
-        <w:tc>
-          <w:tcPr>
-            <w:tcW w:type="dxa" w:w="4680"/>
-          </w:tcPr>
-          <w:p>
-            <w:r>
-              <w:t>Admin, Thiết Bị Lưu Âm Thanh (Web CDN / Static Audio Server)</w:t>
-            </w:r>
-          </w:p>
-        </w:tc>
-      </w:tr>
-      <w:tr>
-        <w:tc>
-          <w:tcPr>
-            <w:tcW w:type="dxa" w:w="4680"/>
-          </w:tcPr>
-          <w:p>
-            <w:r>
-              <w:t>Mức độ hoàn thiện:</w:t>
-            </w:r>
-          </w:p>
-        </w:tc>
-        <w:tc>
-          <w:tcPr>
-            <w:tcW w:type="dxa" w:w="4680"/>
-          </w:tcPr>
-          <w:p>
-            <w:r>
-              <w:t>Focused</w:t>
-            </w:r>
-          </w:p>
-        </w:tc>
-      </w:tr>
-      <w:tr>
-        <w:tc>
-          <w:tcPr>
-            <w:tcW w:type="dxa" w:w="4680"/>
-          </w:tcPr>
-          <w:p>
-            <w:r>
-              <w:t>Mô tả tóm tắt:</w:t>
-            </w:r>
-          </w:p>
-        </w:tc>
-        <w:tc>
-          <w:tcPr>
-            <w:tcW w:type="dxa" w:w="4680"/>
-          </w:tcPr>
-          <w:p>
-            <w:r>
-              <w:t>Lưu trữ và phân phối tệp âm thanh thuyết minh tĩnh (kèm thông tin hiện vật, ngôn ngữ) lên Thiết Bị Lưu Âm Thanh / Web CDN để phục vụ việc phát luồng qua giao thức HTTP/HTTPS. Use case này phối hợp cùng {Quản Lý Tệp Âm Thanh} («include») để nhận tệp và thông tin do Admin cung cấp.</w:t>
-            </w:r>
-          </w:p>
-        </w:tc>
-      </w:tr>
-      <w:tr>
-        <w:tc>
-          <w:tcPr>
-            <w:tcW w:type="dxa" w:w="4680"/>
-          </w:tcPr>
-          <w:p>
-            <w:r>
-              <w:t>Điều kiện tiên quyết:</w:t>
-            </w:r>
-          </w:p>
-        </w:tc>
-        <w:tc>
-          <w:tcPr>
-            <w:tcW w:type="dxa" w:w="4680"/>
-          </w:tcPr>
-          <w:p>
-            <w:r>
-              <w:t>- Thiết Bị Lưu Âm Thanh / Web CDN sẵn sàng tiếp nhận và phục vụ tệp.</w:t>
-              <w:br/>
-              <w:t>- Tệp âm thanh và thông tin kèm theo đã được Admin cung cấp qua {Quản Lý Tệp Âm Thanh}.</w:t>
-            </w:r>
-          </w:p>
-        </w:tc>
-      </w:tr>
-      <w:tr>
-        <w:tc>
-          <w:tcPr>
-            <w:tcW w:type="dxa" w:w="4680"/>
-          </w:tcPr>
-          <w:p>
-            <w:r>
-              <w:t>Dòng sự kiện chính:</w:t>
-            </w:r>
-          </w:p>
-        </w:tc>
-        <w:tc>
-          <w:tcPr>
-            <w:tcW w:type="dxa" w:w="4680"/>
-          </w:tcPr>
-          <w:p>
-            <w:r>
-              <w:t>1. Hệ thống tiếp nhận tệp âm thanh thuyết minh và thông tin kèm theo (hiện vật, ngôn ngữ) từ use case {Quản Lý Tệp Âm Thanh}.</w:t>
-              <w:br/>
-              <w:t>2. Hệ thống kiểm tra tệp: đúng định dạng âm thanh (.mp3) và dung lượng trong giới hạn cho phép (E1).</w:t>
-              <w:br/>
-              <w:t>3. Hệ thống kiểm tra tệp đã tồn tại chưa (A1), tạo ID tệp và gửi yêu cầu lưu kèm dữ liệu đến kho lưu trữ.</w:t>
-              <w:br/>
-              <w:t>4. Thiết Bị Lưu Âm Thanh / Kho lưu trữ kiểm tra hạn mức dung lượng trống (E2).</w:t>
-              <w:br/>
-              <w:t>5. Thiết bị ghi tệp lên bộ nhớ và kiểm tra tính toàn vẹn (E3).</w:t>
-              <w:br/>
-              <w:t>6. Thiết bị trả kết quả thành công kèm đường dẫn URL tệp audio.</w:t>
-              <w:br/>
-              <w:t>7. Hệ thống cập nhật thông tin đường dẫn tệp vào CSDL/Store và thông báo "Lưu tệp âm thanh thành công". Use case kết thúc.</w:t>
-            </w:r>
-          </w:p>
-        </w:tc>
-      </w:tr>
-      <w:tr>
-        <w:tc>
-          <w:tcPr>
-            <w:tcW w:type="dxa" w:w="4680"/>
-          </w:tcPr>
-          <w:p>
-            <w:r>
-              <w:t>Luồng thay thế (Alternative):</w:t>
-            </w:r>
-          </w:p>
-        </w:tc>
-        <w:tc>
-          <w:tcPr>
-            <w:tcW w:type="dxa" w:w="4680"/>
-          </w:tcPr>
-          <w:p>
-            <w:r>
-              <w:t>A1 - Ghi đè/thay thế tệp đã có: Tại bước 3, nếu đã tồn tại tệp cùng hiện vật và ngôn ngữ, hệ thống cho phép ghi đè tệp mới; tệp cũ chỉ bị thay thế sau khi tệp mới lưu thành công.</w:t>
-            </w:r>
-          </w:p>
-        </w:tc>
-      </w:tr>
-      <w:tr>
-        <w:tc>
-          <w:tcPr>
-            <w:tcW w:type="dxa" w:w="4680"/>
-          </w:tcPr>
-          <w:p>
-            <w:r>
-              <w:t>Luồng ngoại lệ (Exception):</w:t>
-            </w:r>
-          </w:p>
-        </w:tc>
-        <w:tc>
-          <w:tcPr>
-            <w:tcW w:type="dxa" w:w="4680"/>
-          </w:tcPr>
-          <w:p>
-            <w:r>
-              <w:t>E1 - Tệp không hợp lệ: Sai định dạng âm thanh hoặc vượt dung lượng cho phép. Hệ thống báo lỗi và hủy thao tác.</w:t>
-              <w:br/>
-              <w:t>E2 - Hết dung lượng lưu trữ: Hệ thống thông báo lỗi không đủ dung lượng.</w:t>
-              <w:br/>
-              <w:t>E3 - Ghi tệp thất bại hoặc mất kết nối: Hệ thống tự động thử lại, nếu không thành công thì hủy phần tệp ghi dở và báo lỗi.</w:t>
-            </w:r>
-          </w:p>
-        </w:tc>
-      </w:tr>
-      <w:tr>
-        <w:tc>
-          <w:tcPr>
-            <w:tcW w:type="dxa" w:w="4680"/>
-          </w:tcPr>
-          <w:p>
-            <w:r>
-              <w:t>Điều kiện kết thúc:</w:t>
-            </w:r>
-          </w:p>
-        </w:tc>
-        <w:tc>
-          <w:tcPr>
-            <w:tcW w:type="dxa" w:w="4680"/>
-          </w:tcPr>
-          <w:p>
-            <w:r>
-              <w:t>Thành công: Tệp âm thanh được lưu đầy đủ trên kho lưu trữ và đường dẫn tệp được cập nhật vào CSDL/Store.</w:t>
-              <w:br/>
-              <w:t>Thất bại: Không lưu được tệp; hệ thống không giữ lại tệp ghi dở.</w:t>
-            </w:r>
-          </w:p>
-        </w:tc>
-      </w:tr>
-      <w:tr>
-        <w:tc>
-          <w:tcPr>
-            <w:tcW w:type="dxa" w:w="4680"/>
-          </w:tcPr>
-          <w:p>
-            <w:r>
-              <w:t>Sự kiện kích hoạt (Trigger):</w:t>
-            </w:r>
-          </w:p>
-        </w:tc>
-        <w:tc>
-          <w:tcPr>
-            <w:tcW w:type="dxa" w:w="4680"/>
-          </w:tcPr>
-          <w:p>
-            <w:r>
-              <w:t>Admin thêm mới hoặc cập nhật tệp âm thanh thuyết minh cho hiện vật.</w:t>
-            </w:r>
-          </w:p>
-        </w:tc>
-      </w:tr>
-    </w:tbl>
-    <w:p>
-      <w:r>
-        <w:rPr>
-          <w:i/>
-        </w:rPr>
-        <w:t>Sơ đồ hoạt động (Activity Diagram) — USC15</w:t>
-      </w:r>
-    </w:p>
-    <w:p>
-      <w:r>
-        <w:t>Tiến trình: Nhận tệp âm thanh &amp; metadata -&gt; Kiểm tra định dạng audio -&gt; Kiểm tra hạn mức dung lượng -&gt; Ghi tệp toàn vẹn -&gt; Cập nhật URL vào CSDL / Data Store -&gt; Thông báo thành công.</w:t>
-      </w:r>
     </w:p>
     <w:p>
       <w:pPr>

--- a/docs/requirements/assets/DacTaUseCase.docx
+++ b/docs/requirements/assets/DacTaUseCase.docx
@@ -966,7 +966,7 @@
                 <w:rStyle w:val="Hyperlink"/>
                 <w:noProof/>
               </w:rPr>
-              <w:t>3.10 USC10 — Chỉnh Sửa Mã QR</w:t>
+              <w:t>3.10 USC10 — Quản Lý Phiên Tham Quan &amp; Mã QR</w:t>
             </w:r>
             <w:r>
               <w:rPr>
@@ -1222,7 +1222,7 @@
                 <w:rStyle w:val="Hyperlink"/>
                 <w:noProof/>
               </w:rPr>
-              <w:t>3.14 USC14 — Phát Luồng Dữ Liệu Âm Thanh</w:t>
+              <w:t>3.14 USC14 — Định Vị Vị Trí &amp; Tự Động Thuyết Minh</w:t>
             </w:r>
             <w:r>
               <w:rPr>
@@ -1258,70 +1258,6 @@
                 <w:noProof/>
               </w:rPr>
               <w:t>43</w:t>
-            </w:r>
-            <w:r>
-              <w:rPr>
-                <w:noProof/>
-              </w:rPr>
-              <w:fldChar w:fldCharType="end"/>
-            </w:r>
-          </w:hyperlink>
-        </w:p>
-        <w:p>
-          <w:pPr>
-            <w:pStyle w:val="TOC2"/>
-            <w:tabs>
-              <w:tab w:val="right" w:leader="dot" w:pos="9350"/>
-            </w:tabs>
-            <w:rPr>
-              <w:rFonts w:asciiTheme="minorHAnsi" w:eastAsiaTheme="minorEastAsia" w:hAnsiTheme="minorHAnsi" w:cstheme="minorBidi"/>
-              <w:noProof/>
-              <w:sz w:val="22"/>
-              <w:szCs w:val="22"/>
-            </w:rPr>
-          </w:pPr>
-          <w:hyperlink w:anchor="_Toc243643263" w:history="1">
-            <w:r>
-              <w:rPr>
-                <w:rStyle w:val="Hyperlink"/>
-                <w:noProof/>
-              </w:rPr>
-              <w:t>3.15 USC15 — Lưu Trữ Tệp Âm Thanh</w:t>
-            </w:r>
-            <w:r>
-              <w:rPr>
-                <w:noProof/>
-              </w:rPr>
-              <w:tab/>
-            </w:r>
-            <w:r>
-              <w:rPr>
-                <w:noProof/>
-              </w:rPr>
-              <w:fldChar w:fldCharType="begin"/>
-            </w:r>
-            <w:r>
-              <w:rPr>
-                <w:noProof/>
-              </w:rPr>
-              <w:instrText xml:space="preserve"> PAGEREF _Toc243643263 \h </w:instrText>
-            </w:r>
-            <w:r>
-              <w:rPr>
-                <w:noProof/>
-              </w:rPr>
-            </w:r>
-            <w:r>
-              <w:rPr>
-                <w:noProof/>
-              </w:rPr>
-              <w:fldChar w:fldCharType="separate"/>
-            </w:r>
-            <w:r>
-              <w:rPr>
-                <w:noProof/>
-              </w:rPr>
-              <w:t>46</w:t>
             </w:r>
             <w:r>
               <w:rPr>

--- a/docs/requirements/assets/DacTaUseCase.docx
+++ b/docs/requirements/assets/DacTaUseCase.docx
@@ -710,7 +710,7 @@
                 <w:rStyle w:val="Hyperlink"/>
                 <w:noProof/>
               </w:rPr>
-              <w:t>3.6 USC6 — Xem Hồ Sơ Bảo Tàng</w:t>
+              <w:t>3.6 USC06 — Xem Hồ Sơ Bảo Tàng</w:t>
             </w:r>
             <w:r>
               <w:rPr>
@@ -7053,27 +7053,9 @@
         <w:pStyle w:val="Heading2"/>
         <w:spacing w:before="260" w:after="120"/>
       </w:pPr>
-      <w:bookmarkStart w:id="9" w:name="_Toc243643254"/>
       <w:r>
-        <w:lastRenderedPageBreak/>
-        <w:t>3</w:t>
+        <w:t>3.6 USC06 — Xem Hồ Sơ Bảo Tàng</w:t>
       </w:r>
-      <w:r>
-        <w:t>.6</w:t>
-      </w:r>
-      <w:r>
-        <w:t xml:space="preserve"> U</w:t>
-      </w:r>
-      <w:r>
-        <w:t>S</w:t>
-      </w:r>
-      <w:r>
-        <w:t>C6</w:t>
-      </w:r>
-      <w:r>
-        <w:t xml:space="preserve"> — Xem Hồ Sơ Bảo Tàng</w:t>
-      </w:r>
-      <w:bookmarkEnd w:id="9"/>
     </w:p>
     <w:p>
       <w:pPr>
@@ -8325,31 +8307,8 @@
             <w:shd w:val="clear" w:color="auto" w:fill="2F5496"/>
           </w:tcPr>
           <w:p>
-            <w:pPr>
-              <w:rPr>
-                <w:sz w:val="26"/>
-                <w:szCs w:val="26"/>
-              </w:rPr>
-            </w:pPr>
-            <w:r>
-              <w:rPr>
-                <w:b/>
-                <w:bCs/>
-                <w:color w:val="FFFFFF"/>
-                <w:sz w:val="26"/>
-                <w:szCs w:val="26"/>
-              </w:rPr>
-              <w:t>USC18</w:t>
-            </w:r>
-            <w:r>
-              <w:rPr>
-                <w:b/>
-                <w:bCs/>
-                <w:color w:val="FFFFFF"/>
-                <w:sz w:val="26"/>
-                <w:szCs w:val="26"/>
-              </w:rPr>
-              <w:t>: Xem Phụ Đề (XemPhuDe)</w:t>
+            <w:r>
+              <w:t>USC07: Xem Phụ Đề (XemPhuDe)</w:t>
             </w:r>
           </w:p>
         </w:tc>
@@ -9420,41 +9379,8 @@
             <w:shd w:val="clear" w:color="auto" w:fill="2F5496"/>
           </w:tcPr>
           <w:p>
-            <w:pPr>
-              <w:rPr>
-                <w:sz w:val="26"/>
-                <w:szCs w:val="26"/>
-              </w:rPr>
-            </w:pPr>
-            <w:r>
-              <w:rPr>
-                <w:b/>
-                <w:bCs/>
-                <w:color w:val="FFFFFF"/>
-                <w:sz w:val="26"/>
-                <w:szCs w:val="26"/>
-              </w:rPr>
-              <w:t>U</w:t>
-            </w:r>
-            <w:r>
-              <w:rPr>
-                <w:b/>
-                <w:bCs/>
-                <w:color w:val="FFFFFF"/>
-                <w:sz w:val="26"/>
-                <w:szCs w:val="26"/>
-              </w:rPr>
-              <w:t>S</w:t>
-            </w:r>
-            <w:r>
-              <w:rPr>
-                <w:b/>
-                <w:bCs/>
-                <w:color w:val="FFFFFF"/>
-                <w:sz w:val="26"/>
-                <w:szCs w:val="26"/>
-              </w:rPr>
-              <w:t>C15: Tìm Kiếm (TimKiem)</w:t>
+            <w:r>
+              <w:t>USC08: Tìm Kiếm (TimKiem)</w:t>
             </w:r>
           </w:p>
         </w:tc>
@@ -10623,62 +10549,8 @@
             </w:tcMar>
           </w:tcPr>
           <w:p>
-            <w:pPr>
-              <w:spacing w:after="40"/>
-              <w:rPr>
-                <w:sz w:val="26"/>
-                <w:szCs w:val="26"/>
-              </w:rPr>
-            </w:pPr>
-            <w:r>
-              <w:rPr>
-                <w:b/>
-                <w:bCs/>
-                <w:color w:val="FFFFFF"/>
-                <w:sz w:val="26"/>
-                <w:szCs w:val="26"/>
-              </w:rPr>
-              <w:t>U</w:t>
-            </w:r>
-            <w:r>
-              <w:rPr>
-                <w:b/>
-                <w:bCs/>
-                <w:color w:val="FFFFFF"/>
-                <w:sz w:val="26"/>
-                <w:szCs w:val="26"/>
-              </w:rPr>
-              <w:t>S</w:t>
-            </w:r>
-            <w:r>
-              <w:rPr>
-                <w:b/>
-                <w:bCs/>
-                <w:color w:val="FFFFFF"/>
-                <w:sz w:val="26"/>
-                <w:szCs w:val="26"/>
-              </w:rPr>
-              <w:t>C</w:t>
-            </w:r>
-            <w:r>
-              <w:rPr>
-                <w:b/>
-                <w:bCs/>
-                <w:color w:val="FFFFFF"/>
-                <w:sz w:val="26"/>
-                <w:szCs w:val="26"/>
-              </w:rPr>
-              <w:t>07</w:t>
-            </w:r>
-            <w:r>
-              <w:rPr>
-                <w:b/>
-                <w:bCs/>
-                <w:color w:val="FFFFFF"/>
-                <w:sz w:val="26"/>
-                <w:szCs w:val="26"/>
-              </w:rPr>
-              <w:t>: Quản Lý Sự Vật (QLSuVat)</w:t>
+            <w:r>
+              <w:t>USC09: Quản Lý Sự Vật (QLSuVat)</w:t>
             </w:r>
           </w:p>
         </w:tc>
@@ -15502,42 +15374,8 @@
             </w:tcMar>
           </w:tcPr>
           <w:p>
-            <w:pPr>
-              <w:spacing w:after="40"/>
-              <w:rPr>
-                <w:sz w:val="26"/>
-                <w:szCs w:val="26"/>
-              </w:rPr>
-            </w:pPr>
-            <w:r>
-              <w:rPr>
-                <w:b/>
-                <w:bCs/>
-                <w:color w:val="FFFFFF"/>
-                <w:sz w:val="26"/>
-                <w:szCs w:val="26"/>
-              </w:rPr>
-              <w:t>U</w:t>
-            </w:r>
-            <w:r>
-              <w:rPr>
-                <w:b/>
-                <w:bCs/>
-                <w:color w:val="FFFFFF"/>
-                <w:sz w:val="26"/>
-                <w:szCs w:val="26"/>
-              </w:rPr>
-              <w:t>S</w:t>
-            </w:r>
-            <w:r>
-              <w:rPr>
-                <w:b/>
-                <w:bCs/>
-                <w:color w:val="FFFFFF"/>
-                <w:sz w:val="26"/>
-                <w:szCs w:val="26"/>
-              </w:rPr>
-              <w:t>C10: Xem Thống Kê Lượt Nghe (XemThongKeLuotNghe)</w:t>
+            <w:r>
+              <w:t>USC12: Xem Thống Kê Lượt Nghe (XemThongKeLuotNghe)</w:t>
             </w:r>
           </w:p>
         </w:tc>
@@ -17022,42 +16860,8 @@
             </w:tcMar>
           </w:tcPr>
           <w:p>
-            <w:pPr>
-              <w:spacing w:after="40"/>
-              <w:rPr>
-                <w:sz w:val="26"/>
-                <w:szCs w:val="26"/>
-              </w:rPr>
-            </w:pPr>
-            <w:r>
-              <w:rPr>
-                <w:b/>
-                <w:bCs/>
-                <w:color w:val="FFFFFF"/>
-                <w:sz w:val="26"/>
-                <w:szCs w:val="26"/>
-              </w:rPr>
-              <w:t>U</w:t>
-            </w:r>
-            <w:r>
-              <w:rPr>
-                <w:b/>
-                <w:bCs/>
-                <w:color w:val="FFFFFF"/>
-                <w:sz w:val="26"/>
-                <w:szCs w:val="26"/>
-              </w:rPr>
-              <w:t>S</w:t>
-            </w:r>
-            <w:r>
-              <w:rPr>
-                <w:b/>
-                <w:bCs/>
-                <w:color w:val="FFFFFF"/>
-                <w:sz w:val="26"/>
-                <w:szCs w:val="26"/>
-              </w:rPr>
-              <w:t>C11: Quản Lý Sơ Đồ (QLSoDo)</w:t>
+            <w:r>
+              <w:t>USC13: Quản Lý Sơ Đồ (QLSoDo)</w:t>
             </w:r>
           </w:p>
         </w:tc>

--- a/docs/requirements/assets/DacTaUseCase.docx
+++ b/docs/requirements/assets/DacTaUseCase.docx
@@ -1,6 +1,6 @@
 
 <file path=word/document.xml><?xml version="1.0" encoding="utf-8"?>
-<w:document xmlns:wpc="http://schemas.microsoft.com/office/word/2010/wordprocessingCanvas" xmlns:mc="http://schemas.openxmlformats.org/markup-compatibility/2006" xmlns:o="urn:schemas-microsoft-com:office:office" xmlns:r="http://schemas.openxmlformats.org/officeDocument/2006/relationships" xmlns:m="http://schemas.openxmlformats.org/officeDocument/2006/math" xmlns:v="urn:schemas-microsoft-com:vml" xmlns:wp14="http://schemas.microsoft.com/office/word/2010/wordprocessingDrawing" xmlns:wp="http://schemas.openxmlformats.org/drawingml/2006/wordprocessingDrawing" xmlns:w10="urn:schemas-microsoft-com:office:word" xmlns:w="http://schemas.openxmlformats.org/wordprocessingml/2006/main" xmlns:w14="http://schemas.microsoft.com/office/word/2010/wordml" xmlns:w15="http://schemas.microsoft.com/office/word/2012/wordml" xmlns:wpg="http://schemas.microsoft.com/office/word/2010/wordprocessingGroup" xmlns:wpi="http://schemas.microsoft.com/office/word/2010/wordprocessingInk" xmlns:wne="http://schemas.microsoft.com/office/word/2006/wordml" xmlns:wps="http://schemas.microsoft.com/office/word/2010/wordprocessingShape" mc:Ignorable="w14 w15 wp14">
+<w:document xmlns:wpc="http://schemas.microsoft.com/office/word/2010/wordprocessingCanvas" xmlns:cx="http://schemas.microsoft.com/office/drawing/2014/chartex" xmlns:cx1="http://schemas.microsoft.com/office/drawing/2015/9/8/chartex" xmlns:cx2="http://schemas.microsoft.com/office/drawing/2015/10/21/chartex" xmlns:cx3="http://schemas.microsoft.com/office/drawing/2016/5/9/chartex" xmlns:cx4="http://schemas.microsoft.com/office/drawing/2016/5/10/chartex" xmlns:cx5="http://schemas.microsoft.com/office/drawing/2016/5/11/chartex" xmlns:cx6="http://schemas.microsoft.com/office/drawing/2016/5/12/chartex" xmlns:cx7="http://schemas.microsoft.com/office/drawing/2016/5/13/chartex" xmlns:cx8="http://schemas.microsoft.com/office/drawing/2016/5/14/chartex" xmlns:mc="http://schemas.openxmlformats.org/markup-compatibility/2006" xmlns:aink="http://schemas.microsoft.com/office/drawing/2016/ink" xmlns:am3d="http://schemas.microsoft.com/office/drawing/2017/model3d" xmlns:o="urn:schemas-microsoft-com:office:office" xmlns:oel="http://schemas.microsoft.com/office/2019/extlst" xmlns:r="http://schemas.openxmlformats.org/officeDocument/2006/relationships" xmlns:m="http://schemas.openxmlformats.org/officeDocument/2006/math" xmlns:v="urn:schemas-microsoft-com:vml" xmlns:wp14="http://schemas.microsoft.com/office/word/2010/wordprocessingDrawing" xmlns:wp="http://schemas.openxmlformats.org/drawingml/2006/wordprocessingDrawing" xmlns:w10="urn:schemas-microsoft-com:office:word" xmlns:w="http://schemas.openxmlformats.org/wordprocessingml/2006/main" xmlns:w14="http://schemas.microsoft.com/office/word/2010/wordml" xmlns:w15="http://schemas.microsoft.com/office/word/2012/wordml" xmlns:w16cex="http://schemas.microsoft.com/office/word/2018/wordml/cex" xmlns:w16cid="http://schemas.microsoft.com/office/word/2016/wordml/cid" xmlns:w16="http://schemas.microsoft.com/office/word/2018/wordml" xmlns:w16du="http://schemas.microsoft.com/office/word/2023/wordml/word16du" xmlns:w16sdtdh="http://schemas.microsoft.com/office/word/2020/wordml/sdtdatahash" xmlns:w16sdtfl="http://schemas.microsoft.com/office/word/2024/wordml/sdtformatlock" xmlns:w16se="http://schemas.microsoft.com/office/word/2015/wordml/symex" xmlns:wpg="http://schemas.microsoft.com/office/word/2010/wordprocessingGroup" xmlns:wpi="http://schemas.microsoft.com/office/word/2010/wordprocessingInk" xmlns:wne="http://schemas.microsoft.com/office/word/2006/wordml" xmlns:wps="http://schemas.microsoft.com/office/word/2010/wordprocessingShape" mc:Ignorable="w14 w15 w16se w16cid w16 w16cex w16sdtdh w16sdtfl w16du wp14">
   <w:body>
     <w:p>
       <w:pPr>
@@ -1351,7 +1351,7 @@
           <w:szCs w:val="26"/>
         </w:rPr>
         <w:drawing>
-          <wp:inline distT="0" distB="0" distL="0" distR="0">
+          <wp:inline distT="0" distB="0" distL="0" distR="0" wp14:anchorId="58D638EB" wp14:editId="2D527CFE">
             <wp:extent cx="5943600" cy="4821555"/>
             <wp:effectExtent l="0" t="0" r="0" b="0"/>
             <wp:docPr id="4" name="Picture 4"/>
@@ -1524,7 +1524,14 @@
                 <w:sz w:val="26"/>
                 <w:szCs w:val="26"/>
               </w:rPr>
-              <w:t>Người dùng phổ thông chưa đăng nhập vào tài khoản cá nhân.</w:t>
+              <w:t xml:space="preserve">Người dùng phổ thông </w:t>
+            </w:r>
+            <w:r>
+              <w:rPr>
+                <w:sz w:val="26"/>
+                <w:szCs w:val="26"/>
+              </w:rPr>
+              <w:t>truy cập vào web bằng link hoặc quét QR</w:t>
             </w:r>
           </w:p>
         </w:tc>
@@ -2480,7 +2487,6 @@
                 <w:sz w:val="26"/>
                 <w:szCs w:val="26"/>
               </w:rPr>
-              <w:lastRenderedPageBreak/>
               <w:t>Điều kiện kết thúc:</w:t>
             </w:r>
           </w:p>
@@ -2492,6 +2498,8 @@
           <w:p>
             <w:r>
               <w:t>Thành công: Phiên làm việc (Session/Token) được khởi tạo thành công với quyền hạn tương ứng (Admin truy cập Dashboard Quản trị hệ thống; khách tham quan sử dụng trực tiếp không cần tài khoản).</w:t>
+            </w:r>
+            <w:r>
               <w:br/>
               <w:t>Thất bại: Hệ thống từ chối quyền truy cập, hiển thị thông báo lỗi (E1) và không tạo phiên làm việc.</w:t>
             </w:r>
@@ -2519,6 +2527,7 @@
                 <w:sz w:val="26"/>
                 <w:szCs w:val="26"/>
               </w:rPr>
+              <w:lastRenderedPageBreak/>
               <w:t>Sự kiện kích hoạt (Trigger):</w:t>
             </w:r>
           </w:p>
@@ -3374,7 +3383,16 @@
                       <w:sz w:val="22"/>
                       <w:szCs w:val="22"/>
                     </w:rPr>
-                    <w:t>7. Hệ thống tự động chuyển đến màn hình chi tiết hiện vật và kích hoạt chức năng liên quan (Đọc nội dung, Xem hình ảnh hoặc phát Use Case {Nghe Thuyết Minh}).</w:t>
+                    <w:t xml:space="preserve">7. Hệ thống tự động chuyển đến màn hình chi tiết hiện vật và kích hoạt chức </w:t>
+                  </w:r>
+                  <w:r>
+                    <w:rPr>
+                      <w:rFonts w:ascii="Arial" w:eastAsia="Arial" w:hAnsi="Arial" w:cs="Arial"/>
+                      <w:sz w:val="22"/>
+                      <w:szCs w:val="22"/>
+                    </w:rPr>
+                    <w:lastRenderedPageBreak/>
+                    <w:t>năng liên quan (Đọc nội dung, Xem hình ảnh hoặc phát Use Case {Nghe Thuyết Minh}).</w:t>
                   </w:r>
                 </w:p>
               </w:tc>
@@ -3391,6 +3409,7 @@
                       <w:sz w:val="22"/>
                       <w:szCs w:val="22"/>
                     </w:rPr>
+                    <w:lastRenderedPageBreak/>
                     <w:t>8. Người dùng di chuyển tham quan, không cần quét lại mã QR. (A1, A2)</w:t>
                   </w:r>
                 </w:p>
@@ -3687,25 +3706,7 @@
                 <w:sz w:val="22"/>
                 <w:szCs w:val="22"/>
               </w:rPr>
-              <w:t xml:space="preserve">E3 – Mất tín hiệu hoặc không có quyền định vị khi tracking: Hệ thống thông báo "Không thể </w:t>
-            </w:r>
-            <w:proofErr w:type="gramStart"/>
-            <w:r>
-              <w:rPr>
-                <w:rFonts w:ascii="Arial" w:eastAsia="Arial" w:hAnsi="Arial" w:cs="Arial"/>
-                <w:sz w:val="22"/>
-                <w:szCs w:val="22"/>
-              </w:rPr>
-              <w:t>theo</w:t>
-            </w:r>
-            <w:proofErr w:type="gramEnd"/>
-            <w:r>
-              <w:rPr>
-                <w:rFonts w:ascii="Arial" w:eastAsia="Arial" w:hAnsi="Arial" w:cs="Arial"/>
-                <w:sz w:val="22"/>
-                <w:szCs w:val="22"/>
-              </w:rPr>
-              <w:t xml:space="preserve"> dõi vị trí", dừng tracking tự động và đề nghị người dùng quét mã QR thủ công hoặc dùng chức năng Tìm kiếm.</w:t>
+              <w:t>E3 – Mất tín hiệu hoặc không có quyền định vị khi tracking: Hệ thống thông báo "Không thể theo dõi vị trí", dừng tracking tự động và đề nghị người dùng quét mã QR thủ công hoặc dùng chức năng Tìm kiếm.</w:t>
             </w:r>
           </w:p>
         </w:tc>
@@ -4880,23 +4881,7 @@
                 <w:sz w:val="26"/>
                 <w:szCs w:val="26"/>
               </w:rPr>
-              <w:t xml:space="preserve">A1 - Người dùng bật phụ đề (Extension Point Xem Phụ Đề): Người dùng bấm nút "Bật Phụ Đề" trên trình phát. Hệ thống kích hoạt use case Xem Phụ Đề, tải và hiển thị văn bản đồng bộ </w:t>
-            </w:r>
-            <w:proofErr w:type="gramStart"/>
-            <w:r>
-              <w:rPr>
-                <w:sz w:val="26"/>
-                <w:szCs w:val="26"/>
-              </w:rPr>
-              <w:t>theo</w:t>
-            </w:r>
-            <w:proofErr w:type="gramEnd"/>
-            <w:r>
-              <w:rPr>
-                <w:sz w:val="26"/>
-                <w:szCs w:val="26"/>
-              </w:rPr>
-              <w:t xml:space="preserve"> mốc thời gian của bài nói.</w:t>
+              <w:t>A1 - Người dùng bật phụ đề (Extension Point Xem Phụ Đề): Người dùng bấm nút "Bật Phụ Đề" trên trình phát. Hệ thống kích hoạt use case Xem Phụ Đề, tải và hiển thị văn bản đồng bộ theo mốc thời gian của bài nói.</w:t>
             </w:r>
           </w:p>
           <w:p>
@@ -6404,8 +6389,8 @@
         <w:tblLook w:val="04A0" w:firstRow="1" w:lastRow="0" w:firstColumn="1" w:lastColumn="0" w:noHBand="0" w:noVBand="1"/>
       </w:tblPr>
       <w:tblGrid>
-        <w:gridCol w:w="2170"/>
-        <w:gridCol w:w="7830"/>
+        <w:gridCol w:w="2200"/>
+        <w:gridCol w:w="7800"/>
       </w:tblGrid>
       <w:tr>
         <w:tc>
@@ -6680,12 +6665,20 @@
           <w:p>
             <w:r>
               <w:t>1. Người dùng xem chi tiết hiện vật (không yêu cầu đăng nhập).</w:t>
+            </w:r>
+            <w:r>
               <w:br/>
               <w:t>2. Hệ thống hiển thị nút "Lưu Yêu Thích" (biểu tượng trái tim).</w:t>
+            </w:r>
+            <w:r>
               <w:br/>
               <w:t>3. Người dùng bấm nút "Lưu Yêu Thích".</w:t>
+            </w:r>
+            <w:r>
               <w:br/>
               <w:t>4. Hệ thống kiểm tra: nếu chưa lưu thì thêm hiện vật vào danh sách yêu thích trên thiết bị (LocalStorage); nếu đã lưu thì hiển thị tùy chọn hủy lưu (A1).</w:t>
+            </w:r>
+            <w:r>
               <w:br/>
               <w:t>5. Hệ thống cập nhật biểu tượng trạng thái và thông báo "Đã lưu vào danh sách yêu thích".</w:t>
             </w:r>
@@ -7054,6 +7047,7 @@
         <w:spacing w:before="260" w:after="120"/>
       </w:pPr>
       <w:r>
+        <w:lastRenderedPageBreak/>
         <w:t>3.6 USC06 — Xem Hồ Sơ Bảo Tàng</w:t>
       </w:r>
     </w:p>
@@ -7778,23 +7772,7 @@
                 <w:sz w:val="26"/>
                 <w:szCs w:val="26"/>
               </w:rPr>
-              <w:t>A1 - Xem sơ đồ khu trưng bày: Tại bước 4, người dùng chọn "Sơ đồ khu trưng bày". Hệ thống hiển thị sơ đồ do Admin quản lý ở {Quản Lý Sơ Đồ}; người dùng có thể phóng to/</w:t>
-            </w:r>
-            <w:proofErr w:type="gramStart"/>
-            <w:r>
-              <w:rPr>
-                <w:sz w:val="26"/>
-                <w:szCs w:val="26"/>
-              </w:rPr>
-              <w:t>thu</w:t>
-            </w:r>
-            <w:proofErr w:type="gramEnd"/>
-            <w:r>
-              <w:rPr>
-                <w:sz w:val="26"/>
-                <w:szCs w:val="26"/>
-              </w:rPr>
-              <w:t xml:space="preserve"> nhỏ rồi quay lại bước 4.</w:t>
+              <w:t>A1 - Xem sơ đồ khu trưng bày: Tại bước 4, người dùng chọn "Sơ đồ khu trưng bày". Hệ thống hiển thị sơ đồ do Admin quản lý ở {Quản Lý Sơ Đồ}; người dùng có thể phóng to/thu nhỏ rồi quay lại bước 4.</w:t>
             </w:r>
           </w:p>
         </w:tc>
@@ -8138,7 +8116,7 @@
         <w:pStyle w:val="Heading2"/>
         <w:spacing w:before="260" w:after="120"/>
       </w:pPr>
-      <w:bookmarkStart w:id="10" w:name="_Toc243643255"/>
+      <w:bookmarkStart w:id="9" w:name="_Toc243643255"/>
       <w:r>
         <w:t>3.</w:t>
       </w:r>
@@ -8157,7 +8135,7 @@
       <w:r>
         <w:t xml:space="preserve"> — Xem Phụ Đề</w:t>
       </w:r>
-      <w:bookmarkEnd w:id="10"/>
+      <w:bookmarkEnd w:id="9"/>
     </w:p>
     <w:p>
       <w:pPr>
@@ -8867,23 +8845,7 @@
                 <w:sz w:val="26"/>
                 <w:szCs w:val="26"/>
               </w:rPr>
-              <w:t xml:space="preserve">A1 - Đổi ngôn ngữ giữa chừng: Tại bước 4, người dùng chọn {Chuyển Đổi Ngôn Ngữ}. Hệ thống tải phụ đề </w:t>
-            </w:r>
-            <w:proofErr w:type="gramStart"/>
-            <w:r>
-              <w:rPr>
-                <w:sz w:val="26"/>
-                <w:szCs w:val="26"/>
-              </w:rPr>
-              <w:t>theo</w:t>
-            </w:r>
-            <w:proofErr w:type="gramEnd"/>
-            <w:r>
-              <w:rPr>
-                <w:sz w:val="26"/>
-                <w:szCs w:val="26"/>
-              </w:rPr>
-              <w:t xml:space="preserve"> ngôn ngữ mới, đồng bộ theo vị trí phát hiện tại và tiếp tục hiển thị.</w:t>
+              <w:t>A1 - Đổi ngôn ngữ giữa chừng: Tại bước 4, người dùng chọn {Chuyển Đổi Ngôn Ngữ}. Hệ thống tải phụ đề theo ngôn ngữ mới, đồng bộ theo vị trí phát hiện tại và tiếp tục hiển thị.</w:t>
             </w:r>
           </w:p>
         </w:tc>
@@ -9206,7 +9168,7 @@
         <w:pStyle w:val="Heading2"/>
         <w:spacing w:before="260" w:after="120"/>
       </w:pPr>
-      <w:bookmarkStart w:id="11" w:name="_Toc243643256"/>
+      <w:bookmarkStart w:id="10" w:name="_Toc243643256"/>
       <w:r>
         <w:lastRenderedPageBreak/>
         <w:t>3</w:t>
@@ -9229,7 +9191,7 @@
       <w:r>
         <w:t xml:space="preserve"> — Tìm Kiếm</w:t>
       </w:r>
-      <w:bookmarkEnd w:id="11"/>
+      <w:bookmarkEnd w:id="10"/>
     </w:p>
     <w:p>
       <w:pPr>
@@ -9518,23 +9480,7 @@
                 <w:sz w:val="26"/>
                 <w:szCs w:val="26"/>
               </w:rPr>
-              <w:t xml:space="preserve">Cho phép người dùng tìm hiện vật theo tên, mã số hoặc từ khóa trong mô tả. Đây cũng là phương </w:t>
-            </w:r>
-            <w:proofErr w:type="gramStart"/>
-            <w:r>
-              <w:rPr>
-                <w:sz w:val="26"/>
-                <w:szCs w:val="26"/>
-              </w:rPr>
-              <w:t>án</w:t>
-            </w:r>
-            <w:proofErr w:type="gramEnd"/>
-            <w:r>
-              <w:rPr>
-                <w:sz w:val="26"/>
-                <w:szCs w:val="26"/>
-              </w:rPr>
-              <w:t xml:space="preserve"> thay thế khi không quét được mã QR ({Quét Mã QR} - E1, E2).</w:t>
+              <w:t>Cho phép người dùng tìm hiện vật theo tên, mã số hoặc từ khóa trong mô tả. Đây cũng là phương án thay thế khi không quét được mã QR ({Quét Mã QR} - E1, E2).</w:t>
             </w:r>
           </w:p>
         </w:tc>
@@ -10388,9 +10334,7 @@
         <w:pStyle w:val="Heading2"/>
         <w:spacing w:before="260" w:after="120"/>
       </w:pPr>
-      <w:bookmarkStart w:id="12" w:name="_Toc243643257"/>
-      <w:bookmarkStart w:id="13" w:name="_GoBack"/>
-      <w:bookmarkEnd w:id="13"/>
+      <w:bookmarkStart w:id="11" w:name="_Toc243643257"/>
       <w:r>
         <w:t>3</w:t>
       </w:r>
@@ -10409,7 +10353,7 @@
       <w:r>
         <w:t xml:space="preserve"> — Quản Lý Sự Vật</w:t>
       </w:r>
-      <w:bookmarkEnd w:id="12"/>
+      <w:bookmarkEnd w:id="11"/>
     </w:p>
     <w:p>
       <w:pPr>
@@ -11421,23 +11365,7 @@
                 <w:sz w:val="26"/>
                 <w:szCs w:val="26"/>
               </w:rPr>
-              <w:t xml:space="preserve">Ở bước 3, Admin chọn một sự vật trong danh sách và nhấn "Sửa". Hệ thống hiển thị biểu mẫu đã điền sẵn thông tin hiện tại. Các bước tiếp </w:t>
-            </w:r>
-            <w:proofErr w:type="gramStart"/>
-            <w:r>
-              <w:rPr>
-                <w:sz w:val="26"/>
-                <w:szCs w:val="26"/>
-              </w:rPr>
-              <w:t>theo</w:t>
-            </w:r>
-            <w:proofErr w:type="gramEnd"/>
-            <w:r>
-              <w:rPr>
-                <w:sz w:val="26"/>
-                <w:szCs w:val="26"/>
-              </w:rPr>
-              <w:t xml:space="preserve"> thực hiện như A1.</w:t>
+              <w:t>Ở bước 3, Admin chọn một sự vật trong danh sách và nhấn "Sửa". Hệ thống hiển thị biểu mẫu đã điền sẵn thông tin hiện tại. Các bước tiếp theo thực hiện như A1.</w:t>
             </w:r>
           </w:p>
           <w:p>
@@ -13680,7 +13608,7 @@
         </w:rPr>
         <w:lastRenderedPageBreak/>
         <w:drawing>
-          <wp:inline distT="0" distB="0" distL="0" distR="0">
+          <wp:inline distT="0" distB="0" distL="0" distR="0" wp14:anchorId="5091EC25" wp14:editId="091D3969">
             <wp:extent cx="2171700" cy="9086850"/>
             <wp:effectExtent l="0" t="0" r="0" b="0"/>
             <wp:docPr id="9" name="Picture 9"/>
@@ -13727,7 +13655,7 @@
         <w:pStyle w:val="Heading2"/>
         <w:spacing w:before="260" w:after="120"/>
       </w:pPr>
-      <w:bookmarkStart w:id="15" w:name="_Toc243643259"/>
+      <w:bookmarkStart w:id="12" w:name="_Toc243643259"/>
       <w:r>
         <w:lastRenderedPageBreak/>
         <w:t>3</w:t>
@@ -13747,7 +13675,7 @@
       <w:r>
         <w:t>— Quản Lý Tệp Âm Thanh</w:t>
       </w:r>
-      <w:bookmarkEnd w:id="15"/>
+      <w:bookmarkEnd w:id="12"/>
     </w:p>
     <w:p>
       <w:pPr>
@@ -14848,23 +14776,7 @@
                 <w:sz w:val="26"/>
                 <w:szCs w:val="26"/>
               </w:rPr>
-              <w:t xml:space="preserve">Ở bước 3, Admin chọn một tệp âm thanh đã có của hiện vật/ngôn ngữ và nhấn "Thay thế". Admin chọn file audio mới từ máy tính và bấm "Tải lên". Các bước tiếp </w:t>
-            </w:r>
-            <w:proofErr w:type="gramStart"/>
-            <w:r>
-              <w:rPr>
-                <w:sz w:val="26"/>
-                <w:szCs w:val="26"/>
-              </w:rPr>
-              <w:t>theo</w:t>
-            </w:r>
-            <w:proofErr w:type="gramEnd"/>
-            <w:r>
-              <w:rPr>
-                <w:sz w:val="26"/>
-                <w:szCs w:val="26"/>
-              </w:rPr>
-              <w:t xml:space="preserve"> thực hiện như A1; hệ thống cập nhật đường dẫn mới vào hồ sơ hiện vật và xóa tệp cũ khỏi thiết bị lưu trữ.</w:t>
+              <w:t>Ở bước 3, Admin chọn một tệp âm thanh đã có của hiện vật/ngôn ngữ và nhấn "Thay thế". Admin chọn file audio mới từ máy tính và bấm "Tải lên". Các bước tiếp theo thực hiện như A1; hệ thống cập nhật đường dẫn mới vào hồ sơ hiện vật và xóa tệp cũ khỏi thiết bị lưu trữ.</w:t>
             </w:r>
           </w:p>
           <w:p>
@@ -15058,23 +14970,7 @@
                 <w:sz w:val="26"/>
                 <w:szCs w:val="26"/>
               </w:rPr>
-              <w:t xml:space="preserve">Tệp âm thanh được lưu trữ </w:t>
-            </w:r>
-            <w:proofErr w:type="gramStart"/>
-            <w:r>
-              <w:rPr>
-                <w:sz w:val="26"/>
-                <w:szCs w:val="26"/>
-              </w:rPr>
-              <w:t>an</w:t>
-            </w:r>
-            <w:proofErr w:type="gramEnd"/>
-            <w:r>
-              <w:rPr>
-                <w:sz w:val="26"/>
-                <w:szCs w:val="26"/>
-              </w:rPr>
-              <w:t xml:space="preserve"> toàn trên thiết bị lưu trữ và liên kết đúng với hiện vật tương ứng; hoặc được thay thế/xóa khỏi thiết bị lưu trữ và hồ sơ hiện vật nếu Admin chọn thay thế/xóa.</w:t>
+              <w:t>Tệp âm thanh được lưu trữ an toàn trên thiết bị lưu trữ và liên kết đúng với hiện vật tương ứng; hoặc được thay thế/xóa khỏi thiết bị lưu trữ và hồ sơ hiện vật nếu Admin chọn thay thế/xóa.</w:t>
             </w:r>
           </w:p>
         </w:tc>
@@ -15147,7 +15043,7 @@
         </w:rPr>
         <w:lastRenderedPageBreak/>
         <w:drawing>
-          <wp:inline distT="0" distB="0" distL="0" distR="0">
+          <wp:inline distT="0" distB="0" distL="0" distR="0" wp14:anchorId="41302F2F" wp14:editId="708F0732">
             <wp:extent cx="2384425" cy="7209692"/>
             <wp:effectExtent l="0" t="0" r="0" b="0"/>
             <wp:docPr id="1" name="Picture 1"/>
@@ -15208,7 +15104,7 @@
         <w:pStyle w:val="Heading2"/>
         <w:spacing w:before="260" w:after="120"/>
       </w:pPr>
-      <w:bookmarkStart w:id="16" w:name="_Toc243643260"/>
+      <w:bookmarkStart w:id="13" w:name="_Toc243643260"/>
       <w:r>
         <w:lastRenderedPageBreak/>
         <w:t>3</w:t>
@@ -15228,7 +15124,7 @@
       <w:r>
         <w:t xml:space="preserve"> — Xem Thống Kê Lượt Nghe</w:t>
       </w:r>
-      <w:bookmarkEnd w:id="16"/>
+      <w:bookmarkEnd w:id="13"/>
     </w:p>
     <w:p>
       <w:pPr>
@@ -16384,23 +16280,7 @@
                 <w:sz w:val="26"/>
                 <w:szCs w:val="26"/>
               </w:rPr>
-              <w:t xml:space="preserve">Ở bước 6, Admin bấm "Xuất báo cáo" và chọn định dạng Excel hoặc PDF. Hệ thống đóng gói dữ liệu báo cáo (E3) và tải về máy </w:t>
-            </w:r>
-            <w:proofErr w:type="gramStart"/>
-            <w:r>
-              <w:rPr>
-                <w:sz w:val="26"/>
-                <w:szCs w:val="26"/>
-              </w:rPr>
-              <w:t>theo</w:t>
-            </w:r>
-            <w:proofErr w:type="gramEnd"/>
-            <w:r>
-              <w:rPr>
-                <w:sz w:val="26"/>
-                <w:szCs w:val="26"/>
-              </w:rPr>
-              <w:t xml:space="preserve"> định dạng đã chọn. Use case kết thúc.</w:t>
+              <w:t>Ở bước 6, Admin bấm "Xuất báo cáo" và chọn định dạng Excel hoặc PDF. Hệ thống đóng gói dữ liệu báo cáo (E3) và tải về máy theo định dạng đã chọn. Use case kết thúc.</w:t>
             </w:r>
           </w:p>
         </w:tc>
@@ -16707,7 +16587,7 @@
         <w:pStyle w:val="Heading2"/>
         <w:spacing w:before="260" w:after="120"/>
       </w:pPr>
-      <w:bookmarkStart w:id="17" w:name="_Toc243643261"/>
+      <w:bookmarkStart w:id="14" w:name="_Toc243643261"/>
       <w:r>
         <w:lastRenderedPageBreak/>
         <w:t>3</w:t>
@@ -16727,7 +16607,7 @@
       <w:r>
         <w:t xml:space="preserve"> — Quản Lý Sơ Đồ</w:t>
       </w:r>
-      <w:bookmarkEnd w:id="17"/>
+      <w:bookmarkEnd w:id="14"/>
     </w:p>
     <w:p>
       <w:pPr>
@@ -17731,23 +17611,7 @@
                 <w:sz w:val="26"/>
                 <w:szCs w:val="26"/>
               </w:rPr>
-              <w:t xml:space="preserve">Ở bước 3, Admin chọn "Thêm sơ đồ mới" và tải lên ảnh mặt bằng cho tầng/khu vực. Hệ thống kiểm tra định dạng và dung lượng ảnh (E1), sau đó hiển thị giao diện biên tập sơ đồ tương tác. Các bước tiếp </w:t>
-            </w:r>
-            <w:proofErr w:type="gramStart"/>
-            <w:r>
-              <w:rPr>
-                <w:sz w:val="26"/>
-                <w:szCs w:val="26"/>
-              </w:rPr>
-              <w:t>theo</w:t>
-            </w:r>
-            <w:proofErr w:type="gramEnd"/>
-            <w:r>
-              <w:rPr>
-                <w:sz w:val="26"/>
-                <w:szCs w:val="26"/>
-              </w:rPr>
-              <w:t xml:space="preserve"> thực hiện như A2.</w:t>
+              <w:t>Ở bước 3, Admin chọn "Thêm sơ đồ mới" và tải lên ảnh mặt bằng cho tầng/khu vực. Hệ thống kiểm tra định dạng và dung lượng ảnh (E1), sau đó hiển thị giao diện biên tập sơ đồ tương tác. Các bước tiếp theo thực hiện như A2.</w:t>
             </w:r>
           </w:p>
           <w:p>
@@ -18109,6 +17973,7 @@
         <w:spacing w:before="260" w:after="120"/>
       </w:pPr>
       <w:r>
+        <w:lastRenderedPageBreak/>
         <w:t>3.14 USC14 — Định Vị Vị Trí &amp; Tự Động Thuyết Minh</w:t>
       </w:r>
     </w:p>
@@ -18173,7 +18038,7 @@
           <w:szCs w:val="26"/>
         </w:rPr>
         <w:drawing>
-          <wp:inline distT="0" distB="0" distL="0" distR="0">
+          <wp:inline distT="0" distB="0" distL="0" distR="0" wp14:anchorId="3A14034C" wp14:editId="2CCF5772">
             <wp:extent cx="5224892" cy="1228725"/>
             <wp:effectExtent l="0" t="0" r="0" b="0"/>
             <wp:docPr id="10" name="Picture 10"/>
@@ -18547,25 +18412,7 @@
                 <w:sz w:val="22"/>
                 <w:szCs w:val="22"/>
               </w:rPr>
-              <w:t xml:space="preserve">Ứng dụng được cấp quyền định vị/kết nối cần thiết (vị trí, Bluetooth hoặc Wi-Fi tùy phương </w:t>
-            </w:r>
-            <w:proofErr w:type="gramStart"/>
-            <w:r>
-              <w:rPr>
-                <w:rFonts w:ascii="Arial" w:eastAsia="Arial" w:hAnsi="Arial" w:cs="Arial"/>
-                <w:sz w:val="22"/>
-                <w:szCs w:val="22"/>
-              </w:rPr>
-              <w:t>án</w:t>
-            </w:r>
-            <w:proofErr w:type="gramEnd"/>
-            <w:r>
-              <w:rPr>
-                <w:rFonts w:ascii="Arial" w:eastAsia="Arial" w:hAnsi="Arial" w:cs="Arial"/>
-                <w:sz w:val="22"/>
-                <w:szCs w:val="22"/>
-              </w:rPr>
-              <w:t xml:space="preserve"> triển khai).</w:t>
+              <w:t>Ứng dụng được cấp quyền định vị/kết nối cần thiết (vị trí, Bluetooth hoặc Wi-Fi tùy phương án triển khai).</w:t>
             </w:r>
           </w:p>
           <w:p>
@@ -19687,29 +19534,7 @@
                 <w:sz w:val="22"/>
                 <w:szCs w:val="22"/>
               </w:rPr>
-              <w:t xml:space="preserve">A4 – Dừng </w:t>
-            </w:r>
-            <w:proofErr w:type="gramStart"/>
-            <w:r>
-              <w:rPr>
-                <w:rFonts w:ascii="Arial" w:eastAsia="Arial" w:hAnsi="Arial" w:cs="Arial"/>
-                <w:b/>
-                <w:bCs/>
-                <w:sz w:val="22"/>
-                <w:szCs w:val="22"/>
-              </w:rPr>
-              <w:t>theo</w:t>
-            </w:r>
-            <w:proofErr w:type="gramEnd"/>
-            <w:r>
-              <w:rPr>
-                <w:rFonts w:ascii="Arial" w:eastAsia="Arial" w:hAnsi="Arial" w:cs="Arial"/>
-                <w:b/>
-                <w:bCs/>
-                <w:sz w:val="22"/>
-                <w:szCs w:val="22"/>
-              </w:rPr>
-              <w:t xml:space="preserve"> dõi:</w:t>
+              <w:t>A4 – Dừng theo dõi:</w:t>
             </w:r>
             <w:r>
               <w:rPr>
@@ -19797,25 +19622,7 @@
                 <w:sz w:val="22"/>
                 <w:szCs w:val="22"/>
               </w:rPr>
-              <w:t xml:space="preserve"> Hệ thống thông báo “Không thể </w:t>
-            </w:r>
-            <w:proofErr w:type="gramStart"/>
-            <w:r>
-              <w:rPr>
-                <w:rFonts w:ascii="Arial" w:eastAsia="Arial" w:hAnsi="Arial" w:cs="Arial"/>
-                <w:sz w:val="22"/>
-                <w:szCs w:val="22"/>
-              </w:rPr>
-              <w:t>theo</w:t>
-            </w:r>
-            <w:proofErr w:type="gramEnd"/>
-            <w:r>
-              <w:rPr>
-                <w:rFonts w:ascii="Arial" w:eastAsia="Arial" w:hAnsi="Arial" w:cs="Arial"/>
-                <w:sz w:val="22"/>
-                <w:szCs w:val="22"/>
-              </w:rPr>
-              <w:t xml:space="preserve"> dõi vị trí”, dừng tracking tự động và đề nghị người dùng quét mã QR thủ công hoặc dùng chức năng Tìm Kiếm (USC02 – E3).</w:t>
+              <w:t xml:space="preserve"> Hệ thống thông báo “Không thể theo dõi vị trí”, dừng tracking tự động và đề nghị người dùng quét mã QR thủ công hoặc dùng chức năng Tìm Kiếm (USC02 – E3).</w:t>
             </w:r>
           </w:p>
           <w:p>
@@ -20078,7 +19885,7 @@
         </w:rPr>
         <w:lastRenderedPageBreak/>
         <w:drawing>
-          <wp:inline distT="0" distB="0" distL="0" distR="0">
+          <wp:inline distT="0" distB="0" distL="0" distR="0" wp14:anchorId="295A8C47" wp14:editId="11C44DCC">
             <wp:extent cx="3009900" cy="8657770"/>
             <wp:effectExtent l="0" t="0" r="0" b="0"/>
             <wp:docPr id="11" name="Picture 11"/>
@@ -20134,7 +19941,6 @@
           <w:szCs w:val="26"/>
         </w:rPr>
       </w:pPr>
-      <w:r/>
     </w:p>
     <w:p>
       <w:pPr>
@@ -20145,14 +19951,48 @@
       </w:r>
     </w:p>
     <w:p>
+      <w:pPr>
+        <w:rPr>
+          <w:sz w:val="26"/>
+          <w:szCs w:val="26"/>
+        </w:rPr>
+      </w:pPr>
       <w:r>
+        <w:rPr>
+          <w:sz w:val="26"/>
+          <w:szCs w:val="26"/>
+        </w:rPr>
         <w:t>Sơ đồ thành phần mô tả cấu trúc hệ thống theo kiến trúc SPA Front-end hiện đại và các dịch vụ ngoại vi:</w:t>
+      </w:r>
+      <w:r>
+        <w:rPr>
+          <w:sz w:val="26"/>
+          <w:szCs w:val="26"/>
+        </w:rPr>
         <w:br/>
         <w:t>1. Phân hệ Khách Tham Quan (Visitor App): Gồm VisitorLayout (Router QR &amp; GPS), TrackingPanel (theo dõi vị trí &amp; đề xuất chuyển/nghe lại), AudioPlayer &amp; Subtitles (phát audio &amp; phụ đề karaoke từng giây), FloorMapView (bản đồ tương tác đa tầng &amp; halo vị trí "Bạn đang ở đây"), ExploreView (tìm kiếm theo tên, mã số ART-xxx, mô tả), ArtifactDetailView (nội dung chi tiết hiện vật).</w:t>
+      </w:r>
+      <w:r>
+        <w:rPr>
+          <w:sz w:val="26"/>
+          <w:szCs w:val="26"/>
+        </w:rPr>
         <w:br/>
         <w:t>2. Phân hệ Quản Trị (Admin App): Gồm AdminLoginView (bảo mật khóa tạm thời 5 phút khi nhập sai quá 5 lần liên tiếp), AdminDashboard (thống kê lượt nghe theo phiên và hiện vật), ArtifactsManageView (CRUD hiện vật, cấu hình tọa độ GPS vĩ độ/kinh độ &amp; bán kính kích hoạt triggerRadius), SessionsManageView (quản lý phiên tham quan &amp; xuất mã QR đón tiếp tại cổng).</w:t>
+      </w:r>
+      <w:r>
+        <w:rPr>
+          <w:sz w:val="26"/>
+          <w:szCs w:val="26"/>
+        </w:rPr>
         <w:br/>
         <w:t>3. Khối Core Modules &amp; Shared Services: geofence.ts (tính khoảng cách Haversine &amp; vùng kích hoạt), qrHelper.ts (giải mã QR &amp; deep link), loginLock.ts (động cơ bảo mật lockout), các Zustand stores (geofenceStore, audioStore, favoritesStore, languageStore, sessionStore) và api.ts (mock data &amp; lưu trữ LocalStorage bền vững).</w:t>
+      </w:r>
+      <w:r>
+        <w:rPr>
+          <w:sz w:val="26"/>
+          <w:szCs w:val="26"/>
+        </w:rPr>
         <w:br/>
         <w:t>4. Hạ tầng Lưu trữ &amp; Dịch vụ: GitHub Pages (lưu trữ mã nguồn tĩnh HTML/JS/CSS, âm thanh MP3 và hình ảnh sơ đồ) kết hợp dịch vụ ntfy.sh phục vụ giám sát và telemetry thời gian thực.</w:t>
       </w:r>
@@ -20166,12 +20006,40 @@
       </w:r>
     </w:p>
     <w:p>
+      <w:pPr>
+        <w:rPr>
+          <w:sz w:val="26"/>
+          <w:szCs w:val="26"/>
+        </w:rPr>
+      </w:pPr>
       <w:r>
+        <w:rPr>
+          <w:sz w:val="26"/>
+          <w:szCs w:val="26"/>
+        </w:rPr>
         <w:t>Sơ đồ triển khai xác định môi trường thực thi và hạ tầng mạng của hệ thống:</w:t>
+      </w:r>
+      <w:r>
+        <w:rPr>
+          <w:sz w:val="26"/>
+          <w:szCs w:val="26"/>
+        </w:rPr>
         <w:br/>
         <w:t>1. Nút Thiết bị Người dùng (Client Device - Mobile / Desktop): Chạy trên trình duyệt Web hiện đại (Chrome, Safari, Edge, Firefox), tận dụng trực tiếp các Web API chuẩn mực: HTML5 Web Audio API (phát luồng âm thanh), HTML5 Geolocation API (định vị GPS độ chính xác cao), HTML5 MediaDevices / Camera API (quét mã QR trực tiếp qua camera), và Browser LocalStorage (lưu hiện vật yêu thích, token và cài đặt người dùng mà không cần cài đặt ứng dụng).</w:t>
+      </w:r>
+      <w:r>
+        <w:rPr>
+          <w:sz w:val="26"/>
+          <w:szCs w:val="26"/>
+        </w:rPr>
         <w:br/>
         <w:t>2. Nút Hạ tầng GitHub Pages (Nginx CDN HTTPS :443): Đóng gói bản dựng Vite SPA, tệp chỉ mục index.html, các tài sản âm thanh public/audio/*.mp3 và hình ảnh sơ đồ public/images/*.png, phân phối toàn cầu với độ trễ thấp và bảo mật SSL/TLS.</w:t>
+      </w:r>
+      <w:r>
+        <w:rPr>
+          <w:sz w:val="26"/>
+          <w:szCs w:val="26"/>
+        </w:rPr>
         <w:br/>
         <w:t>3. Nút Hạ tầng Giám Sát / Analytics (ntfy.sh HTTPS Gateway): Tiếp nhận các sự kiện thống kê, lượt nghe và phiên tham quan qua giao thức HTTPS POST.</w:t>
       </w:r>
@@ -20187,8 +20055,8 @@
 </file>
 
 <file path=word/numbering.xml><?xml version="1.0" encoding="utf-8"?>
-<w:numbering xmlns:wpc="http://schemas.microsoft.com/office/word/2010/wordprocessingCanvas" xmlns:mc="http://schemas.openxmlformats.org/markup-compatibility/2006" xmlns:o="urn:schemas-microsoft-com:office:office" xmlns:r="http://schemas.openxmlformats.org/officeDocument/2006/relationships" xmlns:m="http://schemas.openxmlformats.org/officeDocument/2006/math" xmlns:v="urn:schemas-microsoft-com:vml" xmlns:wp14="http://schemas.microsoft.com/office/word/2010/wordprocessingDrawing" xmlns:wp="http://schemas.openxmlformats.org/drawingml/2006/wordprocessingDrawing" xmlns:w10="urn:schemas-microsoft-com:office:word" xmlns:w="http://schemas.openxmlformats.org/wordprocessingml/2006/main" xmlns:w14="http://schemas.microsoft.com/office/word/2010/wordml" xmlns:w15="http://schemas.microsoft.com/office/word/2012/wordml" xmlns:wpg="http://schemas.microsoft.com/office/word/2010/wordprocessingGroup" xmlns:wpi="http://schemas.microsoft.com/office/word/2010/wordprocessingInk" xmlns:wne="http://schemas.microsoft.com/office/word/2006/wordml" xmlns:wps="http://schemas.microsoft.com/office/word/2010/wordprocessingShape" mc:Ignorable="w14 w15 wp14">
-  <w:abstractNum w:abstractNumId="0">
+<w:numbering xmlns:wpc="http://schemas.microsoft.com/office/word/2010/wordprocessingCanvas" xmlns:cx="http://schemas.microsoft.com/office/drawing/2014/chartex" xmlns:cx1="http://schemas.microsoft.com/office/drawing/2015/9/8/chartex" xmlns:cx2="http://schemas.microsoft.com/office/drawing/2015/10/21/chartex" xmlns:cx3="http://schemas.microsoft.com/office/drawing/2016/5/9/chartex" xmlns:cx4="http://schemas.microsoft.com/office/drawing/2016/5/10/chartex" xmlns:cx5="http://schemas.microsoft.com/office/drawing/2016/5/11/chartex" xmlns:cx6="http://schemas.microsoft.com/office/drawing/2016/5/12/chartex" xmlns:cx7="http://schemas.microsoft.com/office/drawing/2016/5/13/chartex" xmlns:cx8="http://schemas.microsoft.com/office/drawing/2016/5/14/chartex" xmlns:mc="http://schemas.openxmlformats.org/markup-compatibility/2006" xmlns:aink="http://schemas.microsoft.com/office/drawing/2016/ink" xmlns:am3d="http://schemas.microsoft.com/office/drawing/2017/model3d" xmlns:o="urn:schemas-microsoft-com:office:office" xmlns:oel="http://schemas.microsoft.com/office/2019/extlst" xmlns:r="http://schemas.openxmlformats.org/officeDocument/2006/relationships" xmlns:m="http://schemas.openxmlformats.org/officeDocument/2006/math" xmlns:v="urn:schemas-microsoft-com:vml" xmlns:wp14="http://schemas.microsoft.com/office/word/2010/wordprocessingDrawing" xmlns:wp="http://schemas.openxmlformats.org/drawingml/2006/wordprocessingDrawing" xmlns:w10="urn:schemas-microsoft-com:office:word" xmlns:w="http://schemas.openxmlformats.org/wordprocessingml/2006/main" xmlns:w14="http://schemas.microsoft.com/office/word/2010/wordml" xmlns:w15="http://schemas.microsoft.com/office/word/2012/wordml" xmlns:w16cex="http://schemas.microsoft.com/office/word/2018/wordml/cex" xmlns:w16cid="http://schemas.microsoft.com/office/word/2016/wordml/cid" xmlns:w16="http://schemas.microsoft.com/office/word/2018/wordml" xmlns:w16du="http://schemas.microsoft.com/office/word/2023/wordml/word16du" xmlns:w16sdtdh="http://schemas.microsoft.com/office/word/2020/wordml/sdtdatahash" xmlns:w16sdtfl="http://schemas.microsoft.com/office/word/2024/wordml/sdtformatlock" xmlns:w16se="http://schemas.microsoft.com/office/word/2015/wordml/symex" xmlns:wpg="http://schemas.microsoft.com/office/word/2010/wordprocessingGroup" xmlns:wpi="http://schemas.microsoft.com/office/word/2010/wordprocessingInk" xmlns:wne="http://schemas.microsoft.com/office/word/2006/wordml" xmlns:wps="http://schemas.microsoft.com/office/word/2010/wordprocessingShape" mc:Ignorable="w14 w15 w16se w16cid w16 w16cex w16sdtdh w16sdtfl w16du wp14">
+  <w:abstractNum w:abstractNumId="0" w15:restartNumberingAfterBreak="0">
     <w:nsid w:val="2BFB753D"/>
     <w:multiLevelType w:val="hybridMultilevel"/>
     <w:tmpl w:val="D5EA0D58"/>
@@ -20242,7 +20110,7 @@
       <w:lvlJc w:val="left"/>
     </w:lvl>
   </w:abstractNum>
-  <w:abstractNum w:abstractNumId="1">
+  <w:abstractNum w:abstractNumId="1" w15:restartNumberingAfterBreak="0">
     <w:nsid w:val="30211DFF"/>
     <w:multiLevelType w:val="hybridMultilevel"/>
     <w:tmpl w:val="EFF2AFCA"/>
@@ -20296,7 +20164,7 @@
       <w:lvlJc w:val="left"/>
     </w:lvl>
   </w:abstractNum>
-  <w:abstractNum w:abstractNumId="2">
+  <w:abstractNum w:abstractNumId="2" w15:restartNumberingAfterBreak="0">
     <w:nsid w:val="40E12CB7"/>
     <w:multiLevelType w:val="hybridMultilevel"/>
     <w:tmpl w:val="3EAA6A1C"/>
@@ -20350,7 +20218,7 @@
       <w:lvlJc w:val="left"/>
     </w:lvl>
   </w:abstractNum>
-  <w:abstractNum w:abstractNumId="3">
+  <w:abstractNum w:abstractNumId="3" w15:restartNumberingAfterBreak="0">
     <w:nsid w:val="46FA1D91"/>
     <w:multiLevelType w:val="hybridMultilevel"/>
     <w:tmpl w:val="F1503770"/>
@@ -20404,7 +20272,7 @@
       <w:lvlJc w:val="left"/>
     </w:lvl>
   </w:abstractNum>
-  <w:abstractNum w:abstractNumId="4">
+  <w:abstractNum w:abstractNumId="4" w15:restartNumberingAfterBreak="0">
     <w:nsid w:val="493E1842"/>
     <w:multiLevelType w:val="hybridMultilevel"/>
     <w:tmpl w:val="A25669FA"/>
@@ -20490,7 +20358,7 @@
       </w:pPr>
     </w:lvl>
   </w:abstractNum>
-  <w:abstractNum w:abstractNumId="5">
+  <w:abstractNum w:abstractNumId="5" w15:restartNumberingAfterBreak="0">
     <w:nsid w:val="495F03AE"/>
     <w:multiLevelType w:val="hybridMultilevel"/>
     <w:tmpl w:val="8CF62478"/>
@@ -20544,7 +20412,7 @@
       <w:lvlJc w:val="left"/>
     </w:lvl>
   </w:abstractNum>
-  <w:abstractNum w:abstractNumId="6">
+  <w:abstractNum w:abstractNumId="6" w15:restartNumberingAfterBreak="0">
     <w:nsid w:val="49E35506"/>
     <w:multiLevelType w:val="hybridMultilevel"/>
     <w:tmpl w:val="B510A7E6"/>
@@ -20633,7 +20501,7 @@
       </w:pPr>
     </w:lvl>
   </w:abstractNum>
-  <w:abstractNum w:abstractNumId="7">
+  <w:abstractNum w:abstractNumId="7" w15:restartNumberingAfterBreak="0">
     <w:nsid w:val="4EC65277"/>
     <w:multiLevelType w:val="hybridMultilevel"/>
     <w:tmpl w:val="B26A2D84"/>
@@ -20687,7 +20555,7 @@
       <w:lvlJc w:val="left"/>
     </w:lvl>
   </w:abstractNum>
-  <w:abstractNum w:abstractNumId="8">
+  <w:abstractNum w:abstractNumId="8" w15:restartNumberingAfterBreak="0">
     <w:nsid w:val="587F4B13"/>
     <w:multiLevelType w:val="hybridMultilevel"/>
     <w:tmpl w:val="C36EEB6E"/>
@@ -20741,7 +20609,7 @@
       <w:lvlJc w:val="left"/>
     </w:lvl>
   </w:abstractNum>
-  <w:abstractNum w:abstractNumId="9">
+  <w:abstractNum w:abstractNumId="9" w15:restartNumberingAfterBreak="0">
     <w:nsid w:val="617E6441"/>
     <w:multiLevelType w:val="hybridMultilevel"/>
     <w:tmpl w:val="ACACD6B2"/>
@@ -20795,7 +20663,7 @@
       <w:lvlJc w:val="left"/>
     </w:lvl>
   </w:abstractNum>
-  <w:abstractNum w:abstractNumId="10">
+  <w:abstractNum w:abstractNumId="10" w15:restartNumberingAfterBreak="0">
     <w:nsid w:val="646843F5"/>
     <w:multiLevelType w:val="hybridMultilevel"/>
     <w:tmpl w:val="BA6A054C"/>
@@ -20881,7 +20749,7 @@
       </w:pPr>
     </w:lvl>
   </w:abstractNum>
-  <w:abstractNum w:abstractNumId="11">
+  <w:abstractNum w:abstractNumId="11" w15:restartNumberingAfterBreak="0">
     <w:nsid w:val="66F1028D"/>
     <w:multiLevelType w:val="hybridMultilevel"/>
     <w:tmpl w:val="009A61F2"/>
@@ -20935,7 +20803,7 @@
       <w:lvlJc w:val="left"/>
     </w:lvl>
   </w:abstractNum>
-  <w:abstractNum w:abstractNumId="12">
+  <w:abstractNum w:abstractNumId="12" w15:restartNumberingAfterBreak="0">
     <w:nsid w:val="6C1F2DBB"/>
     <w:multiLevelType w:val="hybridMultilevel"/>
     <w:tmpl w:val="16B8019C"/>
@@ -20989,7 +20857,7 @@
       <w:lvlJc w:val="left"/>
     </w:lvl>
   </w:abstractNum>
-  <w:abstractNum w:abstractNumId="13">
+  <w:abstractNum w:abstractNumId="13" w15:restartNumberingAfterBreak="0">
     <w:nsid w:val="6C641691"/>
     <w:multiLevelType w:val="hybridMultilevel"/>
     <w:tmpl w:val="C6DA471A"/>
@@ -21043,7 +20911,7 @@
       <w:lvlJc w:val="left"/>
     </w:lvl>
   </w:abstractNum>
-  <w:abstractNum w:abstractNumId="14">
+  <w:abstractNum w:abstractNumId="14" w15:restartNumberingAfterBreak="0">
     <w:nsid w:val="72F27AD6"/>
     <w:multiLevelType w:val="hybridMultilevel"/>
     <w:tmpl w:val="86248D04"/>
@@ -21097,94 +20965,94 @@
       <w:lvlJc w:val="left"/>
     </w:lvl>
   </w:abstractNum>
-  <w:num w:numId="1">
+  <w:num w:numId="1" w16cid:durableId="794176470">
     <w:abstractNumId w:val="4"/>
     <w:lvlOverride w:ilvl="0">
       <w:startOverride w:val="1"/>
     </w:lvlOverride>
   </w:num>
-  <w:num w:numId="2">
+  <w:num w:numId="2" w16cid:durableId="556624006">
     <w:abstractNumId w:val="6"/>
   </w:num>
-  <w:num w:numId="3">
+  <w:num w:numId="3" w16cid:durableId="1544826753">
     <w:abstractNumId w:val="3"/>
     <w:lvlOverride w:ilvl="0">
       <w:startOverride w:val="1"/>
     </w:lvlOverride>
   </w:num>
-  <w:num w:numId="4">
+  <w:num w:numId="4" w16cid:durableId="138156907">
     <w:abstractNumId w:val="1"/>
     <w:lvlOverride w:ilvl="0">
       <w:startOverride w:val="1"/>
     </w:lvlOverride>
   </w:num>
-  <w:num w:numId="5">
+  <w:num w:numId="5" w16cid:durableId="290523034">
     <w:abstractNumId w:val="11"/>
     <w:lvlOverride w:ilvl="0">
       <w:startOverride w:val="1"/>
     </w:lvlOverride>
   </w:num>
-  <w:num w:numId="6">
+  <w:num w:numId="6" w16cid:durableId="198399485">
     <w:abstractNumId w:val="9"/>
     <w:lvlOverride w:ilvl="0">
       <w:startOverride w:val="1"/>
     </w:lvlOverride>
   </w:num>
-  <w:num w:numId="7">
+  <w:num w:numId="7" w16cid:durableId="76178218">
     <w:abstractNumId w:val="5"/>
     <w:lvlOverride w:ilvl="0">
       <w:startOverride w:val="1"/>
     </w:lvlOverride>
   </w:num>
-  <w:num w:numId="8">
+  <w:num w:numId="8" w16cid:durableId="728384511">
     <w:abstractNumId w:val="12"/>
     <w:lvlOverride w:ilvl="0">
       <w:startOverride w:val="1"/>
     </w:lvlOverride>
   </w:num>
-  <w:num w:numId="9">
+  <w:num w:numId="9" w16cid:durableId="1106197024">
     <w:abstractNumId w:val="14"/>
     <w:lvlOverride w:ilvl="0">
       <w:startOverride w:val="1"/>
     </w:lvlOverride>
   </w:num>
-  <w:num w:numId="10">
+  <w:num w:numId="10" w16cid:durableId="130682978">
     <w:abstractNumId w:val="7"/>
     <w:lvlOverride w:ilvl="0">
       <w:startOverride w:val="1"/>
     </w:lvlOverride>
   </w:num>
-  <w:num w:numId="11">
+  <w:num w:numId="11" w16cid:durableId="4794005">
     <w:abstractNumId w:val="0"/>
     <w:lvlOverride w:ilvl="0">
       <w:startOverride w:val="1"/>
     </w:lvlOverride>
   </w:num>
-  <w:num w:numId="12">
+  <w:num w:numId="12" w16cid:durableId="1203590402">
     <w:abstractNumId w:val="10"/>
     <w:lvlOverride w:ilvl="0">
       <w:startOverride w:val="1"/>
     </w:lvlOverride>
   </w:num>
-  <w:num w:numId="13">
+  <w:num w:numId="13" w16cid:durableId="1210343215">
     <w:abstractNumId w:val="13"/>
   </w:num>
-  <w:num w:numId="14">
+  <w:num w:numId="14" w16cid:durableId="1454251593">
     <w:abstractNumId w:val="13"/>
   </w:num>
-  <w:num w:numId="15">
+  <w:num w:numId="15" w16cid:durableId="1057439265">
     <w:abstractNumId w:val="13"/>
     <w:lvlOverride w:ilvl="0">
       <w:startOverride w:val="1"/>
     </w:lvlOverride>
   </w:num>
-  <w:num w:numId="16">
+  <w:num w:numId="16" w16cid:durableId="2006518908">
     <w:abstractNumId w:val="8"/>
     <w:lvlOverride w:ilvl="0">
       <w:startOverride w:val="1"/>
     </w:lvlOverride>
   </w:num>
-  <w:num w:numId="17">
+  <w:num w:numId="17" w16cid:durableId="1549030791">
     <w:abstractNumId w:val="2"/>
     <w:lvlOverride w:ilvl="0">
       <w:startOverride w:val="1"/>
@@ -21194,7 +21062,7 @@
 </file>
 
 <file path=word/styles.xml><?xml version="1.0" encoding="utf-8"?>
-<w:styles xmlns:mc="http://schemas.openxmlformats.org/markup-compatibility/2006" xmlns:r="http://schemas.openxmlformats.org/officeDocument/2006/relationships" xmlns:w="http://schemas.openxmlformats.org/wordprocessingml/2006/main" xmlns:w14="http://schemas.microsoft.com/office/word/2010/wordml" xmlns:w15="http://schemas.microsoft.com/office/word/2012/wordml" mc:Ignorable="w14 w15">
+<w:styles xmlns:mc="http://schemas.openxmlformats.org/markup-compatibility/2006" xmlns:r="http://schemas.openxmlformats.org/officeDocument/2006/relationships" xmlns:w="http://schemas.openxmlformats.org/wordprocessingml/2006/main" xmlns:w14="http://schemas.microsoft.com/office/word/2010/wordml" xmlns:w15="http://schemas.microsoft.com/office/word/2012/wordml" xmlns:w16cex="http://schemas.microsoft.com/office/word/2018/wordml/cex" xmlns:w16cid="http://schemas.microsoft.com/office/word/2016/wordml/cid" xmlns:w16="http://schemas.microsoft.com/office/word/2018/wordml" xmlns:w16du="http://schemas.microsoft.com/office/word/2023/wordml/word16du" xmlns:w16sdtdh="http://schemas.microsoft.com/office/word/2020/wordml/sdtdatahash" xmlns:w16sdtfl="http://schemas.microsoft.com/office/word/2024/wordml/sdtformatlock" xmlns:w16se="http://schemas.microsoft.com/office/word/2015/wordml/symex" mc:Ignorable="w14 w15 w16se w16cid w16 w16cex w16sdtdh w16sdtfl w16du">
   <w:docDefaults>
     <w:rPrDefault>
       <w:rPr>
@@ -21204,7 +21072,7 @@
     </w:rPrDefault>
     <w:pPrDefault/>
   </w:docDefaults>
-  <w:latentStyles w:defLockedState="0" w:defUIPriority="99" w:defSemiHidden="0" w:defUnhideWhenUsed="0" w:defQFormat="0" w:count="371">
+  <w:latentStyles w:defLockedState="0" w:defUIPriority="99" w:defSemiHidden="0" w:defUnhideWhenUsed="0" w:defQFormat="0" w:count="376">
     <w:lsdException w:name="Normal" w:uiPriority="0" w:qFormat="1"/>
     <w:lsdException w:name="heading 1" w:uiPriority="9" w:qFormat="1"/>
     <w:lsdException w:name="heading 2" w:semiHidden="1" w:uiPriority="0" w:unhideWhenUsed="1" w:qFormat="1"/>
@@ -21576,6 +21444,11 @@
     <w:lsdException w:name="List Table 5 Dark Accent 6" w:uiPriority="50"/>
     <w:lsdException w:name="List Table 6 Colorful Accent 6" w:uiPriority="51"/>
     <w:lsdException w:name="List Table 7 Colorful Accent 6" w:uiPriority="52"/>
+    <w:lsdException w:name="Mention" w:semiHidden="1" w:unhideWhenUsed="1"/>
+    <w:lsdException w:name="Smart Hyperlink" w:semiHidden="1" w:unhideWhenUsed="1"/>
+    <w:lsdException w:name="Hashtag" w:semiHidden="1" w:unhideWhenUsed="1"/>
+    <w:lsdException w:name="Unresolved Mention" w:semiHidden="1" w:unhideWhenUsed="1"/>
+    <w:lsdException w:name="Smart Link" w:semiHidden="1" w:unhideWhenUsed="1"/>
   </w:latentStyles>
   <w:style w:type="paragraph" w:default="1" w:styleId="Normal">
     <w:name w:val="Normal"/>

--- a/docs/requirements/assets/DacTaUseCase.docx
+++ b/docs/requirements/assets/DacTaUseCase.docx
@@ -1,6 +1,6 @@
 
 <file path=word/document.xml><?xml version="1.0" encoding="utf-8"?>
-<w:document xmlns:wpc="http://schemas.microsoft.com/office/word/2010/wordprocessingCanvas" xmlns:cx="http://schemas.microsoft.com/office/drawing/2014/chartex" xmlns:cx1="http://schemas.microsoft.com/office/drawing/2015/9/8/chartex" xmlns:cx2="http://schemas.microsoft.com/office/drawing/2015/10/21/chartex" xmlns:cx3="http://schemas.microsoft.com/office/drawing/2016/5/9/chartex" xmlns:cx4="http://schemas.microsoft.com/office/drawing/2016/5/10/chartex" xmlns:cx5="http://schemas.microsoft.com/office/drawing/2016/5/11/chartex" xmlns:cx6="http://schemas.microsoft.com/office/drawing/2016/5/12/chartex" xmlns:cx7="http://schemas.microsoft.com/office/drawing/2016/5/13/chartex" xmlns:cx8="http://schemas.microsoft.com/office/drawing/2016/5/14/chartex" xmlns:mc="http://schemas.openxmlformats.org/markup-compatibility/2006" xmlns:aink="http://schemas.microsoft.com/office/drawing/2016/ink" xmlns:am3d="http://schemas.microsoft.com/office/drawing/2017/model3d" xmlns:o="urn:schemas-microsoft-com:office:office" xmlns:oel="http://schemas.microsoft.com/office/2019/extlst" xmlns:r="http://schemas.openxmlformats.org/officeDocument/2006/relationships" xmlns:m="http://schemas.openxmlformats.org/officeDocument/2006/math" xmlns:v="urn:schemas-microsoft-com:vml" xmlns:wp14="http://schemas.microsoft.com/office/word/2010/wordprocessingDrawing" xmlns:wp="http://schemas.openxmlformats.org/drawingml/2006/wordprocessingDrawing" xmlns:w10="urn:schemas-microsoft-com:office:word" xmlns:w="http://schemas.openxmlformats.org/wordprocessingml/2006/main" xmlns:w14="http://schemas.microsoft.com/office/word/2010/wordml" xmlns:w15="http://schemas.microsoft.com/office/word/2012/wordml" xmlns:w16cex="http://schemas.microsoft.com/office/word/2018/wordml/cex" xmlns:w16cid="http://schemas.microsoft.com/office/word/2016/wordml/cid" xmlns:w16="http://schemas.microsoft.com/office/word/2018/wordml" xmlns:w16du="http://schemas.microsoft.com/office/word/2023/wordml/word16du" xmlns:w16sdtdh="http://schemas.microsoft.com/office/word/2020/wordml/sdtdatahash" xmlns:w16sdtfl="http://schemas.microsoft.com/office/word/2024/wordml/sdtformatlock" xmlns:w16se="http://schemas.microsoft.com/office/word/2015/wordml/symex" xmlns:wpg="http://schemas.microsoft.com/office/word/2010/wordprocessingGroup" xmlns:wpi="http://schemas.microsoft.com/office/word/2010/wordprocessingInk" xmlns:wne="http://schemas.microsoft.com/office/word/2006/wordml" xmlns:wps="http://schemas.microsoft.com/office/word/2010/wordprocessingShape" mc:Ignorable="w14 w15 w16se w16cid w16 w16cex w16sdtdh w16sdtfl w16du wp14">
+<w:document xmlns:wpc="http://schemas.microsoft.com/office/word/2010/wordprocessingCanvas" xmlns:mc="http://schemas.openxmlformats.org/markup-compatibility/2006" xmlns:o="urn:schemas-microsoft-com:office:office" xmlns:r="http://schemas.openxmlformats.org/officeDocument/2006/relationships" xmlns:m="http://schemas.openxmlformats.org/officeDocument/2006/math" xmlns:v="urn:schemas-microsoft-com:vml" xmlns:wp14="http://schemas.microsoft.com/office/word/2010/wordprocessingDrawing" xmlns:wp="http://schemas.openxmlformats.org/drawingml/2006/wordprocessingDrawing" xmlns:w10="urn:schemas-microsoft-com:office:word" xmlns:w="http://schemas.openxmlformats.org/wordprocessingml/2006/main" xmlns:w14="http://schemas.microsoft.com/office/word/2010/wordml" xmlns:w15="http://schemas.microsoft.com/office/word/2012/wordml" xmlns:wpg="http://schemas.microsoft.com/office/word/2010/wordprocessingGroup" xmlns:wpi="http://schemas.microsoft.com/office/word/2010/wordprocessingInk" xmlns:wne="http://schemas.microsoft.com/office/word/2006/wordml" xmlns:wps="http://schemas.microsoft.com/office/word/2010/wordprocessingShape" mc:Ignorable="w14 w15 wp14">
   <w:body>
     <w:p>
       <w:pPr>
@@ -103,8 +103,8 @@
             <w:rPr>
               <w:rFonts w:asciiTheme="minorHAnsi" w:eastAsiaTheme="minorEastAsia" w:hAnsiTheme="minorHAnsi" w:cstheme="minorBidi"/>
               <w:noProof/>
-              <w:sz w:val="22"/>
-              <w:szCs w:val="22"/>
+              <w:sz w:val="26"/>
+              <w:szCs w:val="26"/>
             </w:rPr>
           </w:pPr>
           <w:r>
@@ -133,47 +133,63 @@
               <w:rPr>
                 <w:rStyle w:val="Hyperlink"/>
                 <w:noProof/>
+                <w:sz w:val="26"/>
+                <w:szCs w:val="26"/>
               </w:rPr>
               <w:t>Mục Lục</w:t>
             </w:r>
             <w:r>
               <w:rPr>
                 <w:noProof/>
+                <w:sz w:val="26"/>
+                <w:szCs w:val="26"/>
               </w:rPr>
               <w:tab/>
             </w:r>
             <w:r>
               <w:rPr>
                 <w:noProof/>
+                <w:sz w:val="26"/>
+                <w:szCs w:val="26"/>
               </w:rPr>
               <w:fldChar w:fldCharType="begin"/>
             </w:r>
             <w:r>
               <w:rPr>
                 <w:noProof/>
+                <w:sz w:val="26"/>
+                <w:szCs w:val="26"/>
               </w:rPr>
               <w:instrText xml:space="preserve"> PAGEREF _Toc243643245 \h </w:instrText>
             </w:r>
             <w:r>
               <w:rPr>
                 <w:noProof/>
+                <w:sz w:val="26"/>
+                <w:szCs w:val="26"/>
               </w:rPr>
             </w:r>
             <w:r>
               <w:rPr>
                 <w:noProof/>
+                <w:sz w:val="26"/>
+                <w:szCs w:val="26"/>
               </w:rPr>
               <w:fldChar w:fldCharType="separate"/>
             </w:r>
             <w:r>
               <w:rPr>
                 <w:noProof/>
+                <w:sz w:val="26"/>
+                <w:szCs w:val="26"/>
               </w:rPr>
               <w:t>2</w:t>
             </w:r>
             <w:r>
               <w:rPr>
                 <w:noProof/>
+                <w:sz w:val="26"/>
+                <w:szCs w:val="26"/>
               </w:rPr>
               <w:fldChar w:fldCharType="end"/>
             </w:r>
@@ -188,8 +204,8 @@
             <w:rPr>
               <w:rFonts w:asciiTheme="minorHAnsi" w:eastAsiaTheme="minorEastAsia" w:hAnsiTheme="minorHAnsi" w:cstheme="minorBidi"/>
               <w:noProof/>
-              <w:sz w:val="22"/>
-              <w:szCs w:val="22"/>
+              <w:sz w:val="26"/>
+              <w:szCs w:val="26"/>
             </w:rPr>
           </w:pPr>
           <w:hyperlink w:anchor="_Toc243643246" w:history="1">
@@ -197,47 +213,63 @@
               <w:rPr>
                 <w:rStyle w:val="Hyperlink"/>
                 <w:noProof/>
+                <w:sz w:val="26"/>
+                <w:szCs w:val="26"/>
               </w:rPr>
               <w:t>1. Sơ Đồ Use Case Tổng Quát</w:t>
             </w:r>
             <w:r>
               <w:rPr>
                 <w:noProof/>
+                <w:sz w:val="26"/>
+                <w:szCs w:val="26"/>
               </w:rPr>
               <w:tab/>
             </w:r>
             <w:r>
               <w:rPr>
                 <w:noProof/>
+                <w:sz w:val="26"/>
+                <w:szCs w:val="26"/>
               </w:rPr>
               <w:fldChar w:fldCharType="begin"/>
             </w:r>
             <w:r>
               <w:rPr>
                 <w:noProof/>
+                <w:sz w:val="26"/>
+                <w:szCs w:val="26"/>
               </w:rPr>
               <w:instrText xml:space="preserve"> PAGEREF _Toc243643246 \h </w:instrText>
             </w:r>
             <w:r>
               <w:rPr>
                 <w:noProof/>
+                <w:sz w:val="26"/>
+                <w:szCs w:val="26"/>
               </w:rPr>
             </w:r>
             <w:r>
               <w:rPr>
                 <w:noProof/>
+                <w:sz w:val="26"/>
+                <w:szCs w:val="26"/>
               </w:rPr>
               <w:fldChar w:fldCharType="separate"/>
             </w:r>
             <w:r>
               <w:rPr>
                 <w:noProof/>
+                <w:sz w:val="26"/>
+                <w:szCs w:val="26"/>
               </w:rPr>
               <w:t>3</w:t>
             </w:r>
             <w:r>
               <w:rPr>
                 <w:noProof/>
+                <w:sz w:val="26"/>
+                <w:szCs w:val="26"/>
               </w:rPr>
               <w:fldChar w:fldCharType="end"/>
             </w:r>
@@ -252,8 +284,8 @@
             <w:rPr>
               <w:rFonts w:asciiTheme="minorHAnsi" w:eastAsiaTheme="minorEastAsia" w:hAnsiTheme="minorHAnsi" w:cstheme="minorBidi"/>
               <w:noProof/>
-              <w:sz w:val="22"/>
-              <w:szCs w:val="22"/>
+              <w:sz w:val="26"/>
+              <w:szCs w:val="26"/>
             </w:rPr>
           </w:pPr>
           <w:hyperlink w:anchor="_Toc243643247" w:history="1">
@@ -261,47 +293,63 @@
               <w:rPr>
                 <w:rStyle w:val="Hyperlink"/>
                 <w:noProof/>
+                <w:sz w:val="26"/>
+                <w:szCs w:val="26"/>
               </w:rPr>
               <w:t>2. Danh Sách Tác Nhân (Actors)</w:t>
             </w:r>
             <w:r>
               <w:rPr>
                 <w:noProof/>
+                <w:sz w:val="26"/>
+                <w:szCs w:val="26"/>
               </w:rPr>
               <w:tab/>
             </w:r>
             <w:r>
               <w:rPr>
                 <w:noProof/>
+                <w:sz w:val="26"/>
+                <w:szCs w:val="26"/>
               </w:rPr>
               <w:fldChar w:fldCharType="begin"/>
             </w:r>
             <w:r>
               <w:rPr>
                 <w:noProof/>
+                <w:sz w:val="26"/>
+                <w:szCs w:val="26"/>
               </w:rPr>
               <w:instrText xml:space="preserve"> PAGEREF _Toc243643247 \h </w:instrText>
             </w:r>
             <w:r>
               <w:rPr>
                 <w:noProof/>
+                <w:sz w:val="26"/>
+                <w:szCs w:val="26"/>
               </w:rPr>
             </w:r>
             <w:r>
               <w:rPr>
                 <w:noProof/>
+                <w:sz w:val="26"/>
+                <w:szCs w:val="26"/>
               </w:rPr>
               <w:fldChar w:fldCharType="separate"/>
             </w:r>
             <w:r>
               <w:rPr>
                 <w:noProof/>
+                <w:sz w:val="26"/>
+                <w:szCs w:val="26"/>
               </w:rPr>
               <w:t>3</w:t>
             </w:r>
             <w:r>
               <w:rPr>
                 <w:noProof/>
+                <w:sz w:val="26"/>
+                <w:szCs w:val="26"/>
               </w:rPr>
               <w:fldChar w:fldCharType="end"/>
             </w:r>
@@ -316,8 +364,8 @@
             <w:rPr>
               <w:rFonts w:asciiTheme="minorHAnsi" w:eastAsiaTheme="minorEastAsia" w:hAnsiTheme="minorHAnsi" w:cstheme="minorBidi"/>
               <w:noProof/>
-              <w:sz w:val="22"/>
-              <w:szCs w:val="22"/>
+              <w:sz w:val="26"/>
+              <w:szCs w:val="26"/>
             </w:rPr>
           </w:pPr>
           <w:hyperlink w:anchor="_Toc243643248" w:history="1">
@@ -325,47 +373,63 @@
               <w:rPr>
                 <w:rStyle w:val="Hyperlink"/>
                 <w:noProof/>
+                <w:sz w:val="26"/>
+                <w:szCs w:val="26"/>
               </w:rPr>
               <w:t>3. Đặc Tả Chi Tiết Các Use Case</w:t>
             </w:r>
             <w:r>
               <w:rPr>
                 <w:noProof/>
+                <w:sz w:val="26"/>
+                <w:szCs w:val="26"/>
               </w:rPr>
               <w:tab/>
             </w:r>
             <w:r>
               <w:rPr>
                 <w:noProof/>
+                <w:sz w:val="26"/>
+                <w:szCs w:val="26"/>
               </w:rPr>
               <w:fldChar w:fldCharType="begin"/>
             </w:r>
             <w:r>
               <w:rPr>
                 <w:noProof/>
+                <w:sz w:val="26"/>
+                <w:szCs w:val="26"/>
               </w:rPr>
               <w:instrText xml:space="preserve"> PAGEREF _Toc243643248 \h </w:instrText>
             </w:r>
             <w:r>
               <w:rPr>
                 <w:noProof/>
+                <w:sz w:val="26"/>
+                <w:szCs w:val="26"/>
               </w:rPr>
             </w:r>
             <w:r>
               <w:rPr>
                 <w:noProof/>
+                <w:sz w:val="26"/>
+                <w:szCs w:val="26"/>
               </w:rPr>
               <w:fldChar w:fldCharType="separate"/>
             </w:r>
             <w:r>
               <w:rPr>
                 <w:noProof/>
+                <w:sz w:val="26"/>
+                <w:szCs w:val="26"/>
               </w:rPr>
               <w:t>5</w:t>
             </w:r>
             <w:r>
               <w:rPr>
                 <w:noProof/>
+                <w:sz w:val="26"/>
+                <w:szCs w:val="26"/>
               </w:rPr>
               <w:fldChar w:fldCharType="end"/>
             </w:r>
@@ -380,8 +444,8 @@
             <w:rPr>
               <w:rFonts w:asciiTheme="minorHAnsi" w:eastAsiaTheme="minorEastAsia" w:hAnsiTheme="minorHAnsi" w:cstheme="minorBidi"/>
               <w:noProof/>
-              <w:sz w:val="22"/>
-              <w:szCs w:val="22"/>
+              <w:sz w:val="26"/>
+              <w:szCs w:val="26"/>
             </w:rPr>
           </w:pPr>
           <w:hyperlink w:anchor="_Toc243643249" w:history="1">
@@ -389,47 +453,63 @@
               <w:rPr>
                 <w:rStyle w:val="Hyperlink"/>
                 <w:noProof/>
+                <w:sz w:val="26"/>
+                <w:szCs w:val="26"/>
               </w:rPr>
               <w:t>3.1 USC01 — Đăng Nhập</w:t>
             </w:r>
             <w:r>
               <w:rPr>
                 <w:noProof/>
+                <w:sz w:val="26"/>
+                <w:szCs w:val="26"/>
               </w:rPr>
               <w:tab/>
             </w:r>
             <w:r>
               <w:rPr>
                 <w:noProof/>
+                <w:sz w:val="26"/>
+                <w:szCs w:val="26"/>
               </w:rPr>
               <w:fldChar w:fldCharType="begin"/>
             </w:r>
             <w:r>
               <w:rPr>
                 <w:noProof/>
+                <w:sz w:val="26"/>
+                <w:szCs w:val="26"/>
               </w:rPr>
               <w:instrText xml:space="preserve"> PAGEREF _Toc243643249 \h </w:instrText>
             </w:r>
             <w:r>
               <w:rPr>
                 <w:noProof/>
+                <w:sz w:val="26"/>
+                <w:szCs w:val="26"/>
               </w:rPr>
             </w:r>
             <w:r>
               <w:rPr>
                 <w:noProof/>
+                <w:sz w:val="26"/>
+                <w:szCs w:val="26"/>
               </w:rPr>
               <w:fldChar w:fldCharType="separate"/>
             </w:r>
             <w:r>
               <w:rPr>
                 <w:noProof/>
+                <w:sz w:val="26"/>
+                <w:szCs w:val="26"/>
               </w:rPr>
               <w:t>6</w:t>
             </w:r>
             <w:r>
               <w:rPr>
                 <w:noProof/>
+                <w:sz w:val="26"/>
+                <w:szCs w:val="26"/>
               </w:rPr>
               <w:fldChar w:fldCharType="end"/>
             </w:r>
@@ -444,8 +524,8 @@
             <w:rPr>
               <w:rFonts w:asciiTheme="minorHAnsi" w:eastAsiaTheme="minorEastAsia" w:hAnsiTheme="minorHAnsi" w:cstheme="minorBidi"/>
               <w:noProof/>
-              <w:sz w:val="22"/>
-              <w:szCs w:val="22"/>
+              <w:sz w:val="26"/>
+              <w:szCs w:val="26"/>
             </w:rPr>
           </w:pPr>
           <w:hyperlink w:anchor="_Toc243643250" w:history="1">
@@ -453,47 +533,63 @@
               <w:rPr>
                 <w:rStyle w:val="Hyperlink"/>
                 <w:noProof/>
+                <w:sz w:val="26"/>
+                <w:szCs w:val="26"/>
               </w:rPr>
               <w:t>3.2 USC02 — Quét Mã QR</w:t>
             </w:r>
             <w:r>
               <w:rPr>
                 <w:noProof/>
+                <w:sz w:val="26"/>
+                <w:szCs w:val="26"/>
               </w:rPr>
               <w:tab/>
             </w:r>
             <w:r>
               <w:rPr>
                 <w:noProof/>
+                <w:sz w:val="26"/>
+                <w:szCs w:val="26"/>
               </w:rPr>
               <w:fldChar w:fldCharType="begin"/>
             </w:r>
             <w:r>
               <w:rPr>
                 <w:noProof/>
+                <w:sz w:val="26"/>
+                <w:szCs w:val="26"/>
               </w:rPr>
               <w:instrText xml:space="preserve"> PAGEREF _Toc243643250 \h </w:instrText>
             </w:r>
             <w:r>
               <w:rPr>
                 <w:noProof/>
+                <w:sz w:val="26"/>
+                <w:szCs w:val="26"/>
               </w:rPr>
             </w:r>
             <w:r>
               <w:rPr>
                 <w:noProof/>
+                <w:sz w:val="26"/>
+                <w:szCs w:val="26"/>
               </w:rPr>
               <w:fldChar w:fldCharType="separate"/>
             </w:r>
             <w:r>
               <w:rPr>
                 <w:noProof/>
+                <w:sz w:val="26"/>
+                <w:szCs w:val="26"/>
               </w:rPr>
               <w:t>8</w:t>
             </w:r>
             <w:r>
               <w:rPr>
                 <w:noProof/>
+                <w:sz w:val="26"/>
+                <w:szCs w:val="26"/>
               </w:rPr>
               <w:fldChar w:fldCharType="end"/>
             </w:r>
@@ -508,8 +604,8 @@
             <w:rPr>
               <w:rFonts w:asciiTheme="minorHAnsi" w:eastAsiaTheme="minorEastAsia" w:hAnsiTheme="minorHAnsi" w:cstheme="minorBidi"/>
               <w:noProof/>
-              <w:sz w:val="22"/>
-              <w:szCs w:val="22"/>
+              <w:sz w:val="26"/>
+              <w:szCs w:val="26"/>
             </w:rPr>
           </w:pPr>
           <w:hyperlink w:anchor="_Toc243643251" w:history="1">
@@ -517,47 +613,63 @@
               <w:rPr>
                 <w:rStyle w:val="Hyperlink"/>
                 <w:noProof/>
+                <w:sz w:val="26"/>
+                <w:szCs w:val="26"/>
               </w:rPr>
               <w:t>3.3 USC03 — Nghe Thuyết Minh</w:t>
             </w:r>
             <w:r>
               <w:rPr>
                 <w:noProof/>
+                <w:sz w:val="26"/>
+                <w:szCs w:val="26"/>
               </w:rPr>
               <w:tab/>
             </w:r>
             <w:r>
               <w:rPr>
                 <w:noProof/>
+                <w:sz w:val="26"/>
+                <w:szCs w:val="26"/>
               </w:rPr>
               <w:fldChar w:fldCharType="begin"/>
             </w:r>
             <w:r>
               <w:rPr>
                 <w:noProof/>
+                <w:sz w:val="26"/>
+                <w:szCs w:val="26"/>
               </w:rPr>
               <w:instrText xml:space="preserve"> PAGEREF _Toc243643251 \h </w:instrText>
             </w:r>
             <w:r>
               <w:rPr>
                 <w:noProof/>
+                <w:sz w:val="26"/>
+                <w:szCs w:val="26"/>
               </w:rPr>
             </w:r>
             <w:r>
               <w:rPr>
                 <w:noProof/>
+                <w:sz w:val="26"/>
+                <w:szCs w:val="26"/>
               </w:rPr>
               <w:fldChar w:fldCharType="separate"/>
             </w:r>
             <w:r>
               <w:rPr>
                 <w:noProof/>
+                <w:sz w:val="26"/>
+                <w:szCs w:val="26"/>
               </w:rPr>
               <w:t>11</w:t>
             </w:r>
             <w:r>
               <w:rPr>
                 <w:noProof/>
+                <w:sz w:val="26"/>
+                <w:szCs w:val="26"/>
               </w:rPr>
               <w:fldChar w:fldCharType="end"/>
             </w:r>
@@ -572,8 +684,8 @@
             <w:rPr>
               <w:rFonts w:asciiTheme="minorHAnsi" w:eastAsiaTheme="minorEastAsia" w:hAnsiTheme="minorHAnsi" w:cstheme="minorBidi"/>
               <w:noProof/>
-              <w:sz w:val="22"/>
-              <w:szCs w:val="22"/>
+              <w:sz w:val="26"/>
+              <w:szCs w:val="26"/>
             </w:rPr>
           </w:pPr>
           <w:hyperlink w:anchor="_Toc243643252" w:history="1">
@@ -581,47 +693,63 @@
               <w:rPr>
                 <w:rStyle w:val="Hyperlink"/>
                 <w:noProof/>
+                <w:sz w:val="26"/>
+                <w:szCs w:val="26"/>
               </w:rPr>
               <w:t>3.4 USC04 — Chuyển Đổi Ngôn Ngữ</w:t>
             </w:r>
             <w:r>
               <w:rPr>
                 <w:noProof/>
+                <w:sz w:val="26"/>
+                <w:szCs w:val="26"/>
               </w:rPr>
               <w:tab/>
             </w:r>
             <w:r>
               <w:rPr>
                 <w:noProof/>
+                <w:sz w:val="26"/>
+                <w:szCs w:val="26"/>
               </w:rPr>
               <w:fldChar w:fldCharType="begin"/>
             </w:r>
             <w:r>
               <w:rPr>
                 <w:noProof/>
+                <w:sz w:val="26"/>
+                <w:szCs w:val="26"/>
               </w:rPr>
               <w:instrText xml:space="preserve"> PAGEREF _Toc243643252 \h </w:instrText>
             </w:r>
             <w:r>
               <w:rPr>
                 <w:noProof/>
+                <w:sz w:val="26"/>
+                <w:szCs w:val="26"/>
               </w:rPr>
             </w:r>
             <w:r>
               <w:rPr>
                 <w:noProof/>
+                <w:sz w:val="26"/>
+                <w:szCs w:val="26"/>
               </w:rPr>
               <w:fldChar w:fldCharType="separate"/>
             </w:r>
             <w:r>
               <w:rPr>
                 <w:noProof/>
+                <w:sz w:val="26"/>
+                <w:szCs w:val="26"/>
               </w:rPr>
               <w:t>14</w:t>
             </w:r>
             <w:r>
               <w:rPr>
                 <w:noProof/>
+                <w:sz w:val="26"/>
+                <w:szCs w:val="26"/>
               </w:rPr>
               <w:fldChar w:fldCharType="end"/>
             </w:r>
@@ -636,8 +764,8 @@
             <w:rPr>
               <w:rFonts w:asciiTheme="minorHAnsi" w:eastAsiaTheme="minorEastAsia" w:hAnsiTheme="minorHAnsi" w:cstheme="minorBidi"/>
               <w:noProof/>
-              <w:sz w:val="22"/>
-              <w:szCs w:val="22"/>
+              <w:sz w:val="26"/>
+              <w:szCs w:val="26"/>
             </w:rPr>
           </w:pPr>
           <w:hyperlink w:anchor="_Toc243643253" w:history="1">
@@ -645,47 +773,63 @@
               <w:rPr>
                 <w:rStyle w:val="Hyperlink"/>
                 <w:noProof/>
+                <w:sz w:val="26"/>
+                <w:szCs w:val="26"/>
               </w:rPr>
               <w:t>3.5 USC05 — Lưu Sự Vật Yêu Thích</w:t>
             </w:r>
             <w:r>
               <w:rPr>
                 <w:noProof/>
+                <w:sz w:val="26"/>
+                <w:szCs w:val="26"/>
               </w:rPr>
               <w:tab/>
             </w:r>
             <w:r>
               <w:rPr>
                 <w:noProof/>
+                <w:sz w:val="26"/>
+                <w:szCs w:val="26"/>
               </w:rPr>
               <w:fldChar w:fldCharType="begin"/>
             </w:r>
             <w:r>
               <w:rPr>
                 <w:noProof/>
+                <w:sz w:val="26"/>
+                <w:szCs w:val="26"/>
               </w:rPr>
               <w:instrText xml:space="preserve"> PAGEREF _Toc243643253 \h </w:instrText>
             </w:r>
             <w:r>
               <w:rPr>
                 <w:noProof/>
+                <w:sz w:val="26"/>
+                <w:szCs w:val="26"/>
               </w:rPr>
             </w:r>
             <w:r>
               <w:rPr>
                 <w:noProof/>
+                <w:sz w:val="26"/>
+                <w:szCs w:val="26"/>
               </w:rPr>
               <w:fldChar w:fldCharType="separate"/>
             </w:r>
             <w:r>
               <w:rPr>
                 <w:noProof/>
+                <w:sz w:val="26"/>
+                <w:szCs w:val="26"/>
               </w:rPr>
               <w:t>16</w:t>
             </w:r>
             <w:r>
               <w:rPr>
                 <w:noProof/>
+                <w:sz w:val="26"/>
+                <w:szCs w:val="26"/>
               </w:rPr>
               <w:fldChar w:fldCharType="end"/>
             </w:r>
@@ -700,8 +844,8 @@
             <w:rPr>
               <w:rFonts w:asciiTheme="minorHAnsi" w:eastAsiaTheme="minorEastAsia" w:hAnsiTheme="minorHAnsi" w:cstheme="minorBidi"/>
               <w:noProof/>
-              <w:sz w:val="22"/>
-              <w:szCs w:val="22"/>
+              <w:sz w:val="26"/>
+              <w:szCs w:val="26"/>
             </w:rPr>
           </w:pPr>
           <w:hyperlink w:anchor="_Toc243643254" w:history="1">
@@ -709,47 +853,63 @@
               <w:rPr>
                 <w:rStyle w:val="Hyperlink"/>
                 <w:noProof/>
+                <w:sz w:val="26"/>
+                <w:szCs w:val="26"/>
               </w:rPr>
               <w:t>3.6 USC06 — Xem Hồ Sơ Bảo Tàng</w:t>
             </w:r>
             <w:r>
               <w:rPr>
                 <w:noProof/>
+                <w:sz w:val="26"/>
+                <w:szCs w:val="26"/>
               </w:rPr>
               <w:tab/>
             </w:r>
             <w:r>
               <w:rPr>
                 <w:noProof/>
+                <w:sz w:val="26"/>
+                <w:szCs w:val="26"/>
               </w:rPr>
               <w:fldChar w:fldCharType="begin"/>
             </w:r>
             <w:r>
               <w:rPr>
                 <w:noProof/>
+                <w:sz w:val="26"/>
+                <w:szCs w:val="26"/>
               </w:rPr>
               <w:instrText xml:space="preserve"> PAGEREF _Toc243643254 \h </w:instrText>
             </w:r>
             <w:r>
               <w:rPr>
                 <w:noProof/>
+                <w:sz w:val="26"/>
+                <w:szCs w:val="26"/>
               </w:rPr>
             </w:r>
             <w:r>
               <w:rPr>
                 <w:noProof/>
+                <w:sz w:val="26"/>
+                <w:szCs w:val="26"/>
               </w:rPr>
               <w:fldChar w:fldCharType="separate"/>
             </w:r>
             <w:r>
               <w:rPr>
                 <w:noProof/>
+                <w:sz w:val="26"/>
+                <w:szCs w:val="26"/>
               </w:rPr>
               <w:t>18</w:t>
             </w:r>
             <w:r>
               <w:rPr>
                 <w:noProof/>
+                <w:sz w:val="26"/>
+                <w:szCs w:val="26"/>
               </w:rPr>
               <w:fldChar w:fldCharType="end"/>
             </w:r>
@@ -764,8 +924,8 @@
             <w:rPr>
               <w:rFonts w:asciiTheme="minorHAnsi" w:eastAsiaTheme="minorEastAsia" w:hAnsiTheme="minorHAnsi" w:cstheme="minorBidi"/>
               <w:noProof/>
-              <w:sz w:val="22"/>
-              <w:szCs w:val="22"/>
+              <w:sz w:val="26"/>
+              <w:szCs w:val="26"/>
             </w:rPr>
           </w:pPr>
           <w:hyperlink w:anchor="_Toc243643255" w:history="1">
@@ -773,47 +933,63 @@
               <w:rPr>
                 <w:rStyle w:val="Hyperlink"/>
                 <w:noProof/>
+                <w:sz w:val="26"/>
+                <w:szCs w:val="26"/>
               </w:rPr>
               <w:t>3.7 USC07 — Xem Phụ Đề</w:t>
             </w:r>
             <w:r>
               <w:rPr>
                 <w:noProof/>
+                <w:sz w:val="26"/>
+                <w:szCs w:val="26"/>
               </w:rPr>
               <w:tab/>
             </w:r>
             <w:r>
               <w:rPr>
                 <w:noProof/>
+                <w:sz w:val="26"/>
+                <w:szCs w:val="26"/>
               </w:rPr>
               <w:fldChar w:fldCharType="begin"/>
             </w:r>
             <w:r>
               <w:rPr>
                 <w:noProof/>
+                <w:sz w:val="26"/>
+                <w:szCs w:val="26"/>
               </w:rPr>
               <w:instrText xml:space="preserve"> PAGEREF _Toc243643255 \h </w:instrText>
             </w:r>
             <w:r>
               <w:rPr>
                 <w:noProof/>
+                <w:sz w:val="26"/>
+                <w:szCs w:val="26"/>
               </w:rPr>
             </w:r>
             <w:r>
               <w:rPr>
                 <w:noProof/>
+                <w:sz w:val="26"/>
+                <w:szCs w:val="26"/>
               </w:rPr>
               <w:fldChar w:fldCharType="separate"/>
             </w:r>
             <w:r>
               <w:rPr>
                 <w:noProof/>
+                <w:sz w:val="26"/>
+                <w:szCs w:val="26"/>
               </w:rPr>
               <w:t>20</w:t>
             </w:r>
             <w:r>
               <w:rPr>
                 <w:noProof/>
+                <w:sz w:val="26"/>
+                <w:szCs w:val="26"/>
               </w:rPr>
               <w:fldChar w:fldCharType="end"/>
             </w:r>
@@ -828,8 +1004,8 @@
             <w:rPr>
               <w:rFonts w:asciiTheme="minorHAnsi" w:eastAsiaTheme="minorEastAsia" w:hAnsiTheme="minorHAnsi" w:cstheme="minorBidi"/>
               <w:noProof/>
-              <w:sz w:val="22"/>
-              <w:szCs w:val="22"/>
+              <w:sz w:val="26"/>
+              <w:szCs w:val="26"/>
             </w:rPr>
           </w:pPr>
           <w:hyperlink w:anchor="_Toc243643256" w:history="1">
@@ -837,47 +1013,63 @@
               <w:rPr>
                 <w:rStyle w:val="Hyperlink"/>
                 <w:noProof/>
+                <w:sz w:val="26"/>
+                <w:szCs w:val="26"/>
               </w:rPr>
               <w:t>3.8 USC08 — Tìm Kiếm</w:t>
             </w:r>
             <w:r>
               <w:rPr>
                 <w:noProof/>
+                <w:sz w:val="26"/>
+                <w:szCs w:val="26"/>
               </w:rPr>
               <w:tab/>
             </w:r>
             <w:r>
               <w:rPr>
                 <w:noProof/>
+                <w:sz w:val="26"/>
+                <w:szCs w:val="26"/>
               </w:rPr>
               <w:fldChar w:fldCharType="begin"/>
             </w:r>
             <w:r>
               <w:rPr>
                 <w:noProof/>
+                <w:sz w:val="26"/>
+                <w:szCs w:val="26"/>
               </w:rPr>
               <w:instrText xml:space="preserve"> PAGEREF _Toc243643256 \h </w:instrText>
             </w:r>
             <w:r>
               <w:rPr>
                 <w:noProof/>
+                <w:sz w:val="26"/>
+                <w:szCs w:val="26"/>
               </w:rPr>
             </w:r>
             <w:r>
               <w:rPr>
                 <w:noProof/>
+                <w:sz w:val="26"/>
+                <w:szCs w:val="26"/>
               </w:rPr>
               <w:fldChar w:fldCharType="separate"/>
             </w:r>
             <w:r>
               <w:rPr>
                 <w:noProof/>
+                <w:sz w:val="26"/>
+                <w:szCs w:val="26"/>
               </w:rPr>
               <w:t>23</w:t>
             </w:r>
             <w:r>
               <w:rPr>
                 <w:noProof/>
+                <w:sz w:val="26"/>
+                <w:szCs w:val="26"/>
               </w:rPr>
               <w:fldChar w:fldCharType="end"/>
             </w:r>
@@ -892,8 +1084,8 @@
             <w:rPr>
               <w:rFonts w:asciiTheme="minorHAnsi" w:eastAsiaTheme="minorEastAsia" w:hAnsiTheme="minorHAnsi" w:cstheme="minorBidi"/>
               <w:noProof/>
-              <w:sz w:val="22"/>
-              <w:szCs w:val="22"/>
+              <w:sz w:val="26"/>
+              <w:szCs w:val="26"/>
             </w:rPr>
           </w:pPr>
           <w:hyperlink w:anchor="_Toc243643257" w:history="1">
@@ -901,47 +1093,63 @@
               <w:rPr>
                 <w:rStyle w:val="Hyperlink"/>
                 <w:noProof/>
+                <w:sz w:val="26"/>
+                <w:szCs w:val="26"/>
               </w:rPr>
               <w:t>3.9 USC09 — Quản Lý Sự Vật</w:t>
             </w:r>
             <w:r>
               <w:rPr>
                 <w:noProof/>
+                <w:sz w:val="26"/>
+                <w:szCs w:val="26"/>
               </w:rPr>
               <w:tab/>
             </w:r>
             <w:r>
               <w:rPr>
                 <w:noProof/>
+                <w:sz w:val="26"/>
+                <w:szCs w:val="26"/>
               </w:rPr>
               <w:fldChar w:fldCharType="begin"/>
             </w:r>
             <w:r>
               <w:rPr>
                 <w:noProof/>
+                <w:sz w:val="26"/>
+                <w:szCs w:val="26"/>
               </w:rPr>
               <w:instrText xml:space="preserve"> PAGEREF _Toc243643257 \h </w:instrText>
             </w:r>
             <w:r>
               <w:rPr>
                 <w:noProof/>
+                <w:sz w:val="26"/>
+                <w:szCs w:val="26"/>
               </w:rPr>
             </w:r>
             <w:r>
               <w:rPr>
                 <w:noProof/>
+                <w:sz w:val="26"/>
+                <w:szCs w:val="26"/>
               </w:rPr>
               <w:fldChar w:fldCharType="separate"/>
             </w:r>
             <w:r>
               <w:rPr>
                 <w:noProof/>
+                <w:sz w:val="26"/>
+                <w:szCs w:val="26"/>
               </w:rPr>
               <w:t>26</w:t>
             </w:r>
             <w:r>
               <w:rPr>
                 <w:noProof/>
+                <w:sz w:val="26"/>
+                <w:szCs w:val="26"/>
               </w:rPr>
               <w:fldChar w:fldCharType="end"/>
             </w:r>
@@ -956,8 +1164,8 @@
             <w:rPr>
               <w:rFonts w:asciiTheme="minorHAnsi" w:eastAsiaTheme="minorEastAsia" w:hAnsiTheme="minorHAnsi" w:cstheme="minorBidi"/>
               <w:noProof/>
-              <w:sz w:val="22"/>
-              <w:szCs w:val="22"/>
+              <w:sz w:val="26"/>
+              <w:szCs w:val="26"/>
             </w:rPr>
           </w:pPr>
           <w:hyperlink w:anchor="_Toc243643258" w:history="1">
@@ -965,47 +1173,63 @@
               <w:rPr>
                 <w:rStyle w:val="Hyperlink"/>
                 <w:noProof/>
+                <w:sz w:val="26"/>
+                <w:szCs w:val="26"/>
               </w:rPr>
               <w:t>3.10 USC10 — Quản Lý Phiên Tham Quan &amp; Mã QR</w:t>
             </w:r>
             <w:r>
               <w:rPr>
                 <w:noProof/>
+                <w:sz w:val="26"/>
+                <w:szCs w:val="26"/>
               </w:rPr>
               <w:tab/>
             </w:r>
             <w:r>
               <w:rPr>
                 <w:noProof/>
+                <w:sz w:val="26"/>
+                <w:szCs w:val="26"/>
               </w:rPr>
               <w:fldChar w:fldCharType="begin"/>
             </w:r>
             <w:r>
               <w:rPr>
                 <w:noProof/>
+                <w:sz w:val="26"/>
+                <w:szCs w:val="26"/>
               </w:rPr>
               <w:instrText xml:space="preserve"> PAGEREF _Toc243643258 \h </w:instrText>
             </w:r>
             <w:r>
               <w:rPr>
                 <w:noProof/>
+                <w:sz w:val="26"/>
+                <w:szCs w:val="26"/>
               </w:rPr>
             </w:r>
             <w:r>
               <w:rPr>
                 <w:noProof/>
+                <w:sz w:val="26"/>
+                <w:szCs w:val="26"/>
               </w:rPr>
               <w:fldChar w:fldCharType="separate"/>
             </w:r>
             <w:r>
               <w:rPr>
                 <w:noProof/>
+                <w:sz w:val="26"/>
+                <w:szCs w:val="26"/>
               </w:rPr>
               <w:t>29</w:t>
             </w:r>
             <w:r>
               <w:rPr>
                 <w:noProof/>
+                <w:sz w:val="26"/>
+                <w:szCs w:val="26"/>
               </w:rPr>
               <w:fldChar w:fldCharType="end"/>
             </w:r>
@@ -1020,8 +1244,8 @@
             <w:rPr>
               <w:rFonts w:asciiTheme="minorHAnsi" w:eastAsiaTheme="minorEastAsia" w:hAnsiTheme="minorHAnsi" w:cstheme="minorBidi"/>
               <w:noProof/>
-              <w:sz w:val="22"/>
-              <w:szCs w:val="22"/>
+              <w:sz w:val="26"/>
+              <w:szCs w:val="26"/>
             </w:rPr>
           </w:pPr>
           <w:hyperlink w:anchor="_Toc243643259" w:history="1">
@@ -1029,47 +1253,63 @@
               <w:rPr>
                 <w:rStyle w:val="Hyperlink"/>
                 <w:noProof/>
+                <w:sz w:val="26"/>
+                <w:szCs w:val="26"/>
               </w:rPr>
               <w:t>3.11 USC11 — Quản Lý Tệp Âm Thanh</w:t>
             </w:r>
             <w:r>
               <w:rPr>
                 <w:noProof/>
+                <w:sz w:val="26"/>
+                <w:szCs w:val="26"/>
               </w:rPr>
               <w:tab/>
             </w:r>
             <w:r>
               <w:rPr>
                 <w:noProof/>
+                <w:sz w:val="26"/>
+                <w:szCs w:val="26"/>
               </w:rPr>
               <w:fldChar w:fldCharType="begin"/>
             </w:r>
             <w:r>
               <w:rPr>
                 <w:noProof/>
+                <w:sz w:val="26"/>
+                <w:szCs w:val="26"/>
               </w:rPr>
               <w:instrText xml:space="preserve"> PAGEREF _Toc243643259 \h </w:instrText>
             </w:r>
             <w:r>
               <w:rPr>
                 <w:noProof/>
+                <w:sz w:val="26"/>
+                <w:szCs w:val="26"/>
               </w:rPr>
             </w:r>
             <w:r>
               <w:rPr>
                 <w:noProof/>
+                <w:sz w:val="26"/>
+                <w:szCs w:val="26"/>
               </w:rPr>
               <w:fldChar w:fldCharType="separate"/>
             </w:r>
             <w:r>
               <w:rPr>
                 <w:noProof/>
+                <w:sz w:val="26"/>
+                <w:szCs w:val="26"/>
               </w:rPr>
               <w:t>33</w:t>
             </w:r>
             <w:r>
               <w:rPr>
                 <w:noProof/>
+                <w:sz w:val="26"/>
+                <w:szCs w:val="26"/>
               </w:rPr>
               <w:fldChar w:fldCharType="end"/>
             </w:r>
@@ -1084,8 +1324,8 @@
             <w:rPr>
               <w:rFonts w:asciiTheme="minorHAnsi" w:eastAsiaTheme="minorEastAsia" w:hAnsiTheme="minorHAnsi" w:cstheme="minorBidi"/>
               <w:noProof/>
-              <w:sz w:val="22"/>
-              <w:szCs w:val="22"/>
+              <w:sz w:val="26"/>
+              <w:szCs w:val="26"/>
             </w:rPr>
           </w:pPr>
           <w:hyperlink w:anchor="_Toc243643260" w:history="1">
@@ -1093,47 +1333,63 @@
               <w:rPr>
                 <w:rStyle w:val="Hyperlink"/>
                 <w:noProof/>
+                <w:sz w:val="26"/>
+                <w:szCs w:val="26"/>
               </w:rPr>
               <w:t>3.12 USC12 — Xem Thống Kê Lượt Nghe</w:t>
             </w:r>
             <w:r>
               <w:rPr>
                 <w:noProof/>
+                <w:sz w:val="26"/>
+                <w:szCs w:val="26"/>
               </w:rPr>
               <w:tab/>
             </w:r>
             <w:r>
               <w:rPr>
                 <w:noProof/>
+                <w:sz w:val="26"/>
+                <w:szCs w:val="26"/>
               </w:rPr>
               <w:fldChar w:fldCharType="begin"/>
             </w:r>
             <w:r>
               <w:rPr>
                 <w:noProof/>
+                <w:sz w:val="26"/>
+                <w:szCs w:val="26"/>
               </w:rPr>
               <w:instrText xml:space="preserve"> PAGEREF _Toc243643260 \h </w:instrText>
             </w:r>
             <w:r>
               <w:rPr>
                 <w:noProof/>
+                <w:sz w:val="26"/>
+                <w:szCs w:val="26"/>
               </w:rPr>
             </w:r>
             <w:r>
               <w:rPr>
                 <w:noProof/>
+                <w:sz w:val="26"/>
+                <w:szCs w:val="26"/>
               </w:rPr>
               <w:fldChar w:fldCharType="separate"/>
             </w:r>
             <w:r>
               <w:rPr>
                 <w:noProof/>
+                <w:sz w:val="26"/>
+                <w:szCs w:val="26"/>
               </w:rPr>
               <w:t>36</w:t>
             </w:r>
             <w:r>
               <w:rPr>
                 <w:noProof/>
+                <w:sz w:val="26"/>
+                <w:szCs w:val="26"/>
               </w:rPr>
               <w:fldChar w:fldCharType="end"/>
             </w:r>
@@ -1148,8 +1404,8 @@
             <w:rPr>
               <w:rFonts w:asciiTheme="minorHAnsi" w:eastAsiaTheme="minorEastAsia" w:hAnsiTheme="minorHAnsi" w:cstheme="minorBidi"/>
               <w:noProof/>
-              <w:sz w:val="22"/>
-              <w:szCs w:val="22"/>
+              <w:sz w:val="26"/>
+              <w:szCs w:val="26"/>
             </w:rPr>
           </w:pPr>
           <w:hyperlink w:anchor="_Toc243643261" w:history="1">
@@ -1157,47 +1413,63 @@
               <w:rPr>
                 <w:rStyle w:val="Hyperlink"/>
                 <w:noProof/>
+                <w:sz w:val="26"/>
+                <w:szCs w:val="26"/>
               </w:rPr>
               <w:t>3.13 USC13 — Quản Lý Sơ Đồ</w:t>
             </w:r>
             <w:r>
               <w:rPr>
                 <w:noProof/>
+                <w:sz w:val="26"/>
+                <w:szCs w:val="26"/>
               </w:rPr>
               <w:tab/>
             </w:r>
             <w:r>
               <w:rPr>
                 <w:noProof/>
+                <w:sz w:val="26"/>
+                <w:szCs w:val="26"/>
               </w:rPr>
               <w:fldChar w:fldCharType="begin"/>
             </w:r>
             <w:r>
               <w:rPr>
                 <w:noProof/>
+                <w:sz w:val="26"/>
+                <w:szCs w:val="26"/>
               </w:rPr>
               <w:instrText xml:space="preserve"> PAGEREF _Toc243643261 \h </w:instrText>
             </w:r>
             <w:r>
               <w:rPr>
                 <w:noProof/>
+                <w:sz w:val="26"/>
+                <w:szCs w:val="26"/>
               </w:rPr>
             </w:r>
             <w:r>
               <w:rPr>
                 <w:noProof/>
+                <w:sz w:val="26"/>
+                <w:szCs w:val="26"/>
               </w:rPr>
               <w:fldChar w:fldCharType="separate"/>
             </w:r>
             <w:r>
               <w:rPr>
                 <w:noProof/>
+                <w:sz w:val="26"/>
+                <w:szCs w:val="26"/>
               </w:rPr>
               <w:t>39</w:t>
             </w:r>
             <w:r>
               <w:rPr>
                 <w:noProof/>
+                <w:sz w:val="26"/>
+                <w:szCs w:val="26"/>
               </w:rPr>
               <w:fldChar w:fldCharType="end"/>
             </w:r>
@@ -1212,8 +1484,8 @@
             <w:rPr>
               <w:rFonts w:asciiTheme="minorHAnsi" w:eastAsiaTheme="minorEastAsia" w:hAnsiTheme="minorHAnsi" w:cstheme="minorBidi"/>
               <w:noProof/>
-              <w:sz w:val="22"/>
-              <w:szCs w:val="22"/>
+              <w:sz w:val="26"/>
+              <w:szCs w:val="26"/>
             </w:rPr>
           </w:pPr>
           <w:hyperlink w:anchor="_Toc243643262" w:history="1">
@@ -1221,47 +1493,63 @@
               <w:rPr>
                 <w:rStyle w:val="Hyperlink"/>
                 <w:noProof/>
+                <w:sz w:val="26"/>
+                <w:szCs w:val="26"/>
               </w:rPr>
               <w:t>3.14 USC14 — Định Vị Vị Trí &amp; Tự Động Thuyết Minh</w:t>
             </w:r>
             <w:r>
               <w:rPr>
                 <w:noProof/>
+                <w:sz w:val="26"/>
+                <w:szCs w:val="26"/>
               </w:rPr>
               <w:tab/>
             </w:r>
             <w:r>
               <w:rPr>
                 <w:noProof/>
+                <w:sz w:val="26"/>
+                <w:szCs w:val="26"/>
               </w:rPr>
               <w:fldChar w:fldCharType="begin"/>
             </w:r>
             <w:r>
               <w:rPr>
                 <w:noProof/>
+                <w:sz w:val="26"/>
+                <w:szCs w:val="26"/>
               </w:rPr>
               <w:instrText xml:space="preserve"> PAGEREF _Toc243643262 \h </w:instrText>
             </w:r>
             <w:r>
               <w:rPr>
                 <w:noProof/>
+                <w:sz w:val="26"/>
+                <w:szCs w:val="26"/>
               </w:rPr>
             </w:r>
             <w:r>
               <w:rPr>
                 <w:noProof/>
+                <w:sz w:val="26"/>
+                <w:szCs w:val="26"/>
               </w:rPr>
               <w:fldChar w:fldCharType="separate"/>
             </w:r>
             <w:r>
               <w:rPr>
                 <w:noProof/>
+                <w:sz w:val="26"/>
+                <w:szCs w:val="26"/>
               </w:rPr>
               <w:t>43</w:t>
             </w:r>
             <w:r>
               <w:rPr>
                 <w:noProof/>
+                <w:sz w:val="26"/>
+                <w:szCs w:val="26"/>
               </w:rPr>
               <w:fldChar w:fldCharType="end"/>
             </w:r>
@@ -1555,50 +1843,6 @@
                 <w:sz w:val="26"/>
                 <w:szCs w:val="26"/>
               </w:rPr>
-              <w:t>Người Dùng (Đã đăng ký/đăng nhập)</w:t>
-            </w:r>
-          </w:p>
-        </w:tc>
-        <w:tc>
-          <w:tcPr>
-            <w:tcW w:w="7400" w:type="dxa"/>
-          </w:tcPr>
-          <w:p>
-            <w:pPr>
-              <w:rPr>
-                <w:sz w:val="26"/>
-                <w:szCs w:val="26"/>
-              </w:rPr>
-            </w:pPr>
-            <w:r>
-              <w:rPr>
-                <w:sz w:val="26"/>
-                <w:szCs w:val="26"/>
-              </w:rPr>
-              <w:t>Thừa kế từ tác nhân Người, có tài khoản để lưu trữ thông tin cá nhân và sử dụng các tính năng nâng cao.</w:t>
-            </w:r>
-          </w:p>
-        </w:tc>
-      </w:tr>
-      <w:tr>
-        <w:tc>
-          <w:tcPr>
-            <w:tcW w:w="2600" w:type="dxa"/>
-          </w:tcPr>
-          <w:p>
-            <w:pPr>
-              <w:rPr>
-                <w:sz w:val="26"/>
-                <w:szCs w:val="26"/>
-              </w:rPr>
-            </w:pPr>
-            <w:r>
-              <w:rPr>
-                <w:b/>
-                <w:bCs/>
-                <w:sz w:val="26"/>
-                <w:szCs w:val="26"/>
-              </w:rPr>
               <w:t>Admin (Quản trị viên)</w:t>
             </w:r>
           </w:p>
@@ -1681,7 +1925,6 @@
           <w:sz w:val="26"/>
           <w:szCs w:val="26"/>
         </w:rPr>
-        <w:lastRenderedPageBreak/>
         <w:br w:type="page"/>
       </w:r>
     </w:p>
@@ -1752,16 +1995,7 @@
       <w:bookmarkStart w:id="5" w:name="_Toc243643250"/>
       <w:r>
         <w:lastRenderedPageBreak/>
-        <w:t>3.1</w:t>
-      </w:r>
-      <w:r>
-        <w:t xml:space="preserve"> U</w:t>
-      </w:r>
-      <w:r>
-        <w:t>SC01</w:t>
-      </w:r>
-      <w:r>
-        <w:t xml:space="preserve"> — Đăng Nhập</w:t>
+        <w:t>3.1 USC01 — Đăng Nhập</w:t>
       </w:r>
       <w:bookmarkEnd w:id="4"/>
     </w:p>
@@ -1782,18 +2016,7 @@
           <w:sz w:val="26"/>
           <w:szCs w:val="26"/>
         </w:rPr>
-        <w:t>Sơ đồ Use Case — U</w:t>
-      </w:r>
-      <w:r>
-        <w:rPr>
-          <w:b/>
-          <w:bCs/>
-          <w:i/>
-          <w:iCs/>
-          <w:sz w:val="26"/>
-          <w:szCs w:val="26"/>
-        </w:rPr>
-        <w:t>SC01</w:t>
+        <w:t>Sơ đồ Use Case — USC01</w:t>
       </w:r>
     </w:p>
     <w:p>
@@ -1905,27 +2128,7 @@
                 <w:sz w:val="26"/>
                 <w:szCs w:val="26"/>
               </w:rPr>
-              <w:t>U</w:t>
-            </w:r>
-            <w:r>
-              <w:rPr>
-                <w:b/>
-                <w:bCs/>
-                <w:color w:val="FFFFFF"/>
-                <w:sz w:val="26"/>
-                <w:szCs w:val="26"/>
-              </w:rPr>
-              <w:t>SC01</w:t>
-            </w:r>
-            <w:r>
-              <w:rPr>
-                <w:b/>
-                <w:bCs/>
-                <w:color w:val="FFFFFF"/>
-                <w:sz w:val="26"/>
-                <w:szCs w:val="26"/>
-              </w:rPr>
-              <w:t>: Đăng Nhập Hệ Thống</w:t>
+              <w:t>USC01: Đăng Nhập Hệ Thống</w:t>
             </w:r>
           </w:p>
         </w:tc>
@@ -2115,14 +2318,7 @@
                 <w:sz w:val="26"/>
                 <w:szCs w:val="26"/>
               </w:rPr>
-              <w:t xml:space="preserve">Tác nhân </w:t>
-            </w:r>
-            <w:r>
-              <w:rPr>
-                <w:sz w:val="26"/>
-                <w:szCs w:val="26"/>
-              </w:rPr>
-              <w:t xml:space="preserve">Admin </w:t>
+              <w:t xml:space="preserve">Tác nhân Admin </w:t>
             </w:r>
           </w:p>
         </w:tc>
@@ -2234,11 +2430,17 @@
                   <w:tcW w:w="3900" w:type="dxa"/>
                 </w:tcPr>
                 <w:p>
+                  <w:pPr>
+                    <w:rPr>
+                      <w:sz w:val="26"/>
+                      <w:szCs w:val="26"/>
+                    </w:rPr>
+                  </w:pPr>
                   <w:r>
                     <w:rPr>
                       <w:rFonts w:ascii="Arial" w:eastAsia="Arial" w:hAnsi="Arial" w:cs="Arial"/>
-                      <w:sz w:val="22"/>
-                      <w:szCs w:val="22"/>
+                      <w:sz w:val="26"/>
+                      <w:szCs w:val="26"/>
                     </w:rPr>
                     <w:t>1. Admin chọn chức năng "Đăng Nhập".</w:t>
                   </w:r>
@@ -2248,7 +2450,14 @@
                 <w:tcPr>
                   <w:tcW w:w="3900" w:type="dxa"/>
                 </w:tcPr>
-                <w:p/>
+                <w:p>
+                  <w:pPr>
+                    <w:rPr>
+                      <w:sz w:val="26"/>
+                      <w:szCs w:val="26"/>
+                    </w:rPr>
+                  </w:pPr>
+                </w:p>
               </w:tc>
             </w:tr>
             <w:tr>
@@ -2256,18 +2465,31 @@
                 <w:tcPr>
                   <w:tcW w:w="3900" w:type="dxa"/>
                 </w:tcPr>
-                <w:p/>
+                <w:p>
+                  <w:pPr>
+                    <w:rPr>
+                      <w:sz w:val="26"/>
+                      <w:szCs w:val="26"/>
+                    </w:rPr>
+                  </w:pPr>
+                </w:p>
               </w:tc>
               <w:tc>
                 <w:tcPr>
                   <w:tcW w:w="3900" w:type="dxa"/>
                 </w:tcPr>
                 <w:p>
+                  <w:pPr>
+                    <w:rPr>
+                      <w:sz w:val="26"/>
+                      <w:szCs w:val="26"/>
+                    </w:rPr>
+                  </w:pPr>
                   <w:r>
                     <w:rPr>
                       <w:rFonts w:ascii="Arial" w:eastAsia="Arial" w:hAnsi="Arial" w:cs="Arial"/>
-                      <w:sz w:val="22"/>
-                      <w:szCs w:val="22"/>
+                      <w:sz w:val="26"/>
+                      <w:szCs w:val="26"/>
                     </w:rPr>
                     <w:t>2. Hệ thống hiển thị biểu mẫu đăng nhập (Tên đăng nhập/Email và Mật khẩu).</w:t>
                   </w:r>
@@ -2280,11 +2502,17 @@
                   <w:tcW w:w="3900" w:type="dxa"/>
                 </w:tcPr>
                 <w:p>
+                  <w:pPr>
+                    <w:rPr>
+                      <w:sz w:val="26"/>
+                      <w:szCs w:val="26"/>
+                    </w:rPr>
+                  </w:pPr>
                   <w:r>
                     <w:rPr>
                       <w:rFonts w:ascii="Arial" w:eastAsia="Arial" w:hAnsi="Arial" w:cs="Arial"/>
-                      <w:sz w:val="22"/>
-                      <w:szCs w:val="22"/>
+                      <w:sz w:val="26"/>
+                      <w:szCs w:val="26"/>
                     </w:rPr>
                     <w:t>3. Admin nhập thông tin đăng nhập và nhấn "Đăng nhập".</w:t>
                   </w:r>
@@ -2294,7 +2522,14 @@
                 <w:tcPr>
                   <w:tcW w:w="3900" w:type="dxa"/>
                 </w:tcPr>
-                <w:p/>
+                <w:p>
+                  <w:pPr>
+                    <w:rPr>
+                      <w:sz w:val="26"/>
+                      <w:szCs w:val="26"/>
+                    </w:rPr>
+                  </w:pPr>
+                </w:p>
               </w:tc>
             </w:tr>
             <w:tr>
@@ -2302,18 +2537,31 @@
                 <w:tcPr>
                   <w:tcW w:w="3900" w:type="dxa"/>
                 </w:tcPr>
-                <w:p/>
+                <w:p>
+                  <w:pPr>
+                    <w:rPr>
+                      <w:sz w:val="26"/>
+                      <w:szCs w:val="26"/>
+                    </w:rPr>
+                  </w:pPr>
+                </w:p>
               </w:tc>
               <w:tc>
                 <w:tcPr>
                   <w:tcW w:w="3900" w:type="dxa"/>
                 </w:tcPr>
                 <w:p>
+                  <w:pPr>
+                    <w:rPr>
+                      <w:sz w:val="26"/>
+                      <w:szCs w:val="26"/>
+                    </w:rPr>
+                  </w:pPr>
                   <w:r>
                     <w:rPr>
                       <w:rFonts w:ascii="Arial" w:eastAsia="Arial" w:hAnsi="Arial" w:cs="Arial"/>
-                      <w:sz w:val="22"/>
-                      <w:szCs w:val="22"/>
+                      <w:sz w:val="26"/>
+                      <w:szCs w:val="26"/>
                     </w:rPr>
                     <w:t>4. Hệ thống thực hiện xác thực đăng nhập (E1).</w:t>
                   </w:r>
@@ -2325,18 +2573,31 @@
                 <w:tcPr>
                   <w:tcW w:w="3900" w:type="dxa"/>
                 </w:tcPr>
-                <w:p/>
+                <w:p>
+                  <w:pPr>
+                    <w:rPr>
+                      <w:sz w:val="26"/>
+                      <w:szCs w:val="26"/>
+                    </w:rPr>
+                  </w:pPr>
+                </w:p>
               </w:tc>
               <w:tc>
                 <w:tcPr>
                   <w:tcW w:w="3900" w:type="dxa"/>
                 </w:tcPr>
                 <w:p>
+                  <w:pPr>
+                    <w:rPr>
+                      <w:sz w:val="26"/>
+                      <w:szCs w:val="26"/>
+                    </w:rPr>
+                  </w:pPr>
                   <w:r>
                     <w:rPr>
                       <w:rFonts w:ascii="Arial" w:eastAsia="Arial" w:hAnsi="Arial" w:cs="Arial"/>
-                      <w:sz w:val="22"/>
-                      <w:szCs w:val="22"/>
+                      <w:sz w:val="26"/>
+                      <w:szCs w:val="26"/>
                     </w:rPr>
                     <w:t>5. Hệ thống khởi động phiên làm việc (Session/Token) cho Admin.</w:t>
                   </w:r>
@@ -2348,18 +2609,31 @@
                 <w:tcPr>
                   <w:tcW w:w="3900" w:type="dxa"/>
                 </w:tcPr>
-                <w:p/>
+                <w:p>
+                  <w:pPr>
+                    <w:rPr>
+                      <w:sz w:val="26"/>
+                      <w:szCs w:val="26"/>
+                    </w:rPr>
+                  </w:pPr>
+                </w:p>
               </w:tc>
               <w:tc>
                 <w:tcPr>
                   <w:tcW w:w="3900" w:type="dxa"/>
                 </w:tcPr>
                 <w:p>
+                  <w:pPr>
+                    <w:rPr>
+                      <w:sz w:val="26"/>
+                      <w:szCs w:val="26"/>
+                    </w:rPr>
+                  </w:pPr>
                   <w:r>
                     <w:rPr>
                       <w:rFonts w:ascii="Arial" w:eastAsia="Arial" w:hAnsi="Arial" w:cs="Arial"/>
-                      <w:sz w:val="22"/>
-                      <w:szCs w:val="22"/>
+                      <w:sz w:val="26"/>
+                      <w:szCs w:val="26"/>
                     </w:rPr>
                     <w:t>6. Hệ thống hiển thị Dashboard quản trị. Use Case kết thúc thành công.</w:t>
                   </w:r>
@@ -2422,8 +2696,8 @@
             <w:r>
               <w:rPr>
                 <w:rFonts w:ascii="Arial" w:eastAsia="Arial" w:hAnsi="Arial" w:cs="Arial"/>
-                <w:sz w:val="22"/>
-                <w:szCs w:val="22"/>
+                <w:sz w:val="26"/>
+                <w:szCs w:val="26"/>
               </w:rPr>
               <w:t>Không có.</w:t>
             </w:r>
@@ -2460,7 +2734,17 @@
             <w:tcW w:w="7800" w:type="dxa"/>
           </w:tcPr>
           <w:p>
-            <w:r>
+            <w:pPr>
+              <w:rPr>
+                <w:sz w:val="26"/>
+                <w:szCs w:val="26"/>
+              </w:rPr>
+            </w:pPr>
+            <w:r>
+              <w:rPr>
+                <w:sz w:val="26"/>
+                <w:szCs w:val="26"/>
+              </w:rPr>
               <w:t>E1 - Sai mật khẩu: Hệ thống thông báo "Tên đăng nhập hoặc mật khẩu không chính xác" và cho phép nhập lại (tự động khóa tạm thời 5 phút nếu nhập sai quá 5 lần liên tiếp).</w:t>
             </w:r>
           </w:p>
@@ -2487,6 +2771,7 @@
                 <w:sz w:val="26"/>
                 <w:szCs w:val="26"/>
               </w:rPr>
+              <w:lastRenderedPageBreak/>
               <w:t>Điều kiện kết thúc:</w:t>
             </w:r>
           </w:p>
@@ -2496,10 +2781,24 @@
             <w:tcW w:w="7800" w:type="dxa"/>
           </w:tcPr>
           <w:p>
-            <w:r>
+            <w:pPr>
+              <w:rPr>
+                <w:sz w:val="26"/>
+                <w:szCs w:val="26"/>
+              </w:rPr>
+            </w:pPr>
+            <w:r>
+              <w:rPr>
+                <w:sz w:val="26"/>
+                <w:szCs w:val="26"/>
+              </w:rPr>
               <w:t>Thành công: Phiên làm việc (Session/Token) được khởi tạo thành công với quyền hạn tương ứng (Admin truy cập Dashboard Quản trị hệ thống; khách tham quan sử dụng trực tiếp không cần tài khoản).</w:t>
             </w:r>
             <w:r>
+              <w:rPr>
+                <w:sz w:val="26"/>
+                <w:szCs w:val="26"/>
+              </w:rPr>
               <w:br/>
               <w:t>Thất bại: Hệ thống từ chối quyền truy cập, hiển thị thông báo lỗi (E1) và không tạo phiên làm việc.</w:t>
             </w:r>
@@ -2527,7 +2826,6 @@
                 <w:sz w:val="26"/>
                 <w:szCs w:val="26"/>
               </w:rPr>
-              <w:lastRenderedPageBreak/>
               <w:t>Sự kiện kích hoạt (Trigger):</w:t>
             </w:r>
           </w:p>
@@ -2546,8 +2844,8 @@
             <w:r>
               <w:rPr>
                 <w:rFonts w:ascii="Arial" w:eastAsia="Arial" w:hAnsi="Arial" w:cs="Arial"/>
-                <w:sz w:val="22"/>
-                <w:szCs w:val="22"/>
+                <w:sz w:val="26"/>
+                <w:szCs w:val="26"/>
               </w:rPr>
               <w:t>Admin chọn chức năng "Đăng Nhập".</w:t>
             </w:r>
@@ -2572,18 +2870,7 @@
           <w:sz w:val="26"/>
           <w:szCs w:val="26"/>
         </w:rPr>
-        <w:t>Sơ đồ hoạt động (Activity Diagram) — U</w:t>
-      </w:r>
-      <w:r>
-        <w:rPr>
-          <w:b/>
-          <w:bCs/>
-          <w:i/>
-          <w:iCs/>
-          <w:sz w:val="26"/>
-          <w:szCs w:val="26"/>
-        </w:rPr>
-        <w:t>SC01</w:t>
+        <w:t>Sơ đồ hoạt động (Activity Diagram) — USC01</w:t>
       </w:r>
     </w:p>
     <w:p>
@@ -3031,8 +3318,8 @@
             <w:r>
               <w:rPr>
                 <w:rFonts w:ascii="Arial" w:eastAsia="Arial" w:hAnsi="Arial" w:cs="Arial"/>
-                <w:sz w:val="22"/>
-                <w:szCs w:val="22"/>
+                <w:sz w:val="26"/>
+                <w:szCs w:val="26"/>
               </w:rPr>
               <w:t>Người dùng sử dụng camera thiết bị di động quét mã QR gắn tại vị trí hiện vật/khu vực trưng bày để hệ thống tự động nhận diện và mở nội dung thuyết minh tương ứng. Người dùng chỉ cần quét mã QR một lần, sau đó hệ thống tự động tracking (theo dõi vị trí) và tự động mở thuyết minh khi người dùng đến gần các hiện vật tiếp theo, không cần quét lại.</w:t>
             </w:r>
@@ -3075,12 +3362,16 @@
                 <w:ilvl w:val="0"/>
                 <w:numId w:val="1"/>
               </w:numPr>
+              <w:rPr>
+                <w:sz w:val="26"/>
+                <w:szCs w:val="26"/>
+              </w:rPr>
             </w:pPr>
             <w:r>
               <w:rPr>
                 <w:rFonts w:ascii="Arial" w:eastAsia="Arial" w:hAnsi="Arial" w:cs="Arial"/>
-                <w:sz w:val="22"/>
-                <w:szCs w:val="22"/>
+                <w:sz w:val="26"/>
+                <w:szCs w:val="26"/>
               </w:rPr>
               <w:t>Thiết bị di động của người dùng có tích hợp Camera và phần cứng hoạt động bình thường.</w:t>
             </w:r>
@@ -3092,12 +3383,16 @@
                 <w:ilvl w:val="0"/>
                 <w:numId w:val="1"/>
               </w:numPr>
+              <w:rPr>
+                <w:sz w:val="26"/>
+                <w:szCs w:val="26"/>
+              </w:rPr>
             </w:pPr>
             <w:r>
               <w:rPr>
                 <w:rFonts w:ascii="Arial" w:eastAsia="Arial" w:hAnsi="Arial" w:cs="Arial"/>
-                <w:sz w:val="22"/>
-                <w:szCs w:val="22"/>
+                <w:sz w:val="26"/>
+                <w:szCs w:val="26"/>
               </w:rPr>
               <w:t>Ứng dụng đã được cấp quyền truy cập Camera.</w:t>
             </w:r>
@@ -3118,8 +3413,8 @@
             <w:r>
               <w:rPr>
                 <w:rFonts w:ascii="Arial" w:eastAsia="Arial" w:hAnsi="Arial" w:cs="Arial"/>
-                <w:sz w:val="22"/>
-                <w:szCs w:val="22"/>
+                <w:sz w:val="26"/>
+                <w:szCs w:val="26"/>
               </w:rPr>
               <w:t>Ứng dụng được cấp quyền định vị/kết nối cần thiết để thực hiện tracking vị trí.</w:t>
             </w:r>
@@ -3233,11 +3528,17 @@
                   <w:tcW w:w="3900" w:type="dxa"/>
                 </w:tcPr>
                 <w:p>
+                  <w:pPr>
+                    <w:rPr>
+                      <w:sz w:val="26"/>
+                      <w:szCs w:val="26"/>
+                    </w:rPr>
+                  </w:pPr>
                   <w:r>
                     <w:rPr>
                       <w:rFonts w:ascii="Arial" w:eastAsia="Arial" w:hAnsi="Arial" w:cs="Arial"/>
-                      <w:sz w:val="22"/>
-                      <w:szCs w:val="22"/>
+                      <w:sz w:val="26"/>
+                      <w:szCs w:val="26"/>
                     </w:rPr>
                     <w:t>1. Người dùng chọn tính năng "Quét Mã QR".</w:t>
                   </w:r>
@@ -3247,7 +3548,14 @@
                 <w:tcPr>
                   <w:tcW w:w="3900" w:type="dxa"/>
                 </w:tcPr>
-                <w:p/>
+                <w:p>
+                  <w:pPr>
+                    <w:rPr>
+                      <w:sz w:val="26"/>
+                      <w:szCs w:val="26"/>
+                    </w:rPr>
+                  </w:pPr>
+                </w:p>
               </w:tc>
             </w:tr>
             <w:tr>
@@ -3255,18 +3563,31 @@
                 <w:tcPr>
                   <w:tcW w:w="3900" w:type="dxa"/>
                 </w:tcPr>
-                <w:p/>
+                <w:p>
+                  <w:pPr>
+                    <w:rPr>
+                      <w:sz w:val="26"/>
+                      <w:szCs w:val="26"/>
+                    </w:rPr>
+                  </w:pPr>
+                </w:p>
               </w:tc>
               <w:tc>
                 <w:tcPr>
                   <w:tcW w:w="3900" w:type="dxa"/>
                 </w:tcPr>
                 <w:p>
+                  <w:pPr>
+                    <w:rPr>
+                      <w:sz w:val="26"/>
+                      <w:szCs w:val="26"/>
+                    </w:rPr>
+                  </w:pPr>
                   <w:r>
                     <w:rPr>
                       <w:rFonts w:ascii="Arial" w:eastAsia="Arial" w:hAnsi="Arial" w:cs="Arial"/>
-                      <w:sz w:val="22"/>
-                      <w:szCs w:val="22"/>
+                      <w:sz w:val="26"/>
+                      <w:szCs w:val="26"/>
                     </w:rPr>
                     <w:t>2. Hệ thống kích hoạt camera và hiển thị khung quét mã QR (E2).</w:t>
                   </w:r>
@@ -3279,12 +3600,19 @@
                   <w:tcW w:w="3900" w:type="dxa"/>
                 </w:tcPr>
                 <w:p>
+                  <w:pPr>
+                    <w:rPr>
+                      <w:sz w:val="26"/>
+                      <w:szCs w:val="26"/>
+                    </w:rPr>
+                  </w:pPr>
                   <w:r>
                     <w:rPr>
                       <w:rFonts w:ascii="Arial" w:eastAsia="Arial" w:hAnsi="Arial" w:cs="Arial"/>
-                      <w:sz w:val="22"/>
-                      <w:szCs w:val="22"/>
+                      <w:sz w:val="26"/>
+                      <w:szCs w:val="26"/>
                     </w:rPr>
+                    <w:lastRenderedPageBreak/>
                     <w:t>3. Người dùng hướng camera về phía mã QR gắn trên hiện vật (quét 1 lần).</w:t>
                   </w:r>
                 </w:p>
@@ -3293,7 +3621,14 @@
                 <w:tcPr>
                   <w:tcW w:w="3900" w:type="dxa"/>
                 </w:tcPr>
-                <w:p/>
+                <w:p>
+                  <w:pPr>
+                    <w:rPr>
+                      <w:sz w:val="26"/>
+                      <w:szCs w:val="26"/>
+                    </w:rPr>
+                  </w:pPr>
+                </w:p>
               </w:tc>
             </w:tr>
             <w:tr>
@@ -3301,18 +3636,31 @@
                 <w:tcPr>
                   <w:tcW w:w="3900" w:type="dxa"/>
                 </w:tcPr>
-                <w:p/>
+                <w:p>
+                  <w:pPr>
+                    <w:rPr>
+                      <w:sz w:val="26"/>
+                      <w:szCs w:val="26"/>
+                    </w:rPr>
+                  </w:pPr>
+                </w:p>
               </w:tc>
               <w:tc>
                 <w:tcPr>
                   <w:tcW w:w="3900" w:type="dxa"/>
                 </w:tcPr>
                 <w:p>
+                  <w:pPr>
+                    <w:rPr>
+                      <w:sz w:val="26"/>
+                      <w:szCs w:val="26"/>
+                    </w:rPr>
+                  </w:pPr>
                   <w:r>
                     <w:rPr>
                       <w:rFonts w:ascii="Arial" w:eastAsia="Arial" w:hAnsi="Arial" w:cs="Arial"/>
-                      <w:sz w:val="22"/>
-                      <w:szCs w:val="22"/>
+                      <w:sz w:val="26"/>
+                      <w:szCs w:val="26"/>
                     </w:rPr>
                     <w:t>4. Hệ thống nhận diện và giải mã chuỗi định danh QR (E1).</w:t>
                   </w:r>
@@ -3324,18 +3672,31 @@
                 <w:tcPr>
                   <w:tcW w:w="3900" w:type="dxa"/>
                 </w:tcPr>
-                <w:p/>
+                <w:p>
+                  <w:pPr>
+                    <w:rPr>
+                      <w:sz w:val="26"/>
+                      <w:szCs w:val="26"/>
+                    </w:rPr>
+                  </w:pPr>
+                </w:p>
               </w:tc>
               <w:tc>
                 <w:tcPr>
                   <w:tcW w:w="3900" w:type="dxa"/>
                 </w:tcPr>
                 <w:p>
+                  <w:pPr>
+                    <w:rPr>
+                      <w:sz w:val="26"/>
+                      <w:szCs w:val="26"/>
+                    </w:rPr>
+                  </w:pPr>
                   <w:r>
                     <w:rPr>
                       <w:rFonts w:ascii="Arial" w:eastAsia="Arial" w:hAnsi="Arial" w:cs="Arial"/>
-                      <w:sz w:val="22"/>
-                      <w:szCs w:val="22"/>
+                      <w:sz w:val="26"/>
+                      <w:szCs w:val="26"/>
                     </w:rPr>
                     <w:t>5. Hệ thống truy vấn thông tin hiện vật từ CSDL theo ID vừa giải mã.</w:t>
                   </w:r>
@@ -3347,18 +3708,31 @@
                 <w:tcPr>
                   <w:tcW w:w="3900" w:type="dxa"/>
                 </w:tcPr>
-                <w:p/>
+                <w:p>
+                  <w:pPr>
+                    <w:rPr>
+                      <w:sz w:val="26"/>
+                      <w:szCs w:val="26"/>
+                    </w:rPr>
+                  </w:pPr>
+                </w:p>
               </w:tc>
               <w:tc>
                 <w:tcPr>
                   <w:tcW w:w="3900" w:type="dxa"/>
                 </w:tcPr>
                 <w:p>
+                  <w:pPr>
+                    <w:rPr>
+                      <w:sz w:val="26"/>
+                      <w:szCs w:val="26"/>
+                    </w:rPr>
+                  </w:pPr>
                   <w:r>
                     <w:rPr>
                       <w:rFonts w:ascii="Arial" w:eastAsia="Arial" w:hAnsi="Arial" w:cs="Arial"/>
-                      <w:sz w:val="22"/>
-                      <w:szCs w:val="22"/>
+                      <w:sz w:val="26"/>
+                      <w:szCs w:val="26"/>
                     </w:rPr>
                     <w:t>6. Hệ thống ghi nhận vị trí hiện vật vừa quét làm điểm xuất phát và bật chế độ tự động tracking.</w:t>
                   </w:r>
@@ -3370,29 +3744,33 @@
                 <w:tcPr>
                   <w:tcW w:w="3900" w:type="dxa"/>
                 </w:tcPr>
-                <w:p/>
+                <w:p>
+                  <w:pPr>
+                    <w:rPr>
+                      <w:sz w:val="26"/>
+                      <w:szCs w:val="26"/>
+                    </w:rPr>
+                  </w:pPr>
+                </w:p>
               </w:tc>
               <w:tc>
                 <w:tcPr>
                   <w:tcW w:w="3900" w:type="dxa"/>
                 </w:tcPr>
                 <w:p>
+                  <w:pPr>
+                    <w:rPr>
+                      <w:sz w:val="26"/>
+                      <w:szCs w:val="26"/>
+                    </w:rPr>
+                  </w:pPr>
                   <w:r>
                     <w:rPr>
                       <w:rFonts w:ascii="Arial" w:eastAsia="Arial" w:hAnsi="Arial" w:cs="Arial"/>
-                      <w:sz w:val="22"/>
-                      <w:szCs w:val="22"/>
+                      <w:sz w:val="26"/>
+                      <w:szCs w:val="26"/>
                     </w:rPr>
-                    <w:t xml:space="preserve">7. Hệ thống tự động chuyển đến màn hình chi tiết hiện vật và kích hoạt chức </w:t>
-                  </w:r>
-                  <w:r>
-                    <w:rPr>
-                      <w:rFonts w:ascii="Arial" w:eastAsia="Arial" w:hAnsi="Arial" w:cs="Arial"/>
-                      <w:sz w:val="22"/>
-                      <w:szCs w:val="22"/>
-                    </w:rPr>
-                    <w:lastRenderedPageBreak/>
-                    <w:t>năng liên quan (Đọc nội dung, Xem hình ảnh hoặc phát Use Case {Nghe Thuyết Minh}).</w:t>
+                    <w:t>7. Hệ thống tự động chuyển đến màn hình chi tiết hiện vật và kích hoạt chức năng liên quan (Đọc nội dung, Xem hình ảnh hoặc phát Use Case {Nghe Thuyết Minh}).</w:t>
                   </w:r>
                 </w:p>
               </w:tc>
@@ -3403,13 +3781,18 @@
                   <w:tcW w:w="3900" w:type="dxa"/>
                 </w:tcPr>
                 <w:p>
+                  <w:pPr>
+                    <w:rPr>
+                      <w:sz w:val="26"/>
+                      <w:szCs w:val="26"/>
+                    </w:rPr>
+                  </w:pPr>
                   <w:r>
                     <w:rPr>
                       <w:rFonts w:ascii="Arial" w:eastAsia="Arial" w:hAnsi="Arial" w:cs="Arial"/>
-                      <w:sz w:val="22"/>
-                      <w:szCs w:val="22"/>
+                      <w:sz w:val="26"/>
+                      <w:szCs w:val="26"/>
                     </w:rPr>
-                    <w:lastRenderedPageBreak/>
                     <w:t>8. Người dùng di chuyển tham quan, không cần quét lại mã QR. (A1, A2)</w:t>
                   </w:r>
                 </w:p>
@@ -3422,8 +3805,8 @@
                   <w:pPr>
                     <w:rPr>
                       <w:rFonts w:ascii="Arial" w:eastAsia="Arial" w:hAnsi="Arial" w:cs="Arial"/>
-                      <w:sz w:val="22"/>
-                      <w:szCs w:val="22"/>
+                      <w:sz w:val="26"/>
+                      <w:szCs w:val="26"/>
                     </w:rPr>
                   </w:pPr>
                 </w:p>
@@ -3434,7 +3817,14 @@
                 <w:tcPr>
                   <w:tcW w:w="3900" w:type="dxa"/>
                 </w:tcPr>
-                <w:p/>
+                <w:p>
+                  <w:pPr>
+                    <w:rPr>
+                      <w:sz w:val="26"/>
+                      <w:szCs w:val="26"/>
+                    </w:rPr>
+                  </w:pPr>
+                </w:p>
               </w:tc>
               <w:tc>
                 <w:tcPr>
@@ -3444,15 +3834,15 @@
                   <w:pPr>
                     <w:rPr>
                       <w:rFonts w:ascii="Arial" w:eastAsia="Arial" w:hAnsi="Arial" w:cs="Arial"/>
-                      <w:sz w:val="22"/>
-                      <w:szCs w:val="22"/>
+                      <w:sz w:val="26"/>
+                      <w:szCs w:val="26"/>
                     </w:rPr>
                   </w:pPr>
                   <w:r>
                     <w:rPr>
                       <w:rFonts w:ascii="Arial" w:eastAsia="Arial" w:hAnsi="Arial" w:cs="Arial"/>
-                      <w:sz w:val="22"/>
-                      <w:szCs w:val="22"/>
+                      <w:sz w:val="26"/>
+                      <w:szCs w:val="26"/>
                     </w:rPr>
                     <w:t>9. Hệ thống tự động tracking vị trí người dùng (E3).</w:t>
                   </w:r>
@@ -3464,18 +3854,31 @@
                 <w:tcPr>
                   <w:tcW w:w="3900" w:type="dxa"/>
                 </w:tcPr>
-                <w:p/>
+                <w:p>
+                  <w:pPr>
+                    <w:rPr>
+                      <w:sz w:val="26"/>
+                      <w:szCs w:val="26"/>
+                    </w:rPr>
+                  </w:pPr>
+                </w:p>
               </w:tc>
               <w:tc>
                 <w:tcPr>
                   <w:tcW w:w="3900" w:type="dxa"/>
                 </w:tcPr>
                 <w:p>
+                  <w:pPr>
+                    <w:rPr>
+                      <w:sz w:val="26"/>
+                      <w:szCs w:val="26"/>
+                    </w:rPr>
+                  </w:pPr>
                   <w:r>
                     <w:rPr>
                       <w:rFonts w:ascii="Arial" w:eastAsia="Arial" w:hAnsi="Arial" w:cs="Arial"/>
-                      <w:sz w:val="22"/>
-                      <w:szCs w:val="22"/>
+                      <w:sz w:val="26"/>
+                      <w:szCs w:val="26"/>
                     </w:rPr>
                     <w:t>10. Khi người dùng đến gần hiện vật khác, hệ thống tự động nhận diện hiện vật đó, truy vấn dữ liệu và tự động mở nội dung thuyết minh tương ứng.</w:t>
                   </w:r>
@@ -3488,11 +3891,17 @@
                   <w:tcW w:w="3900" w:type="dxa"/>
                 </w:tcPr>
                 <w:p>
+                  <w:pPr>
+                    <w:rPr>
+                      <w:sz w:val="26"/>
+                      <w:szCs w:val="26"/>
+                    </w:rPr>
+                  </w:pPr>
                   <w:r>
                     <w:rPr>
                       <w:rFonts w:ascii="Arial" w:eastAsia="Arial" w:hAnsi="Arial" w:cs="Arial"/>
-                      <w:sz w:val="22"/>
-                      <w:szCs w:val="22"/>
+                      <w:sz w:val="26"/>
+                      <w:szCs w:val="26"/>
                     </w:rPr>
                     <w:t>11. Người dùng tiếp tục tham quan.</w:t>
                   </w:r>
@@ -3506,8 +3915,8 @@
                   <w:pPr>
                     <w:rPr>
                       <w:rFonts w:ascii="Arial" w:eastAsia="Arial" w:hAnsi="Arial" w:cs="Arial"/>
-                      <w:sz w:val="22"/>
-                      <w:szCs w:val="22"/>
+                      <w:sz w:val="26"/>
+                      <w:szCs w:val="26"/>
                     </w:rPr>
                   </w:pPr>
                 </w:p>
@@ -3518,7 +3927,14 @@
                 <w:tcPr>
                   <w:tcW w:w="3900" w:type="dxa"/>
                 </w:tcPr>
-                <w:p/>
+                <w:p>
+                  <w:pPr>
+                    <w:rPr>
+                      <w:sz w:val="26"/>
+                      <w:szCs w:val="26"/>
+                    </w:rPr>
+                  </w:pPr>
+                </w:p>
               </w:tc>
               <w:tc>
                 <w:tcPr>
@@ -3528,15 +3944,15 @@
                   <w:pPr>
                     <w:rPr>
                       <w:rFonts w:ascii="Arial" w:eastAsia="Arial" w:hAnsi="Arial" w:cs="Arial"/>
-                      <w:sz w:val="22"/>
-                      <w:szCs w:val="22"/>
+                      <w:sz w:val="26"/>
+                      <w:szCs w:val="26"/>
                     </w:rPr>
                   </w:pPr>
                   <w:r>
                     <w:rPr>
                       <w:rFonts w:ascii="Arial" w:eastAsia="Arial" w:hAnsi="Arial" w:cs="Arial"/>
-                      <w:sz w:val="22"/>
-                      <w:szCs w:val="22"/>
+                      <w:sz w:val="26"/>
+                      <w:szCs w:val="26"/>
                     </w:rPr>
                     <w:t>12. Hệ thống lặp lại bước 9–10 cho đến khi người dùng dừng theo dõi hoặc thoát ứng dụng. Use Case kết thúc.</w:t>
                   </w:r>
@@ -3591,12 +4007,16 @@
                 <w:ilvl w:val="0"/>
                 <w:numId w:val="13"/>
               </w:numPr>
+              <w:rPr>
+                <w:sz w:val="26"/>
+                <w:szCs w:val="26"/>
+              </w:rPr>
             </w:pPr>
             <w:r>
               <w:rPr>
                 <w:rFonts w:ascii="Arial" w:eastAsia="Arial" w:hAnsi="Arial" w:cs="Arial"/>
-                <w:sz w:val="22"/>
-                <w:szCs w:val="22"/>
+                <w:sz w:val="26"/>
+                <w:szCs w:val="26"/>
               </w:rPr>
               <w:t>A1 – Người dùng tắt tracking: Người dùng chọn "Dừng theo dõi" trong quá trình tham quan. Hệ thống dừng tracking và Use Case kết thúc.</w:t>
             </w:r>
@@ -3616,8 +4036,8 @@
             <w:r>
               <w:rPr>
                 <w:rFonts w:ascii="Arial" w:eastAsia="Arial" w:hAnsi="Arial" w:cs="Arial"/>
-                <w:sz w:val="22"/>
-                <w:szCs w:val="22"/>
+                <w:sz w:val="26"/>
+                <w:szCs w:val="26"/>
               </w:rPr>
               <w:t>A2 – Quét thủ công hiện vật khác: Người dùng chủ động quét mã QR của một hiện vật bất kỳ. Hệ thống xử lý như bước 3–7 và cập nhật lại vị trí xuất phát cho tracking.</w:t>
             </w:r>
@@ -3660,14 +4080,27 @@
                 <w:ilvl w:val="0"/>
                 <w:numId w:val="1"/>
               </w:numPr>
+              <w:rPr>
+                <w:sz w:val="26"/>
+                <w:szCs w:val="26"/>
+              </w:rPr>
             </w:pPr>
             <w:r>
               <w:rPr>
                 <w:rFonts w:ascii="Arial" w:eastAsia="Arial" w:hAnsi="Arial" w:cs="Arial"/>
-                <w:sz w:val="22"/>
-                <w:szCs w:val="22"/>
-              </w:rPr>
-              <w:t>E1 – Không thể quét/mã QR mờ hoặc hỏng: Hệ thống hiển thị thông báo "Không nhận dạng được mã QR" và gợi ý điều chỉnh khoảng cách, ánh sáng. Đồng thời hiển thị nút "Tìm kiếm hiện vật" để người dùng chuyển sang chức năng Tìm kiếm (có thể nhập trực tiếp mã số hiện vật).</w:t>
+                <w:sz w:val="26"/>
+                <w:szCs w:val="26"/>
+              </w:rPr>
+              <w:t xml:space="preserve">E1 – Không thể quét/mã QR mờ hoặc hỏng: Hệ thống hiển thị thông báo "Không nhận dạng được mã QR" và gợi ý điều chỉnh khoảng cách, ánh sáng. Đồng thời hiển thị nút "Tìm </w:t>
+            </w:r>
+            <w:r>
+              <w:rPr>
+                <w:rFonts w:ascii="Arial" w:eastAsia="Arial" w:hAnsi="Arial" w:cs="Arial"/>
+                <w:sz w:val="26"/>
+                <w:szCs w:val="26"/>
+              </w:rPr>
+              <w:lastRenderedPageBreak/>
+              <w:t>kiếm hiện vật" để người dùng chuyển sang chức năng Tìm kiếm (có thể nhập trực tiếp mã số hiện vật).</w:t>
             </w:r>
           </w:p>
           <w:p>
@@ -3677,12 +4110,16 @@
                 <w:ilvl w:val="0"/>
                 <w:numId w:val="1"/>
               </w:numPr>
+              <w:rPr>
+                <w:sz w:val="26"/>
+                <w:szCs w:val="26"/>
+              </w:rPr>
             </w:pPr>
             <w:r>
               <w:rPr>
                 <w:rFonts w:ascii="Arial" w:eastAsia="Arial" w:hAnsi="Arial" w:cs="Arial"/>
-                <w:sz w:val="22"/>
-                <w:szCs w:val="22"/>
+                <w:sz w:val="26"/>
+                <w:szCs w:val="26"/>
               </w:rPr>
               <w:t>E2 – Chưa cấp quyền Camera hoặc thiết bị không có camera: Hệ thống thông báo cần quyền truy cập Camera để quét mã, hướng dẫn cấp quyền trong phần cài đặt của thiết bị và hiển thị nút "Tìm kiếm hiện vật".</w:t>
             </w:r>
@@ -3703,10 +4140,28 @@
             <w:r>
               <w:rPr>
                 <w:rFonts w:ascii="Arial" w:eastAsia="Arial" w:hAnsi="Arial" w:cs="Arial"/>
-                <w:sz w:val="22"/>
-                <w:szCs w:val="22"/>
-              </w:rPr>
-              <w:t>E3 – Mất tín hiệu hoặc không có quyền định vị khi tracking: Hệ thống thông báo "Không thể theo dõi vị trí", dừng tracking tự động và đề nghị người dùng quét mã QR thủ công hoặc dùng chức năng Tìm kiếm.</w:t>
+                <w:sz w:val="26"/>
+                <w:szCs w:val="26"/>
+              </w:rPr>
+              <w:t xml:space="preserve">E3 – Mất tín hiệu hoặc không có quyền định vị khi tracking: Hệ thống thông báo "Không thể </w:t>
+            </w:r>
+            <w:proofErr w:type="gramStart"/>
+            <w:r>
+              <w:rPr>
+                <w:rFonts w:ascii="Arial" w:eastAsia="Arial" w:hAnsi="Arial" w:cs="Arial"/>
+                <w:sz w:val="26"/>
+                <w:szCs w:val="26"/>
+              </w:rPr>
+              <w:t>theo</w:t>
+            </w:r>
+            <w:proofErr w:type="gramEnd"/>
+            <w:r>
+              <w:rPr>
+                <w:rFonts w:ascii="Arial" w:eastAsia="Arial" w:hAnsi="Arial" w:cs="Arial"/>
+                <w:sz w:val="26"/>
+                <w:szCs w:val="26"/>
+              </w:rPr>
+              <w:t xml:space="preserve"> dõi vị trí", dừng tracking tự động và đề nghị người dùng quét mã QR thủ công hoặc dùng chức năng Tìm kiếm.</w:t>
             </w:r>
           </w:p>
         </w:tc>
@@ -3732,6 +4187,7 @@
                 <w:sz w:val="26"/>
                 <w:szCs w:val="26"/>
               </w:rPr>
+              <w:lastRenderedPageBreak/>
               <w:t>Điều kiện kết thúc:</w:t>
             </w:r>
           </w:p>
@@ -3747,12 +4203,16 @@
                 <w:ilvl w:val="0"/>
                 <w:numId w:val="1"/>
               </w:numPr>
+              <w:rPr>
+                <w:sz w:val="26"/>
+                <w:szCs w:val="26"/>
+              </w:rPr>
             </w:pPr>
             <w:r>
               <w:rPr>
                 <w:rFonts w:ascii="Arial" w:eastAsia="Arial" w:hAnsi="Arial" w:cs="Arial"/>
-                <w:sz w:val="22"/>
-                <w:szCs w:val="22"/>
+                <w:sz w:val="26"/>
+                <w:szCs w:val="26"/>
               </w:rPr>
               <w:t>Thành công: Hệ thống giải mã thành công QR ID, truy vấn dữ liệu hiện vật, chuyển hướng người dùng đến màn hình chi tiết hiện vật và bật tracking tự động cho các hiện vật tiếp theo.</w:t>
             </w:r>
@@ -3773,8 +4233,8 @@
             <w:r>
               <w:rPr>
                 <w:rFonts w:ascii="Arial" w:eastAsia="Arial" w:hAnsi="Arial" w:cs="Arial"/>
-                <w:sz w:val="22"/>
-                <w:szCs w:val="22"/>
+                <w:sz w:val="26"/>
+                <w:szCs w:val="26"/>
               </w:rPr>
               <w:t>Thất bại: Màn hình quét giữ nguyên hoặc hiển thị thông báo lỗi mã QR không hợp lệ/mờ hỏng/chưa cấp quyền Camera (E1, E2) hoặc mất tracking (E3), kèm gợi ý chuyển sang chức năng Tìm kiếm.</w:t>
             </w:r>
@@ -4881,7 +5341,23 @@
                 <w:sz w:val="26"/>
                 <w:szCs w:val="26"/>
               </w:rPr>
-              <w:t>A1 - Người dùng bật phụ đề (Extension Point Xem Phụ Đề): Người dùng bấm nút "Bật Phụ Đề" trên trình phát. Hệ thống kích hoạt use case Xem Phụ Đề, tải và hiển thị văn bản đồng bộ theo mốc thời gian của bài nói.</w:t>
+              <w:t xml:space="preserve">A1 - Người dùng bật phụ đề (Extension Point Xem Phụ Đề): Người dùng bấm nút "Bật Phụ Đề" trên trình phát. Hệ thống kích hoạt use case Xem Phụ Đề, tải và hiển thị văn bản đồng bộ </w:t>
+            </w:r>
+            <w:proofErr w:type="gramStart"/>
+            <w:r>
+              <w:rPr>
+                <w:sz w:val="26"/>
+                <w:szCs w:val="26"/>
+              </w:rPr>
+              <w:t>theo</w:t>
+            </w:r>
+            <w:proofErr w:type="gramEnd"/>
+            <w:r>
+              <w:rPr>
+                <w:sz w:val="26"/>
+                <w:szCs w:val="26"/>
+              </w:rPr>
+              <w:t xml:space="preserve"> mốc thời gian của bài nói.</w:t>
             </w:r>
           </w:p>
           <w:p>
@@ -6389,8 +6865,8 @@
         <w:tblLook w:val="04A0" w:firstRow="1" w:lastRow="0" w:firstColumn="1" w:lastColumn="0" w:noHBand="0" w:noVBand="1"/>
       </w:tblPr>
       <w:tblGrid>
-        <w:gridCol w:w="2200"/>
-        <w:gridCol w:w="7800"/>
+        <w:gridCol w:w="2170"/>
+        <w:gridCol w:w="7830"/>
       </w:tblGrid>
       <w:tr>
         <w:tc>
@@ -6414,37 +6890,7 @@
                 <w:sz w:val="26"/>
                 <w:szCs w:val="26"/>
               </w:rPr>
-              <w:t>U</w:t>
-            </w:r>
-            <w:r>
-              <w:rPr>
-                <w:b/>
-                <w:bCs/>
-                <w:color w:val="FFFFFF"/>
-                <w:sz w:val="26"/>
-                <w:szCs w:val="26"/>
-              </w:rPr>
-              <w:t>S</w:t>
-            </w:r>
-            <w:r>
-              <w:rPr>
-                <w:b/>
-                <w:bCs/>
-                <w:color w:val="FFFFFF"/>
-                <w:sz w:val="26"/>
-                <w:szCs w:val="26"/>
-              </w:rPr>
-              <w:t>C05</w:t>
-            </w:r>
-            <w:r>
-              <w:rPr>
-                <w:b/>
-                <w:bCs/>
-                <w:color w:val="FFFFFF"/>
-                <w:sz w:val="26"/>
-                <w:szCs w:val="26"/>
-              </w:rPr>
-              <w:t>: Lưu Sự Vật Yêu Thích (LuuSVYeuThich)</w:t>
+              <w:t>USC05: Lưu Sự Vật Yêu Thích (LuuSVYeuThich)</w:t>
             </w:r>
           </w:p>
         </w:tc>
@@ -6662,26 +7108,191 @@
           <w:tcPr>
             <w:tcW w:w="7800" w:type="dxa"/>
           </w:tcPr>
-          <w:p>
-            <w:r>
-              <w:t>1. Người dùng xem chi tiết hiện vật (không yêu cầu đăng nhập).</w:t>
-            </w:r>
-            <w:r>
-              <w:br/>
-              <w:t>2. Hệ thống hiển thị nút "Lưu Yêu Thích" (biểu tượng trái tim).</w:t>
-            </w:r>
-            <w:r>
-              <w:br/>
-              <w:t>3. Người dùng bấm nút "Lưu Yêu Thích".</w:t>
-            </w:r>
-            <w:r>
-              <w:br/>
-              <w:t>4. Hệ thống kiểm tra: nếu chưa lưu thì thêm hiện vật vào danh sách yêu thích trên thiết bị (LocalStorage); nếu đã lưu thì hiển thị tùy chọn hủy lưu (A1).</w:t>
-            </w:r>
-            <w:r>
-              <w:br/>
-              <w:t>5. Hệ thống cập nhật biểu tượng trạng thái và thông báo "Đã lưu vào danh sách yêu thích".</w:t>
-            </w:r>
+          <w:tbl>
+            <w:tblPr>
+              <w:tblW w:w="7800" w:type="dxa"/>
+              <w:tblBorders>
+                <w:top w:val="single" w:sz="4" w:space="0" w:color="auto"/>
+                <w:left w:val="single" w:sz="4" w:space="0" w:color="auto"/>
+                <w:bottom w:val="single" w:sz="4" w:space="0" w:color="auto"/>
+                <w:right w:val="single" w:sz="4" w:space="0" w:color="auto"/>
+                <w:insideH w:val="single" w:sz="4" w:space="0" w:color="auto"/>
+                <w:insideV w:val="single" w:sz="4" w:space="0" w:color="auto"/>
+              </w:tblBorders>
+              <w:tblCellMar>
+                <w:left w:w="10" w:type="dxa"/>
+                <w:right w:w="10" w:type="dxa"/>
+              </w:tblCellMar>
+              <w:tblLook w:val="04A0" w:firstRow="1" w:lastRow="0" w:firstColumn="1" w:lastColumn="0" w:noHBand="0" w:noVBand="1"/>
+            </w:tblPr>
+            <w:tblGrid>
+              <w:gridCol w:w="3900"/>
+              <w:gridCol w:w="3900"/>
+            </w:tblGrid>
+            <w:tr>
+              <w:trPr>
+                <w:tblHeader/>
+              </w:trPr>
+              <w:tc>
+                <w:tcPr>
+                  <w:tcW w:w="3900" w:type="dxa"/>
+                  <w:shd w:val="clear" w:color="auto" w:fill="D9E2F3"/>
+                </w:tcPr>
+                <w:p>
+                  <w:pPr>
+                    <w:rPr>
+                      <w:sz w:val="26"/>
+                      <w:szCs w:val="26"/>
+                    </w:rPr>
+                  </w:pPr>
+                  <w:r>
+                    <w:rPr>
+                      <w:b/>
+                      <w:bCs/>
+                      <w:sz w:val="26"/>
+                      <w:szCs w:val="26"/>
+                    </w:rPr>
+                    <w:t>Hành động của Actor</w:t>
+                  </w:r>
+                </w:p>
+              </w:tc>
+              <w:tc>
+                <w:tcPr>
+                  <w:tcW w:w="3900" w:type="dxa"/>
+                  <w:shd w:val="clear" w:color="auto" w:fill="D9E2F3"/>
+                </w:tcPr>
+                <w:p>
+                  <w:pPr>
+                    <w:rPr>
+                      <w:sz w:val="26"/>
+                      <w:szCs w:val="26"/>
+                    </w:rPr>
+                  </w:pPr>
+                  <w:r>
+                    <w:rPr>
+                      <w:b/>
+                      <w:bCs/>
+                      <w:sz w:val="26"/>
+                      <w:szCs w:val="26"/>
+                    </w:rPr>
+                    <w:t>Phản hồi của Hệ thống</w:t>
+                  </w:r>
+                </w:p>
+              </w:tc>
+            </w:tr>
+            <w:tr>
+              <w:tc>
+                <w:tcPr>
+                  <w:tcW w:w="3900" w:type="dxa"/>
+                </w:tcPr>
+                <w:p>
+                  <w:pPr>
+                    <w:rPr>
+                      <w:sz w:val="26"/>
+                      <w:szCs w:val="26"/>
+                    </w:rPr>
+                  </w:pPr>
+                  <w:r>
+                    <w:rPr>
+                      <w:sz w:val="26"/>
+                      <w:szCs w:val="26"/>
+                    </w:rPr>
+                    <w:t>1. Người dùng bấm nút "Lưu Yêu Thích" tại trang hiện vật.</w:t>
+                  </w:r>
+                </w:p>
+              </w:tc>
+              <w:tc>
+                <w:tcPr>
+                  <w:tcW w:w="3900" w:type="dxa"/>
+                </w:tcPr>
+                <w:p>
+                  <w:pPr>
+                    <w:rPr>
+                      <w:sz w:val="26"/>
+                      <w:szCs w:val="26"/>
+                    </w:rPr>
+                  </w:pPr>
+                </w:p>
+              </w:tc>
+            </w:tr>
+            <w:tr>
+              <w:tc>
+                <w:tcPr>
+                  <w:tcW w:w="3900" w:type="dxa"/>
+                </w:tcPr>
+                <w:p>
+                  <w:pPr>
+                    <w:rPr>
+                      <w:sz w:val="26"/>
+                      <w:szCs w:val="26"/>
+                    </w:rPr>
+                  </w:pPr>
+                </w:p>
+              </w:tc>
+              <w:tc>
+                <w:tcPr>
+                  <w:tcW w:w="3900" w:type="dxa"/>
+                </w:tcPr>
+                <w:p>
+                  <w:pPr>
+                    <w:rPr>
+                      <w:sz w:val="26"/>
+                      <w:szCs w:val="26"/>
+                    </w:rPr>
+                  </w:pPr>
+                  <w:r>
+                    <w:rPr>
+                      <w:sz w:val="26"/>
+                      <w:szCs w:val="26"/>
+                    </w:rPr>
+                    <w:t>2. Hệ thống kiểm tra trạng thái lưu: nếu chưa lưu thì thêm hiện vật vào danh mục yêu thích trong CSDL; nếu đã lưu thì hiển thị tùy chọn xóa khỏi danh sách (A1).</w:t>
+                  </w:r>
+                </w:p>
+              </w:tc>
+            </w:tr>
+            <w:tr>
+              <w:tc>
+                <w:tcPr>
+                  <w:tcW w:w="3900" w:type="dxa"/>
+                </w:tcPr>
+                <w:p>
+                  <w:pPr>
+                    <w:rPr>
+                      <w:sz w:val="26"/>
+                      <w:szCs w:val="26"/>
+                    </w:rPr>
+                  </w:pPr>
+                </w:p>
+              </w:tc>
+              <w:tc>
+                <w:tcPr>
+                  <w:tcW w:w="3900" w:type="dxa"/>
+                </w:tcPr>
+                <w:p>
+                  <w:pPr>
+                    <w:rPr>
+                      <w:sz w:val="26"/>
+                      <w:szCs w:val="26"/>
+                    </w:rPr>
+                  </w:pPr>
+                  <w:r>
+                    <w:rPr>
+                      <w:sz w:val="26"/>
+                      <w:szCs w:val="26"/>
+                    </w:rPr>
+                    <w:t>3. Hệ thống cập nhật biểu tượng trạng thái (đã lưu) và thông báo "Đã lưu vào danh sách yêu thích".</w:t>
+                  </w:r>
+                </w:p>
+              </w:tc>
+            </w:tr>
+          </w:tbl>
+          <w:p>
+            <w:pPr>
+              <w:rPr>
+                <w:sz w:val="26"/>
+                <w:szCs w:val="26"/>
+              </w:rPr>
+            </w:pPr>
           </w:p>
         </w:tc>
       </w:tr>
@@ -6732,21 +7343,7 @@
                 <w:sz w:val="26"/>
                 <w:szCs w:val="26"/>
               </w:rPr>
-              <w:t>A</w:t>
-            </w:r>
-            <w:r>
-              <w:rPr>
-                <w:sz w:val="26"/>
-                <w:szCs w:val="26"/>
-              </w:rPr>
-              <w:t>1</w:t>
-            </w:r>
-            <w:r>
-              <w:rPr>
-                <w:sz w:val="26"/>
-                <w:szCs w:val="26"/>
-              </w:rPr>
-              <w:t xml:space="preserve"> - Hủy lưu yêu thích: Người dùng bấm lần nữa để bỏ chọn. Hệ thống xóa hiện vật khỏi bảng danh sách yêu thích của người dùng.</w:t>
+              <w:t>A1 - Hủy lưu yêu thích: Người dùng bấm lần nữa để bỏ chọn. Hệ thống xóa hiện vật khỏi bảng danh sách yêu thích của người dùng.</w:t>
             </w:r>
           </w:p>
         </w:tc>
@@ -6827,8 +7424,18 @@
             <w:tcW w:w="7800" w:type="dxa"/>
           </w:tcPr>
           <w:p>
-            <w:r>
-              <w:t>Hiện vật được lưu vào danh sách yêu thích trực tiếp trên thiết bị của người dùng (hỗ trợ lưu bền vững qua LocalStorage).</w:t>
+            <w:pPr>
+              <w:rPr>
+                <w:sz w:val="26"/>
+                <w:szCs w:val="26"/>
+              </w:rPr>
+            </w:pPr>
+            <w:r>
+              <w:rPr>
+                <w:sz w:val="26"/>
+                <w:szCs w:val="26"/>
+              </w:rPr>
+              <w:t>Hiện vật được thêm vào danh sách yêu thích của tài khoản người dùng.</w:t>
             </w:r>
           </w:p>
         </w:tc>
@@ -6888,6 +7495,8 @@
           <w:szCs w:val="26"/>
         </w:rPr>
       </w:pPr>
+      <w:bookmarkStart w:id="9" w:name="_GoBack"/>
+      <w:bookmarkEnd w:id="9"/>
       <w:r>
         <w:rPr>
           <w:b/>
@@ -7068,18 +7677,7 @@
           <w:sz w:val="26"/>
           <w:szCs w:val="26"/>
         </w:rPr>
-        <w:t>Sơ đồ Use Case — U</w:t>
-      </w:r>
-      <w:r>
-        <w:rPr>
-          <w:b/>
-          <w:bCs/>
-          <w:i/>
-          <w:iCs/>
-          <w:sz w:val="26"/>
-          <w:szCs w:val="26"/>
-        </w:rPr>
-        <w:t>S</w:t>
+        <w:t>Sơ đồ Use Case — US</w:t>
       </w:r>
       <w:r>
         <w:rPr>
@@ -7209,27 +7807,7 @@
                 <w:sz w:val="26"/>
                 <w:szCs w:val="26"/>
               </w:rPr>
-              <w:t>U</w:t>
-            </w:r>
-            <w:r>
-              <w:rPr>
-                <w:b/>
-                <w:bCs/>
-                <w:color w:val="FFFFFF"/>
-                <w:sz w:val="26"/>
-                <w:szCs w:val="26"/>
-              </w:rPr>
-              <w:t>S</w:t>
-            </w:r>
-            <w:r>
-              <w:rPr>
-                <w:b/>
-                <w:bCs/>
-                <w:color w:val="FFFFFF"/>
-                <w:sz w:val="26"/>
-                <w:szCs w:val="26"/>
-              </w:rPr>
-              <w:t>C</w:t>
+              <w:t>USC</w:t>
             </w:r>
             <w:r>
               <w:rPr>
@@ -7772,7 +8350,23 @@
                 <w:sz w:val="26"/>
                 <w:szCs w:val="26"/>
               </w:rPr>
-              <w:t>A1 - Xem sơ đồ khu trưng bày: Tại bước 4, người dùng chọn "Sơ đồ khu trưng bày". Hệ thống hiển thị sơ đồ do Admin quản lý ở {Quản Lý Sơ Đồ}; người dùng có thể phóng to/thu nhỏ rồi quay lại bước 4.</w:t>
+              <w:t>A1 - Xem sơ đồ khu trưng bày: Tại bước 4, người dùng chọn "Sơ đồ khu trưng bày". Hệ thống hiển thị sơ đồ do Admin quản lý ở {Quản Lý Sơ Đồ}; người dùng có thể phóng to/</w:t>
+            </w:r>
+            <w:proofErr w:type="gramStart"/>
+            <w:r>
+              <w:rPr>
+                <w:sz w:val="26"/>
+                <w:szCs w:val="26"/>
+              </w:rPr>
+              <w:t>thu</w:t>
+            </w:r>
+            <w:proofErr w:type="gramEnd"/>
+            <w:r>
+              <w:rPr>
+                <w:sz w:val="26"/>
+                <w:szCs w:val="26"/>
+              </w:rPr>
+              <w:t xml:space="preserve"> nhỏ rồi quay lại bước 4.</w:t>
             </w:r>
           </w:p>
         </w:tc>
@@ -7952,18 +8546,7 @@
           <w:szCs w:val="26"/>
         </w:rPr>
         <w:lastRenderedPageBreak/>
-        <w:t>Sơ đồ hoạt động (Activity Diagram) — U</w:t>
-      </w:r>
-      <w:r>
-        <w:rPr>
-          <w:b/>
-          <w:bCs/>
-          <w:i/>
-          <w:iCs/>
-          <w:sz w:val="26"/>
-          <w:szCs w:val="26"/>
-        </w:rPr>
-        <w:t>S</w:t>
+        <w:t>Sơ đồ hoạt động (Activity Diagram) — US</w:t>
       </w:r>
       <w:r>
         <w:rPr>
@@ -8116,7 +8699,7 @@
         <w:pStyle w:val="Heading2"/>
         <w:spacing w:before="260" w:after="120"/>
       </w:pPr>
-      <w:bookmarkStart w:id="9" w:name="_Toc243643255"/>
+      <w:bookmarkStart w:id="10" w:name="_Toc243643255"/>
       <w:r>
         <w:t>3.</w:t>
       </w:r>
@@ -8124,10 +8707,7 @@
         <w:t>7</w:t>
       </w:r>
       <w:r>
-        <w:t xml:space="preserve"> U</w:t>
-      </w:r>
-      <w:r>
-        <w:t>S</w:t>
+        <w:t xml:space="preserve"> US</w:t>
       </w:r>
       <w:r>
         <w:t>C07</w:t>
@@ -8135,7 +8715,7 @@
       <w:r>
         <w:t xml:space="preserve"> — Xem Phụ Đề</w:t>
       </w:r>
-      <w:bookmarkEnd w:id="9"/>
+      <w:bookmarkEnd w:id="10"/>
     </w:p>
     <w:p>
       <w:pPr>
@@ -8158,18 +8738,7 @@
           <w:sz w:val="26"/>
           <w:szCs w:val="26"/>
         </w:rPr>
-        <w:t>Sơ đồ Use Case — U</w:t>
-      </w:r>
-      <w:r>
-        <w:rPr>
-          <w:b/>
-          <w:bCs/>
-          <w:i/>
-          <w:iCs/>
-          <w:sz w:val="26"/>
-          <w:szCs w:val="26"/>
-        </w:rPr>
-        <w:t>S</w:t>
+        <w:t>Sơ đồ Use Case — US</w:t>
       </w:r>
       <w:r>
         <w:rPr>
@@ -8285,7 +8854,17 @@
             <w:shd w:val="clear" w:color="auto" w:fill="2F5496"/>
           </w:tcPr>
           <w:p>
-            <w:r>
+            <w:pPr>
+              <w:rPr>
+                <w:sz w:val="26"/>
+                <w:szCs w:val="26"/>
+              </w:rPr>
+            </w:pPr>
+            <w:r>
+              <w:rPr>
+                <w:sz w:val="26"/>
+                <w:szCs w:val="26"/>
+              </w:rPr>
               <w:t>USC07: Xem Phụ Đề (XemPhuDe)</w:t>
             </w:r>
           </w:p>
@@ -8845,7 +9424,23 @@
                 <w:sz w:val="26"/>
                 <w:szCs w:val="26"/>
               </w:rPr>
-              <w:t>A1 - Đổi ngôn ngữ giữa chừng: Tại bước 4, người dùng chọn {Chuyển Đổi Ngôn Ngữ}. Hệ thống tải phụ đề theo ngôn ngữ mới, đồng bộ theo vị trí phát hiện tại và tiếp tục hiển thị.</w:t>
+              <w:t xml:space="preserve">A1 - Đổi ngôn ngữ giữa chừng: Tại bước 4, người dùng chọn {Chuyển Đổi Ngôn Ngữ}. Hệ thống tải phụ đề </w:t>
+            </w:r>
+            <w:proofErr w:type="gramStart"/>
+            <w:r>
+              <w:rPr>
+                <w:sz w:val="26"/>
+                <w:szCs w:val="26"/>
+              </w:rPr>
+              <w:t>theo</w:t>
+            </w:r>
+            <w:proofErr w:type="gramEnd"/>
+            <w:r>
+              <w:rPr>
+                <w:sz w:val="26"/>
+                <w:szCs w:val="26"/>
+              </w:rPr>
+              <w:t xml:space="preserve"> ngôn ngữ mới, đồng bộ theo vị trí phát hiện tại và tiếp tục hiển thị.</w:t>
             </w:r>
           </w:p>
         </w:tc>
@@ -9024,18 +9619,7 @@
           <w:sz w:val="26"/>
           <w:szCs w:val="26"/>
         </w:rPr>
-        <w:t>Sơ đồ hoạt động (Activity Diagram) — U</w:t>
-      </w:r>
-      <w:r>
-        <w:rPr>
-          <w:b/>
-          <w:bCs/>
-          <w:i/>
-          <w:iCs/>
-          <w:sz w:val="26"/>
-          <w:szCs w:val="26"/>
-        </w:rPr>
-        <w:t>S</w:t>
+        <w:t>Sơ đồ hoạt động (Activity Diagram) — US</w:t>
       </w:r>
       <w:r>
         <w:rPr>
@@ -9168,22 +9752,16 @@
         <w:pStyle w:val="Heading2"/>
         <w:spacing w:before="260" w:after="120"/>
       </w:pPr>
-      <w:bookmarkStart w:id="10" w:name="_Toc243643256"/>
+      <w:bookmarkStart w:id="11" w:name="_Toc243643256"/>
       <w:r>
         <w:lastRenderedPageBreak/>
-        <w:t>3</w:t>
-      </w:r>
-      <w:r>
-        <w:t>.</w:t>
+        <w:t>3.</w:t>
       </w:r>
       <w:r>
         <w:t>8</w:t>
       </w:r>
       <w:r>
-        <w:t xml:space="preserve"> U</w:t>
-      </w:r>
-      <w:r>
-        <w:t>S</w:t>
+        <w:t xml:space="preserve"> US</w:t>
       </w:r>
       <w:r>
         <w:t>C08</w:t>
@@ -9191,7 +9769,7 @@
       <w:r>
         <w:t xml:space="preserve"> — Tìm Kiếm</w:t>
       </w:r>
-      <w:bookmarkEnd w:id="10"/>
+      <w:bookmarkEnd w:id="11"/>
     </w:p>
     <w:p>
       <w:pPr>
@@ -9214,18 +9792,7 @@
           <w:sz w:val="26"/>
           <w:szCs w:val="26"/>
         </w:rPr>
-        <w:t>Sơ đồ Use Case — U</w:t>
-      </w:r>
-      <w:r>
-        <w:rPr>
-          <w:b/>
-          <w:bCs/>
-          <w:i/>
-          <w:iCs/>
-          <w:sz w:val="26"/>
-          <w:szCs w:val="26"/>
-        </w:rPr>
-        <w:t>S</w:t>
+        <w:t>Sơ đồ Use Case — US</w:t>
       </w:r>
       <w:r>
         <w:rPr>
@@ -9341,7 +9908,17 @@
             <w:shd w:val="clear" w:color="auto" w:fill="2F5496"/>
           </w:tcPr>
           <w:p>
-            <w:r>
+            <w:pPr>
+              <w:rPr>
+                <w:sz w:val="26"/>
+                <w:szCs w:val="26"/>
+              </w:rPr>
+            </w:pPr>
+            <w:r>
+              <w:rPr>
+                <w:sz w:val="26"/>
+                <w:szCs w:val="26"/>
+              </w:rPr>
               <w:t>USC08: Tìm Kiếm (TimKiem)</w:t>
             </w:r>
           </w:p>
@@ -9480,7 +10057,23 @@
                 <w:sz w:val="26"/>
                 <w:szCs w:val="26"/>
               </w:rPr>
-              <w:t>Cho phép người dùng tìm hiện vật theo tên, mã số hoặc từ khóa trong mô tả. Đây cũng là phương án thay thế khi không quét được mã QR ({Quét Mã QR} - E1, E2).</w:t>
+              <w:t xml:space="preserve">Cho phép người dùng tìm hiện vật theo tên, mã số hoặc từ khóa trong mô tả. Đây cũng là phương </w:t>
+            </w:r>
+            <w:proofErr w:type="gramStart"/>
+            <w:r>
+              <w:rPr>
+                <w:sz w:val="26"/>
+                <w:szCs w:val="26"/>
+              </w:rPr>
+              <w:t>án</w:t>
+            </w:r>
+            <w:proofErr w:type="gramEnd"/>
+            <w:r>
+              <w:rPr>
+                <w:sz w:val="26"/>
+                <w:szCs w:val="26"/>
+              </w:rPr>
+              <w:t xml:space="preserve"> thay thế khi không quét được mã QR ({Quét Mã QR} - E1, E2).</w:t>
             </w:r>
           </w:p>
         </w:tc>
@@ -10137,29 +10730,7 @@
           <w:sz w:val="26"/>
           <w:szCs w:val="26"/>
         </w:rPr>
-        <w:t>Sơ đồ hoạt động (Activity Diagram) — U</w:t>
-      </w:r>
-      <w:r>
-        <w:rPr>
-          <w:b/>
-          <w:bCs/>
-          <w:i/>
-          <w:iCs/>
-          <w:sz w:val="26"/>
-          <w:szCs w:val="26"/>
-        </w:rPr>
-        <w:t>S</w:t>
-      </w:r>
-      <w:r>
-        <w:rPr>
-          <w:b/>
-          <w:bCs/>
-          <w:i/>
-          <w:iCs/>
-          <w:sz w:val="26"/>
-          <w:szCs w:val="26"/>
-        </w:rPr>
-        <w:t>C</w:t>
+        <w:t>Sơ đồ hoạt động (Activity Diagram) — USC</w:t>
       </w:r>
       <w:r>
         <w:rPr>
@@ -10334,7 +10905,7 @@
         <w:pStyle w:val="Heading2"/>
         <w:spacing w:before="260" w:after="120"/>
       </w:pPr>
-      <w:bookmarkStart w:id="11" w:name="_Toc243643257"/>
+      <w:bookmarkStart w:id="12" w:name="_Toc243643257"/>
       <w:r>
         <w:t>3</w:t>
       </w:r>
@@ -10353,7 +10924,7 @@
       <w:r>
         <w:t xml:space="preserve"> — Quản Lý Sự Vật</w:t>
       </w:r>
-      <w:bookmarkEnd w:id="11"/>
+      <w:bookmarkEnd w:id="12"/>
     </w:p>
     <w:p>
       <w:pPr>
@@ -10493,7 +11064,17 @@
             </w:tcMar>
           </w:tcPr>
           <w:p>
-            <w:r>
+            <w:pPr>
+              <w:rPr>
+                <w:sz w:val="26"/>
+                <w:szCs w:val="26"/>
+              </w:rPr>
+            </w:pPr>
+            <w:r>
+              <w:rPr>
+                <w:sz w:val="26"/>
+                <w:szCs w:val="26"/>
+              </w:rPr>
               <w:t>USC09: Quản Lý Sự Vật (QLSuVat)</w:t>
             </w:r>
           </w:p>
@@ -11365,7 +11946,23 @@
                 <w:sz w:val="26"/>
                 <w:szCs w:val="26"/>
               </w:rPr>
-              <w:t>Ở bước 3, Admin chọn một sự vật trong danh sách và nhấn "Sửa". Hệ thống hiển thị biểu mẫu đã điền sẵn thông tin hiện tại. Các bước tiếp theo thực hiện như A1.</w:t>
+              <w:t xml:space="preserve">Ở bước 3, Admin chọn một sự vật trong danh sách và nhấn "Sửa". Hệ thống hiển thị biểu mẫu đã điền sẵn thông tin hiện tại. Các bước tiếp </w:t>
+            </w:r>
+            <w:proofErr w:type="gramStart"/>
+            <w:r>
+              <w:rPr>
+                <w:sz w:val="26"/>
+                <w:szCs w:val="26"/>
+              </w:rPr>
+              <w:t>theo</w:t>
+            </w:r>
+            <w:proofErr w:type="gramEnd"/>
+            <w:r>
+              <w:rPr>
+                <w:sz w:val="26"/>
+                <w:szCs w:val="26"/>
+              </w:rPr>
+              <w:t xml:space="preserve"> thực hiện như A1.</w:t>
             </w:r>
           </w:p>
           <w:p>
@@ -11883,7 +12480,17 @@
             </w:tcMar>
           </w:tcPr>
           <w:p>
-            <w:r>
+            <w:pPr>
+              <w:rPr>
+                <w:sz w:val="26"/>
+                <w:szCs w:val="26"/>
+              </w:rPr>
+            </w:pPr>
+            <w:r>
+              <w:rPr>
+                <w:sz w:val="26"/>
+                <w:szCs w:val="26"/>
+              </w:rPr>
               <w:t>USC10: Quản Lý Phiên Tham Quan &amp; Mã QR (QuanLyPhienVaMaQR)</w:t>
             </w:r>
           </w:p>
@@ -11910,6 +12517,10 @@
           <w:p>
             <w:pPr>
               <w:spacing w:after="40"/>
+              <w:rPr>
+                <w:sz w:val="26"/>
+                <w:szCs w:val="26"/>
+              </w:rPr>
             </w:pPr>
             <w:r>
               <w:rPr>
@@ -11942,6 +12553,10 @@
           <w:p>
             <w:pPr>
               <w:spacing w:after="40"/>
+              <w:rPr>
+                <w:sz w:val="26"/>
+                <w:szCs w:val="26"/>
+              </w:rPr>
             </w:pPr>
             <w:r>
               <w:rPr>
@@ -11974,6 +12589,10 @@
           <w:p>
             <w:pPr>
               <w:spacing w:after="40"/>
+              <w:rPr>
+                <w:sz w:val="26"/>
+                <w:szCs w:val="26"/>
+              </w:rPr>
             </w:pPr>
             <w:r>
               <w:rPr>
@@ -12006,6 +12625,10 @@
           <w:p>
             <w:pPr>
               <w:spacing w:after="40"/>
+              <w:rPr>
+                <w:sz w:val="26"/>
+                <w:szCs w:val="26"/>
+              </w:rPr>
             </w:pPr>
             <w:r>
               <w:rPr>
@@ -12038,6 +12661,10 @@
           <w:p>
             <w:pPr>
               <w:spacing w:after="40"/>
+              <w:rPr>
+                <w:sz w:val="26"/>
+                <w:szCs w:val="26"/>
+              </w:rPr>
             </w:pPr>
             <w:r>
               <w:rPr>
@@ -12068,7 +12695,17 @@
             </w:tcMar>
           </w:tcPr>
           <w:p>
-            <w:r>
+            <w:pPr>
+              <w:rPr>
+                <w:sz w:val="26"/>
+                <w:szCs w:val="26"/>
+              </w:rPr>
+            </w:pPr>
+            <w:r>
+              <w:rPr>
+                <w:sz w:val="26"/>
+                <w:szCs w:val="26"/>
+              </w:rPr>
               <w:t>Cho phép Admin tạo mới, chỉnh sửa, xóa và theo dõi các phiên tham quan (ca mở cửa, đoàn tham quan chuyên biệt), đồng thời cấu hình và xuất mã QR tương ứng cho cổng đón tiếp và từng hiện vật. Mỗi phiên có mã riêng, khung thời gian, ghi chú và số liệu số khách, số lượt nghe, giúp hệ thống thống kê lượt nghe chính xác theo từng ca và từng đoàn (USC12).</w:t>
             </w:r>
           </w:p>
@@ -12095,6 +12732,10 @@
           <w:p>
             <w:pPr>
               <w:spacing w:after="40"/>
+              <w:rPr>
+                <w:sz w:val="26"/>
+                <w:szCs w:val="26"/>
+              </w:rPr>
             </w:pPr>
             <w:r>
               <w:rPr>
@@ -12132,12 +12773,16 @@
                 <w:numId w:val="17"/>
               </w:numPr>
               <w:spacing w:after="40"/>
+              <w:rPr>
+                <w:sz w:val="26"/>
+                <w:szCs w:val="26"/>
+              </w:rPr>
             </w:pPr>
             <w:r>
               <w:rPr>
                 <w:rFonts w:ascii="Arial" w:eastAsia="Arial" w:hAnsi="Arial" w:cs="Arial"/>
-                <w:sz w:val="22"/>
-                <w:szCs w:val="22"/>
+                <w:sz w:val="26"/>
+                <w:szCs w:val="26"/>
               </w:rPr>
               <w:t>Admin đã đăng nhập hệ thống (nếu chưa đăng nhập, include {Đăng Nhập}).</w:t>
             </w:r>
@@ -12150,12 +12795,16 @@
                 <w:numId w:val="17"/>
               </w:numPr>
               <w:spacing w:after="40"/>
+              <w:rPr>
+                <w:sz w:val="26"/>
+                <w:szCs w:val="26"/>
+              </w:rPr>
             </w:pPr>
             <w:r>
               <w:rPr>
                 <w:rFonts w:ascii="Arial" w:eastAsia="Arial" w:hAnsi="Arial" w:cs="Arial"/>
-                <w:sz w:val="22"/>
-                <w:szCs w:val="22"/>
+                <w:sz w:val="26"/>
+                <w:szCs w:val="26"/>
               </w:rPr>
               <w:t>Admin có quyền truy cập khu vực quản trị (/admin/sessions).</w:t>
             </w:r>
@@ -12183,6 +12832,10 @@
           <w:p>
             <w:pPr>
               <w:spacing w:after="40"/>
+              <w:rPr>
+                <w:sz w:val="26"/>
+                <w:szCs w:val="26"/>
+              </w:rPr>
             </w:pPr>
             <w:r>
               <w:rPr>
@@ -12215,6 +12868,10 @@
           <w:p>
             <w:pPr>
               <w:spacing w:after="40"/>
+              <w:rPr>
+                <w:sz w:val="26"/>
+                <w:szCs w:val="26"/>
+              </w:rPr>
             </w:pPr>
             <w:r>
               <w:rPr>
@@ -12247,6 +12904,10 @@
           <w:p>
             <w:pPr>
               <w:spacing w:after="40"/>
+              <w:rPr>
+                <w:sz w:val="26"/>
+                <w:szCs w:val="26"/>
+              </w:rPr>
             </w:pPr>
           </w:p>
         </w:tc>
@@ -12270,6 +12931,10 @@
           <w:p>
             <w:pPr>
               <w:spacing w:after="40"/>
+              <w:rPr>
+                <w:sz w:val="26"/>
+                <w:szCs w:val="26"/>
+              </w:rPr>
             </w:pPr>
             <w:r>
               <w:rPr>
@@ -12302,6 +12967,10 @@
           <w:p>
             <w:pPr>
               <w:spacing w:after="40"/>
+              <w:rPr>
+                <w:sz w:val="26"/>
+                <w:szCs w:val="26"/>
+              </w:rPr>
             </w:pPr>
             <w:r>
               <w:rPr>
@@ -12336,6 +13005,10 @@
           <w:p>
             <w:pPr>
               <w:spacing w:after="40"/>
+              <w:rPr>
+                <w:sz w:val="26"/>
+                <w:szCs w:val="26"/>
+              </w:rPr>
             </w:pPr>
             <w:r>
               <w:rPr>
@@ -12367,12 +13040,16 @@
           <w:p>
             <w:pPr>
               <w:spacing w:after="40"/>
+              <w:rPr>
+                <w:sz w:val="26"/>
+                <w:szCs w:val="26"/>
+              </w:rPr>
             </w:pPr>
             <w:r>
               <w:rPr>
                 <w:rFonts w:ascii="Arial" w:eastAsia="Arial" w:hAnsi="Arial" w:cs="Arial"/>
-                <w:sz w:val="22"/>
-                <w:szCs w:val="22"/>
+                <w:sz w:val="26"/>
+                <w:szCs w:val="26"/>
               </w:rPr>
               <w:t>1. Admin đăng nhập.</w:t>
             </w:r>
@@ -12397,6 +13074,10 @@
           <w:p>
             <w:pPr>
               <w:spacing w:after="40"/>
+              <w:rPr>
+                <w:sz w:val="26"/>
+                <w:szCs w:val="26"/>
+              </w:rPr>
             </w:pPr>
           </w:p>
         </w:tc>
@@ -12422,6 +13103,10 @@
           <w:p>
             <w:pPr>
               <w:spacing w:after="40"/>
+              <w:rPr>
+                <w:sz w:val="26"/>
+                <w:szCs w:val="26"/>
+              </w:rPr>
             </w:pPr>
           </w:p>
         </w:tc>
@@ -12444,6 +13129,10 @@
           <w:p>
             <w:pPr>
               <w:spacing w:after="40"/>
+              <w:rPr>
+                <w:sz w:val="26"/>
+                <w:szCs w:val="26"/>
+              </w:rPr>
             </w:pPr>
           </w:p>
         </w:tc>
@@ -12466,12 +13155,16 @@
           <w:p>
             <w:pPr>
               <w:spacing w:after="40"/>
+              <w:rPr>
+                <w:sz w:val="26"/>
+                <w:szCs w:val="26"/>
+              </w:rPr>
             </w:pPr>
             <w:r>
               <w:rPr>
                 <w:rFonts w:ascii="Arial" w:eastAsia="Arial" w:hAnsi="Arial" w:cs="Arial"/>
-                <w:sz w:val="22"/>
-                <w:szCs w:val="22"/>
+                <w:sz w:val="26"/>
+                <w:szCs w:val="26"/>
               </w:rPr>
               <w:t>2. Hệ thống hiển thị lời chào mừng đăng nhập cùng với những chức năng chính cho Admin lựa chọn.</w:t>
             </w:r>
@@ -12499,6 +13192,10 @@
           <w:p>
             <w:pPr>
               <w:spacing w:after="40"/>
+              <w:rPr>
+                <w:sz w:val="26"/>
+                <w:szCs w:val="26"/>
+              </w:rPr>
             </w:pPr>
           </w:p>
         </w:tc>
@@ -12521,12 +13218,16 @@
           <w:p>
             <w:pPr>
               <w:spacing w:after="40"/>
+              <w:rPr>
+                <w:sz w:val="26"/>
+                <w:szCs w:val="26"/>
+              </w:rPr>
             </w:pPr>
             <w:r>
               <w:rPr>
                 <w:rFonts w:ascii="Arial" w:eastAsia="Arial" w:hAnsi="Arial" w:cs="Arial"/>
-                <w:sz w:val="22"/>
-                <w:szCs w:val="22"/>
+                <w:sz w:val="26"/>
+                <w:szCs w:val="26"/>
               </w:rPr>
               <w:t>3. Admin chọn mục “Quản Lý Phiên”.</w:t>
             </w:r>
@@ -12551,6 +13252,10 @@
           <w:p>
             <w:pPr>
               <w:spacing w:after="40"/>
+              <w:rPr>
+                <w:sz w:val="26"/>
+                <w:szCs w:val="26"/>
+              </w:rPr>
             </w:pPr>
           </w:p>
         </w:tc>
@@ -12576,6 +13281,10 @@
           <w:p>
             <w:pPr>
               <w:spacing w:after="40"/>
+              <w:rPr>
+                <w:sz w:val="26"/>
+                <w:szCs w:val="26"/>
+              </w:rPr>
             </w:pPr>
           </w:p>
         </w:tc>
@@ -12598,6 +13307,10 @@
           <w:p>
             <w:pPr>
               <w:spacing w:after="40"/>
+              <w:rPr>
+                <w:sz w:val="26"/>
+                <w:szCs w:val="26"/>
+              </w:rPr>
             </w:pPr>
           </w:p>
         </w:tc>
@@ -12620,12 +13333,16 @@
           <w:p>
             <w:pPr>
               <w:spacing w:after="40"/>
+              <w:rPr>
+                <w:sz w:val="26"/>
+                <w:szCs w:val="26"/>
+              </w:rPr>
             </w:pPr>
             <w:r>
               <w:rPr>
                 <w:rFonts w:ascii="Arial" w:eastAsia="Arial" w:hAnsi="Arial" w:cs="Arial"/>
-                <w:sz w:val="22"/>
-                <w:szCs w:val="22"/>
+                <w:sz w:val="26"/>
+                <w:szCs w:val="26"/>
               </w:rPr>
               <w:t>4. Hệ thống hiển thị danh sách các phiên tham quan dạng thẻ, mỗi thẻ gồm: mã phiên (SES-xx), trạng thái (Đang mở / Sắp diễn ra), tên ca, ngày và khung giờ, ghi chú, số khách và số lượt nghe (E3).</w:t>
             </w:r>
@@ -12653,6 +13370,10 @@
           <w:p>
             <w:pPr>
               <w:spacing w:after="40"/>
+              <w:rPr>
+                <w:sz w:val="26"/>
+                <w:szCs w:val="26"/>
+              </w:rPr>
             </w:pPr>
           </w:p>
         </w:tc>
@@ -12675,28 +13396,32 @@
           <w:p>
             <w:pPr>
               <w:spacing w:after="40"/>
+              <w:rPr>
+                <w:sz w:val="26"/>
+                <w:szCs w:val="26"/>
+              </w:rPr>
             </w:pPr>
             <w:r>
               <w:rPr>
                 <w:rFonts w:ascii="Arial" w:eastAsia="Arial" w:hAnsi="Arial" w:cs="Arial"/>
-                <w:sz w:val="22"/>
-                <w:szCs w:val="22"/>
+                <w:sz w:val="26"/>
+                <w:szCs w:val="26"/>
               </w:rPr>
               <w:t xml:space="preserve">5. Admin </w:t>
             </w:r>
             <w:r>
               <w:rPr>
                 <w:rFonts w:ascii="Arial" w:eastAsia="Arial" w:hAnsi="Arial" w:cs="Arial"/>
-                <w:sz w:val="22"/>
-                <w:szCs w:val="22"/>
+                <w:sz w:val="26"/>
+                <w:szCs w:val="26"/>
               </w:rPr>
               <w:t>chọn thao tác (</w:t>
             </w:r>
             <w:r>
               <w:rPr>
                 <w:rFonts w:ascii="Arial" w:eastAsia="Arial" w:hAnsi="Arial" w:cs="Arial"/>
-                <w:sz w:val="22"/>
-                <w:szCs w:val="22"/>
+                <w:sz w:val="26"/>
+                <w:szCs w:val="26"/>
               </w:rPr>
               <w:t>A1, A2, A3).</w:t>
             </w:r>
@@ -12721,6 +13446,10 @@
           <w:p>
             <w:pPr>
               <w:spacing w:after="40"/>
+              <w:rPr>
+                <w:sz w:val="26"/>
+                <w:szCs w:val="26"/>
+              </w:rPr>
             </w:pPr>
           </w:p>
         </w:tc>
@@ -12746,6 +13475,10 @@
           <w:p>
             <w:pPr>
               <w:spacing w:after="40"/>
+              <w:rPr>
+                <w:sz w:val="26"/>
+                <w:szCs w:val="26"/>
+              </w:rPr>
             </w:pPr>
           </w:p>
         </w:tc>
@@ -12768,6 +13501,10 @@
           <w:p>
             <w:pPr>
               <w:spacing w:after="40"/>
+              <w:rPr>
+                <w:sz w:val="26"/>
+                <w:szCs w:val="26"/>
+              </w:rPr>
             </w:pPr>
           </w:p>
         </w:tc>
@@ -12790,20 +13527,24 @@
           <w:p>
             <w:pPr>
               <w:spacing w:after="40"/>
+              <w:rPr>
+                <w:sz w:val="26"/>
+                <w:szCs w:val="26"/>
+              </w:rPr>
             </w:pPr>
             <w:r>
               <w:rPr>
                 <w:rFonts w:ascii="Arial" w:eastAsia="Arial" w:hAnsi="Arial" w:cs="Arial"/>
-                <w:sz w:val="22"/>
-                <w:szCs w:val="22"/>
+                <w:sz w:val="26"/>
+                <w:szCs w:val="26"/>
               </w:rPr>
               <w:t>6</w:t>
             </w:r>
             <w:r>
               <w:rPr>
                 <w:rFonts w:ascii="Arial" w:eastAsia="Arial" w:hAnsi="Arial" w:cs="Arial"/>
-                <w:sz w:val="22"/>
-                <w:szCs w:val="22"/>
+                <w:sz w:val="26"/>
+                <w:szCs w:val="26"/>
               </w:rPr>
               <w:t>. Hệ thống kiểm tra tính hợp lệ của dữ liệu nhập (E1).</w:t>
             </w:r>
@@ -12831,6 +13572,10 @@
           <w:p>
             <w:pPr>
               <w:spacing w:after="40"/>
+              <w:rPr>
+                <w:sz w:val="26"/>
+                <w:szCs w:val="26"/>
+              </w:rPr>
             </w:pPr>
           </w:p>
         </w:tc>
@@ -12853,28 +13598,32 @@
           <w:p>
             <w:pPr>
               <w:spacing w:after="40"/>
+              <w:rPr>
+                <w:sz w:val="26"/>
+                <w:szCs w:val="26"/>
+              </w:rPr>
             </w:pPr>
             <w:r>
               <w:rPr>
                 <w:rFonts w:ascii="Arial" w:eastAsia="Arial" w:hAnsi="Arial" w:cs="Arial"/>
-                <w:sz w:val="22"/>
-                <w:szCs w:val="22"/>
+                <w:sz w:val="26"/>
+                <w:szCs w:val="26"/>
               </w:rPr>
               <w:t>7</w:t>
             </w:r>
             <w:r>
               <w:rPr>
                 <w:rFonts w:ascii="Arial" w:eastAsia="Arial" w:hAnsi="Arial" w:cs="Arial"/>
-                <w:sz w:val="22"/>
-                <w:szCs w:val="22"/>
+                <w:sz w:val="26"/>
+                <w:szCs w:val="26"/>
               </w:rPr>
               <w:t>. Admin nhấ</w:t>
             </w:r>
             <w:r>
               <w:rPr>
                 <w:rFonts w:ascii="Arial" w:eastAsia="Arial" w:hAnsi="Arial" w:cs="Arial"/>
-                <w:sz w:val="22"/>
-                <w:szCs w:val="22"/>
+                <w:sz w:val="26"/>
+                <w:szCs w:val="26"/>
               </w:rPr>
               <w:t>n “Lưu” (A4)</w:t>
             </w:r>
@@ -12899,6 +13648,10 @@
           <w:p>
             <w:pPr>
               <w:spacing w:after="40"/>
+              <w:rPr>
+                <w:sz w:val="26"/>
+                <w:szCs w:val="26"/>
+              </w:rPr>
             </w:pPr>
           </w:p>
         </w:tc>
@@ -12924,6 +13677,10 @@
           <w:p>
             <w:pPr>
               <w:spacing w:after="40"/>
+              <w:rPr>
+                <w:sz w:val="26"/>
+                <w:szCs w:val="26"/>
+              </w:rPr>
             </w:pPr>
           </w:p>
         </w:tc>
@@ -12946,6 +13703,10 @@
           <w:p>
             <w:pPr>
               <w:spacing w:after="40"/>
+              <w:rPr>
+                <w:sz w:val="26"/>
+                <w:szCs w:val="26"/>
+              </w:rPr>
             </w:pPr>
           </w:p>
         </w:tc>
@@ -12968,20 +13729,24 @@
           <w:p>
             <w:pPr>
               <w:spacing w:after="40"/>
+              <w:rPr>
+                <w:sz w:val="26"/>
+                <w:szCs w:val="26"/>
+              </w:rPr>
             </w:pPr>
             <w:r>
               <w:rPr>
                 <w:rFonts w:ascii="Arial" w:eastAsia="Arial" w:hAnsi="Arial" w:cs="Arial"/>
-                <w:sz w:val="22"/>
-                <w:szCs w:val="22"/>
+                <w:sz w:val="26"/>
+                <w:szCs w:val="26"/>
               </w:rPr>
               <w:t>8</w:t>
             </w:r>
             <w:r>
               <w:rPr>
                 <w:rFonts w:ascii="Arial" w:eastAsia="Arial" w:hAnsi="Arial" w:cs="Arial"/>
-                <w:sz w:val="22"/>
-                <w:szCs w:val="22"/>
+                <w:sz w:val="26"/>
+                <w:szCs w:val="26"/>
               </w:rPr>
               <w:t>. Hệ thống tự sinh mã phiên (SES-xx), xác định trạng thái theo thời gian, lưu vào CSDL (E2) và thông báo “Tạo phiên thành công”.</w:t>
             </w:r>
@@ -13009,6 +13774,10 @@
           <w:p>
             <w:pPr>
               <w:spacing w:after="40"/>
+              <w:rPr>
+                <w:sz w:val="26"/>
+                <w:szCs w:val="26"/>
+              </w:rPr>
             </w:pPr>
           </w:p>
         </w:tc>
@@ -13031,6 +13800,10 @@
           <w:p>
             <w:pPr>
               <w:spacing w:after="40"/>
+              <w:rPr>
+                <w:sz w:val="26"/>
+                <w:szCs w:val="26"/>
+              </w:rPr>
             </w:pPr>
           </w:p>
         </w:tc>
@@ -13053,20 +13826,24 @@
           <w:p>
             <w:pPr>
               <w:spacing w:after="40"/>
+              <w:rPr>
+                <w:sz w:val="26"/>
+                <w:szCs w:val="26"/>
+              </w:rPr>
             </w:pPr>
             <w:r>
               <w:rPr>
                 <w:rFonts w:ascii="Arial" w:eastAsia="Arial" w:hAnsi="Arial" w:cs="Arial"/>
-                <w:sz w:val="22"/>
-                <w:szCs w:val="22"/>
+                <w:sz w:val="26"/>
+                <w:szCs w:val="26"/>
               </w:rPr>
               <w:t>9</w:t>
             </w:r>
             <w:r>
               <w:rPr>
                 <w:rFonts w:ascii="Arial" w:eastAsia="Arial" w:hAnsi="Arial" w:cs="Arial"/>
-                <w:sz w:val="22"/>
-                <w:szCs w:val="22"/>
+                <w:sz w:val="26"/>
+                <w:szCs w:val="26"/>
               </w:rPr>
               <w:t>. Hệ thống cập nhật danh sách phiên và hiển thị thẻ phiên mới. Use case kết thúc.</w:t>
             </w:r>
@@ -13094,6 +13871,10 @@
           <w:p>
             <w:pPr>
               <w:spacing w:after="40"/>
+              <w:rPr>
+                <w:sz w:val="26"/>
+                <w:szCs w:val="26"/>
+              </w:rPr>
             </w:pPr>
             <w:r>
               <w:rPr>
@@ -13131,22 +13912,26 @@
                 <w:numId w:val="17"/>
               </w:numPr>
               <w:spacing w:after="40"/>
+              <w:rPr>
+                <w:sz w:val="26"/>
+                <w:szCs w:val="26"/>
+              </w:rPr>
             </w:pPr>
             <w:r>
               <w:rPr>
                 <w:rFonts w:ascii="Arial" w:eastAsia="Arial" w:hAnsi="Arial" w:cs="Arial"/>
                 <w:b/>
                 <w:bCs/>
-                <w:sz w:val="22"/>
-                <w:szCs w:val="22"/>
+                <w:sz w:val="26"/>
+                <w:szCs w:val="26"/>
               </w:rPr>
               <w:t>A1 – Chỉnh sửa phiên:</w:t>
             </w:r>
             <w:r>
               <w:rPr>
                 <w:rFonts w:ascii="Arial" w:eastAsia="Arial" w:hAnsi="Arial" w:cs="Arial"/>
-                <w:sz w:val="22"/>
-                <w:szCs w:val="22"/>
+                <w:sz w:val="26"/>
+                <w:szCs w:val="26"/>
               </w:rPr>
               <w:t xml:space="preserve"> Ở bước 5, Admin nhấn biểu tượng chỉnh sửa trên thẻ phiên. Hệ thống hiển thị biểu mẫu điền sẵn thông tin hiện tại. Admin sửa tên ca, thời gian hoặc ghi chú rồi nhấn “Lưu”; hệ thống kiểm tra (E1), lưu thay đổi (E2) và cập nhật thẻ phiên. Số khách và số lượt nghe đã ghi nhận được giữ nguyên.</w:t>
             </w:r>
@@ -13159,22 +13944,26 @@
                 <w:numId w:val="17"/>
               </w:numPr>
               <w:spacing w:after="40"/>
+              <w:rPr>
+                <w:sz w:val="26"/>
+                <w:szCs w:val="26"/>
+              </w:rPr>
             </w:pPr>
             <w:r>
               <w:rPr>
                 <w:rFonts w:ascii="Arial" w:eastAsia="Arial" w:hAnsi="Arial" w:cs="Arial"/>
                 <w:b/>
                 <w:bCs/>
-                <w:sz w:val="22"/>
-                <w:szCs w:val="22"/>
+                <w:sz w:val="26"/>
+                <w:szCs w:val="26"/>
               </w:rPr>
               <w:t>A2 – Xóa phiên:</w:t>
             </w:r>
             <w:r>
               <w:rPr>
                 <w:rFonts w:ascii="Arial" w:eastAsia="Arial" w:hAnsi="Arial" w:cs="Arial"/>
-                <w:sz w:val="22"/>
-                <w:szCs w:val="22"/>
+                <w:sz w:val="26"/>
+                <w:szCs w:val="26"/>
               </w:rPr>
               <w:t xml:space="preserve"> Ở bước 5, Admin nhấn biểu tượng xóa trên thẻ phiên. Hệ thống hiển thị hộp thoại xác nhận (kèm cảnh báo nếu phiên đang mở hoặc đã có lượt nghe). Admin xác nhận, hệ thống xóa phiên khỏi CSDL (E2) và cập nhật danh sách. Nếu Admin chọn “Hủy”, hệ thống đóng hộp thoại và giữ nguyên phiên.</w:t>
             </w:r>
@@ -13187,14 +13976,18 @@
                 <w:numId w:val="17"/>
               </w:numPr>
               <w:spacing w:after="40"/>
+              <w:rPr>
+                <w:sz w:val="26"/>
+                <w:szCs w:val="26"/>
+              </w:rPr>
             </w:pPr>
             <w:r>
               <w:rPr>
                 <w:rFonts w:ascii="Arial" w:eastAsia="Arial" w:hAnsi="Arial" w:cs="Arial"/>
                 <w:b/>
                 <w:bCs/>
-                <w:sz w:val="22"/>
-                <w:szCs w:val="22"/>
+                <w:sz w:val="26"/>
+                <w:szCs w:val="26"/>
               </w:rPr>
               <w:t>A3 – Thêm mới phiên</w:t>
             </w:r>
@@ -13203,15 +13996,15 @@
                 <w:rFonts w:ascii="Arial" w:eastAsia="Arial" w:hAnsi="Arial" w:cs="Arial"/>
                 <w:b/>
                 <w:bCs/>
-                <w:sz w:val="22"/>
-                <w:szCs w:val="22"/>
+                <w:sz w:val="26"/>
+                <w:szCs w:val="26"/>
               </w:rPr>
               <w:t xml:space="preserve">: </w:t>
             </w:r>
             <w:r>
               <w:rPr>
-                <w:sz w:val="24"/>
-                <w:szCs w:val="24"/>
+                <w:sz w:val="26"/>
+                <w:szCs w:val="26"/>
               </w:rPr>
               <w:t>Ở bước 5, Admin nhấn “Tạo Phiên Mới”. Hệ thống hiển thị biểu mẫu thêm phiên mới (các trường để trống). Admin nhập tên ca, ngày, giờ bắt đầu, giờ kết thúc, ghi chú và nhấn “Lưu” (A4). Hệ thống kiểm tra tính hợp lệ của dữ liệu (E1), tự sinh mã phiên (SES-xx), xác định trạng thái theo thời gian, lưu vào CSDL (E2), cập nhật danh sách, hiển thị thẻ phiên mới và thông báo “Tạo phiên thành công”. Use case kết thúc.</w:t>
             </w:r>
@@ -13224,15 +14017,20 @@
                 <w:numId w:val="17"/>
               </w:numPr>
               <w:spacing w:after="40"/>
+              <w:rPr>
+                <w:sz w:val="26"/>
+                <w:szCs w:val="26"/>
+              </w:rPr>
             </w:pPr>
             <w:r>
               <w:rPr>
                 <w:rFonts w:ascii="Arial" w:eastAsia="Arial" w:hAnsi="Arial" w:cs="Arial"/>
                 <w:b/>
                 <w:bCs/>
-                <w:sz w:val="22"/>
-                <w:szCs w:val="22"/>
-              </w:rPr>
+                <w:sz w:val="26"/>
+                <w:szCs w:val="26"/>
+              </w:rPr>
+              <w:lastRenderedPageBreak/>
               <w:t>A4</w:t>
             </w:r>
             <w:r>
@@ -13240,16 +14038,16 @@
                 <w:rFonts w:ascii="Arial" w:eastAsia="Arial" w:hAnsi="Arial" w:cs="Arial"/>
                 <w:b/>
                 <w:bCs/>
-                <w:sz w:val="22"/>
-                <w:szCs w:val="22"/>
+                <w:sz w:val="26"/>
+                <w:szCs w:val="26"/>
               </w:rPr>
               <w:t xml:space="preserve"> – Cập nhật trạng thái tự động:</w:t>
             </w:r>
             <w:r>
               <w:rPr>
                 <w:rFonts w:ascii="Arial" w:eastAsia="Arial" w:hAnsi="Arial" w:cs="Arial"/>
-                <w:sz w:val="22"/>
-                <w:szCs w:val="22"/>
+                <w:sz w:val="26"/>
+                <w:szCs w:val="26"/>
               </w:rPr>
               <w:t xml:space="preserve"> Khi đến giờ bắt đầu, hệ thống tự chuyển phiên từ “Sắp diễn ra” sang “Đang mở”; khi quá giờ kết thúc, hệ thống chuyển phiên sang trạng thái kết thúc. Admin không cần thao tác thủ công.</w:t>
             </w:r>
@@ -13262,14 +14060,18 @@
                 <w:numId w:val="17"/>
               </w:numPr>
               <w:spacing w:after="40"/>
+              <w:rPr>
+                <w:sz w:val="26"/>
+                <w:szCs w:val="26"/>
+              </w:rPr>
             </w:pPr>
             <w:r>
               <w:rPr>
                 <w:rFonts w:ascii="Arial" w:eastAsia="Arial" w:hAnsi="Arial" w:cs="Arial"/>
                 <w:b/>
                 <w:bCs/>
-                <w:sz w:val="22"/>
-                <w:szCs w:val="22"/>
+                <w:sz w:val="26"/>
+                <w:szCs w:val="26"/>
               </w:rPr>
               <w:t>A5</w:t>
             </w:r>
@@ -13278,16 +14080,16 @@
                 <w:rFonts w:ascii="Arial" w:eastAsia="Arial" w:hAnsi="Arial" w:cs="Arial"/>
                 <w:b/>
                 <w:bCs/>
-                <w:sz w:val="22"/>
-                <w:szCs w:val="22"/>
+                <w:sz w:val="26"/>
+                <w:szCs w:val="26"/>
               </w:rPr>
               <w:t xml:space="preserve"> – Hủy thao tác:</w:t>
             </w:r>
             <w:r>
               <w:rPr>
                 <w:rFonts w:ascii="Arial" w:eastAsia="Arial" w:hAnsi="Arial" w:cs="Arial"/>
-                <w:sz w:val="22"/>
-                <w:szCs w:val="22"/>
+                <w:sz w:val="26"/>
+                <w:szCs w:val="26"/>
               </w:rPr>
               <w:t xml:space="preserve"> Tại bước 7, Admin nhấn “Hủy”. Hệ thống đóng biểu mẫu, không lưu dữ liệu và quay lại danh sách phiên.</w:t>
             </w:r>
@@ -13315,6 +14117,10 @@
           <w:p>
             <w:pPr>
               <w:spacing w:after="40"/>
+              <w:rPr>
+                <w:sz w:val="26"/>
+                <w:szCs w:val="26"/>
+              </w:rPr>
             </w:pPr>
             <w:r>
               <w:rPr>
@@ -13323,6 +14129,7 @@
                 <w:sz w:val="26"/>
                 <w:szCs w:val="26"/>
               </w:rPr>
+              <w:lastRenderedPageBreak/>
               <w:t>Luồng ngoại lệ (Exception):</w:t>
             </w:r>
           </w:p>
@@ -13352,22 +14159,26 @@
                 <w:numId w:val="17"/>
               </w:numPr>
               <w:spacing w:after="40"/>
+              <w:rPr>
+                <w:sz w:val="26"/>
+                <w:szCs w:val="26"/>
+              </w:rPr>
             </w:pPr>
             <w:r>
               <w:rPr>
                 <w:rFonts w:ascii="Arial" w:eastAsia="Arial" w:hAnsi="Arial" w:cs="Arial"/>
                 <w:b/>
                 <w:bCs/>
-                <w:sz w:val="22"/>
-                <w:szCs w:val="22"/>
+                <w:sz w:val="26"/>
+                <w:szCs w:val="26"/>
               </w:rPr>
               <w:t>E1 – Dữ liệu không hợp lệ:</w:t>
             </w:r>
             <w:r>
               <w:rPr>
                 <w:rFonts w:ascii="Arial" w:eastAsia="Arial" w:hAnsi="Arial" w:cs="Arial"/>
-                <w:sz w:val="22"/>
-                <w:szCs w:val="22"/>
+                <w:sz w:val="26"/>
+                <w:szCs w:val="26"/>
               </w:rPr>
               <w:t xml:space="preserve"> Dữ liệu thiếu hoặc không hợp lệ (bỏ trống tên ca, thiếu ngày giờ, giờ kết thúc không sau giờ bắt đầu). Hệ thống đánh dấu trường lỗi, thông báo cụ thể và giữ nguyên biểu mẫu để Admin sửa.</w:t>
             </w:r>
@@ -13380,22 +14191,26 @@
                 <w:numId w:val="17"/>
               </w:numPr>
               <w:spacing w:after="40"/>
+              <w:rPr>
+                <w:sz w:val="26"/>
+                <w:szCs w:val="26"/>
+              </w:rPr>
             </w:pPr>
             <w:r>
               <w:rPr>
                 <w:rFonts w:ascii="Arial" w:eastAsia="Arial" w:hAnsi="Arial" w:cs="Arial"/>
                 <w:b/>
                 <w:bCs/>
-                <w:sz w:val="22"/>
-                <w:szCs w:val="22"/>
+                <w:sz w:val="26"/>
+                <w:szCs w:val="26"/>
               </w:rPr>
               <w:t>E2 – Lỗi lưu hoặc xóa dữ liệu:</w:t>
             </w:r>
             <w:r>
               <w:rPr>
                 <w:rFonts w:ascii="Arial" w:eastAsia="Arial" w:hAnsi="Arial" w:cs="Arial"/>
-                <w:sz w:val="22"/>
-                <w:szCs w:val="22"/>
+                <w:sz w:val="26"/>
+                <w:szCs w:val="26"/>
               </w:rPr>
               <w:t xml:space="preserve"> Hệ thống thông báo “Không thể lưu thay đổi, vui lòng thử lại” và giữ nguyên dữ liệu cũ.</w:t>
             </w:r>
@@ -13408,22 +14223,26 @@
                 <w:numId w:val="17"/>
               </w:numPr>
               <w:spacing w:after="40"/>
+              <w:rPr>
+                <w:sz w:val="26"/>
+                <w:szCs w:val="26"/>
+              </w:rPr>
             </w:pPr>
             <w:r>
               <w:rPr>
                 <w:rFonts w:ascii="Arial" w:eastAsia="Arial" w:hAnsi="Arial" w:cs="Arial"/>
                 <w:b/>
                 <w:bCs/>
-                <w:sz w:val="22"/>
-                <w:szCs w:val="22"/>
+                <w:sz w:val="26"/>
+                <w:szCs w:val="26"/>
               </w:rPr>
               <w:t>E3 – Không tải được danh sách phiên:</w:t>
             </w:r>
             <w:r>
               <w:rPr>
                 <w:rFonts w:ascii="Arial" w:eastAsia="Arial" w:hAnsi="Arial" w:cs="Arial"/>
-                <w:sz w:val="22"/>
-                <w:szCs w:val="22"/>
+                <w:sz w:val="26"/>
+                <w:szCs w:val="26"/>
               </w:rPr>
               <w:t xml:space="preserve"> Hệ thống thông báo “Không tải được danh sách phiên” và cho phép Admin tải lại trang.</w:t>
             </w:r>
@@ -13451,6 +14270,10 @@
           <w:p>
             <w:pPr>
               <w:spacing w:after="40"/>
+              <w:rPr>
+                <w:sz w:val="26"/>
+                <w:szCs w:val="26"/>
+              </w:rPr>
             </w:pPr>
             <w:r>
               <w:rPr>
@@ -13459,7 +14282,6 @@
                 <w:sz w:val="26"/>
                 <w:szCs w:val="26"/>
               </w:rPr>
-              <w:lastRenderedPageBreak/>
               <w:t>Điều kiện kết thúc:</w:t>
             </w:r>
           </w:p>
@@ -13489,22 +14311,26 @@
                 <w:numId w:val="17"/>
               </w:numPr>
               <w:spacing w:after="40"/>
+              <w:rPr>
+                <w:sz w:val="26"/>
+                <w:szCs w:val="26"/>
+              </w:rPr>
             </w:pPr>
             <w:r>
               <w:rPr>
                 <w:rFonts w:ascii="Arial" w:eastAsia="Arial" w:hAnsi="Arial" w:cs="Arial"/>
                 <w:b/>
                 <w:bCs/>
-                <w:sz w:val="22"/>
-                <w:szCs w:val="22"/>
+                <w:sz w:val="26"/>
+                <w:szCs w:val="26"/>
               </w:rPr>
               <w:t>Thành công:</w:t>
             </w:r>
             <w:r>
               <w:rPr>
                 <w:rFonts w:ascii="Arial" w:eastAsia="Arial" w:hAnsi="Arial" w:cs="Arial"/>
-                <w:sz w:val="22"/>
-                <w:szCs w:val="22"/>
+                <w:sz w:val="26"/>
+                <w:szCs w:val="26"/>
               </w:rPr>
               <w:t xml:space="preserve"> Phiên được tạo, cập nhật hoặc xóa thành công; danh sách phiên hiển thị đúng dữ liệu mới.</w:t>
             </w:r>
@@ -13517,22 +14343,26 @@
                 <w:numId w:val="17"/>
               </w:numPr>
               <w:spacing w:after="40"/>
+              <w:rPr>
+                <w:sz w:val="26"/>
+                <w:szCs w:val="26"/>
+              </w:rPr>
             </w:pPr>
             <w:r>
               <w:rPr>
                 <w:rFonts w:ascii="Arial" w:eastAsia="Arial" w:hAnsi="Arial" w:cs="Arial"/>
                 <w:b/>
                 <w:bCs/>
-                <w:sz w:val="22"/>
-                <w:szCs w:val="22"/>
+                <w:sz w:val="26"/>
+                <w:szCs w:val="26"/>
               </w:rPr>
               <w:t>Thất bại:</w:t>
             </w:r>
             <w:r>
               <w:rPr>
                 <w:rFonts w:ascii="Arial" w:eastAsia="Arial" w:hAnsi="Arial" w:cs="Arial"/>
-                <w:sz w:val="22"/>
-                <w:szCs w:val="22"/>
+                <w:sz w:val="26"/>
+                <w:szCs w:val="26"/>
               </w:rPr>
               <w:t xml:space="preserve"> Dữ liệu không thay đổi, hệ thống hiển thị thông báo lỗi tương ứng (E1, E2, E3).</w:t>
             </w:r>
@@ -13655,7 +14485,7 @@
         <w:pStyle w:val="Heading2"/>
         <w:spacing w:before="260" w:after="120"/>
       </w:pPr>
-      <w:bookmarkStart w:id="12" w:name="_Toc243643259"/>
+      <w:bookmarkStart w:id="13" w:name="_Toc243643259"/>
       <w:r>
         <w:lastRenderedPageBreak/>
         <w:t>3</w:t>
@@ -13675,7 +14505,7 @@
       <w:r>
         <w:t>— Quản Lý Tệp Âm Thanh</w:t>
       </w:r>
-      <w:bookmarkEnd w:id="12"/>
+      <w:bookmarkEnd w:id="13"/>
     </w:p>
     <w:p>
       <w:pPr>
@@ -14776,7 +15606,23 @@
                 <w:sz w:val="26"/>
                 <w:szCs w:val="26"/>
               </w:rPr>
-              <w:t>Ở bước 3, Admin chọn một tệp âm thanh đã có của hiện vật/ngôn ngữ và nhấn "Thay thế". Admin chọn file audio mới từ máy tính và bấm "Tải lên". Các bước tiếp theo thực hiện như A1; hệ thống cập nhật đường dẫn mới vào hồ sơ hiện vật và xóa tệp cũ khỏi thiết bị lưu trữ.</w:t>
+              <w:t xml:space="preserve">Ở bước 3, Admin chọn một tệp âm thanh đã có của hiện vật/ngôn ngữ và nhấn "Thay thế". Admin chọn file audio mới từ máy tính và bấm "Tải lên". Các bước tiếp </w:t>
+            </w:r>
+            <w:proofErr w:type="gramStart"/>
+            <w:r>
+              <w:rPr>
+                <w:sz w:val="26"/>
+                <w:szCs w:val="26"/>
+              </w:rPr>
+              <w:t>theo</w:t>
+            </w:r>
+            <w:proofErr w:type="gramEnd"/>
+            <w:r>
+              <w:rPr>
+                <w:sz w:val="26"/>
+                <w:szCs w:val="26"/>
+              </w:rPr>
+              <w:t xml:space="preserve"> thực hiện như A1; hệ thống cập nhật đường dẫn mới vào hồ sơ hiện vật và xóa tệp cũ khỏi thiết bị lưu trữ.</w:t>
             </w:r>
           </w:p>
           <w:p>
@@ -14970,7 +15816,23 @@
                 <w:sz w:val="26"/>
                 <w:szCs w:val="26"/>
               </w:rPr>
-              <w:t>Tệp âm thanh được lưu trữ an toàn trên thiết bị lưu trữ và liên kết đúng với hiện vật tương ứng; hoặc được thay thế/xóa khỏi thiết bị lưu trữ và hồ sơ hiện vật nếu Admin chọn thay thế/xóa.</w:t>
+              <w:t xml:space="preserve">Tệp âm thanh được lưu trữ </w:t>
+            </w:r>
+            <w:proofErr w:type="gramStart"/>
+            <w:r>
+              <w:rPr>
+                <w:sz w:val="26"/>
+                <w:szCs w:val="26"/>
+              </w:rPr>
+              <w:t>an</w:t>
+            </w:r>
+            <w:proofErr w:type="gramEnd"/>
+            <w:r>
+              <w:rPr>
+                <w:sz w:val="26"/>
+                <w:szCs w:val="26"/>
+              </w:rPr>
+              <w:t xml:space="preserve"> toàn trên thiết bị lưu trữ và liên kết đúng với hiện vật tương ứng; hoặc được thay thế/xóa khỏi thiết bị lưu trữ và hồ sơ hiện vật nếu Admin chọn thay thế/xóa.</w:t>
             </w:r>
           </w:p>
         </w:tc>
@@ -15104,7 +15966,7 @@
         <w:pStyle w:val="Heading2"/>
         <w:spacing w:before="260" w:after="120"/>
       </w:pPr>
-      <w:bookmarkStart w:id="13" w:name="_Toc243643260"/>
+      <w:bookmarkStart w:id="14" w:name="_Toc243643260"/>
       <w:r>
         <w:lastRenderedPageBreak/>
         <w:t>3</w:t>
@@ -15124,7 +15986,7 @@
       <w:r>
         <w:t xml:space="preserve"> — Xem Thống Kê Lượt Nghe</w:t>
       </w:r>
-      <w:bookmarkEnd w:id="13"/>
+      <w:bookmarkEnd w:id="14"/>
     </w:p>
     <w:p>
       <w:pPr>
@@ -15270,7 +16132,17 @@
             </w:tcMar>
           </w:tcPr>
           <w:p>
-            <w:r>
+            <w:pPr>
+              <w:rPr>
+                <w:sz w:val="26"/>
+                <w:szCs w:val="26"/>
+              </w:rPr>
+            </w:pPr>
+            <w:r>
+              <w:rPr>
+                <w:sz w:val="26"/>
+                <w:szCs w:val="26"/>
+              </w:rPr>
               <w:t>USC12: Xem Thống Kê Lượt Nghe (XemThongKeLuotNghe)</w:t>
             </w:r>
           </w:p>
@@ -16280,7 +17152,23 @@
                 <w:sz w:val="26"/>
                 <w:szCs w:val="26"/>
               </w:rPr>
-              <w:t>Ở bước 6, Admin bấm "Xuất báo cáo" và chọn định dạng Excel hoặc PDF. Hệ thống đóng gói dữ liệu báo cáo (E3) và tải về máy theo định dạng đã chọn. Use case kết thúc.</w:t>
+              <w:t xml:space="preserve">Ở bước 6, Admin bấm "Xuất báo cáo" và chọn định dạng Excel hoặc PDF. Hệ thống đóng gói dữ liệu báo cáo (E3) và tải về máy </w:t>
+            </w:r>
+            <w:proofErr w:type="gramStart"/>
+            <w:r>
+              <w:rPr>
+                <w:sz w:val="26"/>
+                <w:szCs w:val="26"/>
+              </w:rPr>
+              <w:t>theo</w:t>
+            </w:r>
+            <w:proofErr w:type="gramEnd"/>
+            <w:r>
+              <w:rPr>
+                <w:sz w:val="26"/>
+                <w:szCs w:val="26"/>
+              </w:rPr>
+              <w:t xml:space="preserve"> định dạng đã chọn. Use case kết thúc.</w:t>
             </w:r>
           </w:p>
         </w:tc>
@@ -16587,7 +17475,7 @@
         <w:pStyle w:val="Heading2"/>
         <w:spacing w:before="260" w:after="120"/>
       </w:pPr>
-      <w:bookmarkStart w:id="14" w:name="_Toc243643261"/>
+      <w:bookmarkStart w:id="15" w:name="_Toc243643261"/>
       <w:r>
         <w:lastRenderedPageBreak/>
         <w:t>3</w:t>
@@ -16607,7 +17495,7 @@
       <w:r>
         <w:t xml:space="preserve"> — Quản Lý Sơ Đồ</w:t>
       </w:r>
-      <w:bookmarkEnd w:id="14"/>
+      <w:bookmarkEnd w:id="15"/>
     </w:p>
     <w:p>
       <w:pPr>
@@ -16740,7 +17628,17 @@
             </w:tcMar>
           </w:tcPr>
           <w:p>
-            <w:r>
+            <w:pPr>
+              <w:rPr>
+                <w:sz w:val="26"/>
+                <w:szCs w:val="26"/>
+              </w:rPr>
+            </w:pPr>
+            <w:r>
+              <w:rPr>
+                <w:sz w:val="26"/>
+                <w:szCs w:val="26"/>
+              </w:rPr>
               <w:t>USC13: Quản Lý Sơ Đồ (QLSoDo)</w:t>
             </w:r>
           </w:p>
@@ -17611,7 +18509,23 @@
                 <w:sz w:val="26"/>
                 <w:szCs w:val="26"/>
               </w:rPr>
-              <w:t>Ở bước 3, Admin chọn "Thêm sơ đồ mới" và tải lên ảnh mặt bằng cho tầng/khu vực. Hệ thống kiểm tra định dạng và dung lượng ảnh (E1), sau đó hiển thị giao diện biên tập sơ đồ tương tác. Các bước tiếp theo thực hiện như A2.</w:t>
+              <w:t xml:space="preserve">Ở bước 3, Admin chọn "Thêm sơ đồ mới" và tải lên ảnh mặt bằng cho tầng/khu vực. Hệ thống kiểm tra định dạng và dung lượng ảnh (E1), sau đó hiển thị giao diện biên tập sơ đồ tương tác. Các bước tiếp </w:t>
+            </w:r>
+            <w:proofErr w:type="gramStart"/>
+            <w:r>
+              <w:rPr>
+                <w:sz w:val="26"/>
+                <w:szCs w:val="26"/>
+              </w:rPr>
+              <w:t>theo</w:t>
+            </w:r>
+            <w:proofErr w:type="gramEnd"/>
+            <w:r>
+              <w:rPr>
+                <w:sz w:val="26"/>
+                <w:szCs w:val="26"/>
+              </w:rPr>
+              <w:t xml:space="preserve"> thực hiện như A2.</w:t>
             </w:r>
           </w:p>
           <w:p>
@@ -18138,7 +19052,17 @@
             </w:tcMar>
           </w:tcPr>
           <w:p>
-            <w:r>
+            <w:pPr>
+              <w:rPr>
+                <w:sz w:val="26"/>
+                <w:szCs w:val="26"/>
+              </w:rPr>
+            </w:pPr>
+            <w:r>
+              <w:rPr>
+                <w:sz w:val="26"/>
+                <w:szCs w:val="26"/>
+              </w:rPr>
               <w:t>USC14: Định Vị Vị Trí &amp; Tự Động Thuyết Minh (DinhViViTriVaTuDongThuyetMinh)</w:t>
             </w:r>
           </w:p>
@@ -18165,6 +19089,10 @@
           <w:p>
             <w:pPr>
               <w:spacing w:after="40"/>
+              <w:rPr>
+                <w:sz w:val="26"/>
+                <w:szCs w:val="26"/>
+              </w:rPr>
             </w:pPr>
             <w:r>
               <w:rPr>
@@ -18197,6 +19125,10 @@
           <w:p>
             <w:pPr>
               <w:spacing w:after="40"/>
+              <w:rPr>
+                <w:sz w:val="26"/>
+                <w:szCs w:val="26"/>
+              </w:rPr>
             </w:pPr>
             <w:r>
               <w:rPr>
@@ -18229,6 +19161,10 @@
           <w:p>
             <w:pPr>
               <w:spacing w:after="40"/>
+              <w:rPr>
+                <w:sz w:val="26"/>
+                <w:szCs w:val="26"/>
+              </w:rPr>
             </w:pPr>
             <w:r>
               <w:rPr>
@@ -18261,6 +19197,10 @@
           <w:p>
             <w:pPr>
               <w:spacing w:after="40"/>
+              <w:rPr>
+                <w:sz w:val="26"/>
+                <w:szCs w:val="26"/>
+              </w:rPr>
             </w:pPr>
             <w:r>
               <w:rPr>
@@ -18293,6 +19233,10 @@
           <w:p>
             <w:pPr>
               <w:spacing w:after="40"/>
+              <w:rPr>
+                <w:sz w:val="26"/>
+                <w:szCs w:val="26"/>
+              </w:rPr>
             </w:pPr>
             <w:r>
               <w:rPr>
@@ -18323,7 +19267,17 @@
             </w:tcMar>
           </w:tcPr>
           <w:p>
-            <w:r>
+            <w:pPr>
+              <w:rPr>
+                <w:sz w:val="26"/>
+                <w:szCs w:val="26"/>
+              </w:rPr>
+            </w:pPr>
+            <w:r>
+              <w:rPr>
+                <w:sz w:val="26"/>
+                <w:szCs w:val="26"/>
+              </w:rPr>
               <w:t>Xác định và cập nhật liên tục vị trí của người dùng trong khu trưng bày thông qua cơ chế lai: quét mã QR tại cổng hoặc hiện vật làm mốc neo xuất phát (anchorArtifactId) và tự động kích hoạt GPS theo dõi độ chính xác cao. Hệ thống đối chiếu tọa độ với bán kính kích hoạt của các hiện vật (mặc định 12m), hiển thị pin "Bạn đang ở đây" trên sơ đồ tầng, và tự động đề xuất/kích hoạt thuyết minh tương ứng khi đến gần mà không cần quét lại.</w:t>
             </w:r>
           </w:p>
@@ -18350,6 +19304,10 @@
           <w:p>
             <w:pPr>
               <w:spacing w:after="40"/>
+              <w:rPr>
+                <w:sz w:val="26"/>
+                <w:szCs w:val="26"/>
+              </w:rPr>
             </w:pPr>
             <w:r>
               <w:rPr>
@@ -18387,12 +19345,16 @@
                 <w:numId w:val="16"/>
               </w:numPr>
               <w:spacing w:after="40"/>
+              <w:rPr>
+                <w:sz w:val="26"/>
+                <w:szCs w:val="26"/>
+              </w:rPr>
             </w:pPr>
             <w:r>
               <w:rPr>
                 <w:rFonts w:ascii="Arial" w:eastAsia="Arial" w:hAnsi="Arial" w:cs="Arial"/>
-                <w:sz w:val="22"/>
-                <w:szCs w:val="22"/>
+                <w:sz w:val="26"/>
+                <w:szCs w:val="26"/>
               </w:rPr>
               <w:t>Người dùng đã quét thành công ít nhất một mã QR (có điểm xuất phát).</w:t>
             </w:r>
@@ -18405,14 +19367,36 @@
                 <w:numId w:val="16"/>
               </w:numPr>
               <w:spacing w:after="40"/>
+              <w:rPr>
+                <w:sz w:val="26"/>
+                <w:szCs w:val="26"/>
+              </w:rPr>
             </w:pPr>
             <w:r>
               <w:rPr>
                 <w:rFonts w:ascii="Arial" w:eastAsia="Arial" w:hAnsi="Arial" w:cs="Arial"/>
-                <w:sz w:val="22"/>
-                <w:szCs w:val="22"/>
-              </w:rPr>
-              <w:t>Ứng dụng được cấp quyền định vị/kết nối cần thiết (vị trí, Bluetooth hoặc Wi-Fi tùy phương án triển khai).</w:t>
+                <w:sz w:val="26"/>
+                <w:szCs w:val="26"/>
+              </w:rPr>
+              <w:t xml:space="preserve">Ứng dụng được cấp quyền định vị/kết nối cần thiết (vị trí, Bluetooth hoặc Wi-Fi tùy phương </w:t>
+            </w:r>
+            <w:proofErr w:type="gramStart"/>
+            <w:r>
+              <w:rPr>
+                <w:rFonts w:ascii="Arial" w:eastAsia="Arial" w:hAnsi="Arial" w:cs="Arial"/>
+                <w:sz w:val="26"/>
+                <w:szCs w:val="26"/>
+              </w:rPr>
+              <w:t>án</w:t>
+            </w:r>
+            <w:proofErr w:type="gramEnd"/>
+            <w:r>
+              <w:rPr>
+                <w:rFonts w:ascii="Arial" w:eastAsia="Arial" w:hAnsi="Arial" w:cs="Arial"/>
+                <w:sz w:val="26"/>
+                <w:szCs w:val="26"/>
+              </w:rPr>
+              <w:t xml:space="preserve"> triển khai).</w:t>
             </w:r>
           </w:p>
           <w:p>
@@ -18423,12 +19407,16 @@
                 <w:numId w:val="16"/>
               </w:numPr>
               <w:spacing w:after="40"/>
+              <w:rPr>
+                <w:sz w:val="26"/>
+                <w:szCs w:val="26"/>
+              </w:rPr>
             </w:pPr>
             <w:r>
               <w:rPr>
                 <w:rFonts w:ascii="Arial" w:eastAsia="Arial" w:hAnsi="Arial" w:cs="Arial"/>
-                <w:sz w:val="22"/>
-                <w:szCs w:val="22"/>
+                <w:sz w:val="26"/>
+                <w:szCs w:val="26"/>
               </w:rPr>
               <w:t>CSDL đã có sơ đồ khu vực và tọa độ của các hiện vật.</w:t>
             </w:r>
@@ -18456,6 +19444,10 @@
           <w:p>
             <w:pPr>
               <w:spacing w:after="40"/>
+              <w:rPr>
+                <w:sz w:val="26"/>
+                <w:szCs w:val="26"/>
+              </w:rPr>
             </w:pPr>
             <w:r>
               <w:rPr>
@@ -18488,6 +19480,10 @@
           <w:p>
             <w:pPr>
               <w:spacing w:after="40"/>
+              <w:rPr>
+                <w:sz w:val="26"/>
+                <w:szCs w:val="26"/>
+              </w:rPr>
             </w:pPr>
             <w:r>
               <w:rPr>
@@ -18520,6 +19516,10 @@
           <w:p>
             <w:pPr>
               <w:spacing w:after="40"/>
+              <w:rPr>
+                <w:sz w:val="26"/>
+                <w:szCs w:val="26"/>
+              </w:rPr>
             </w:pPr>
           </w:p>
         </w:tc>
@@ -18543,6 +19543,10 @@
           <w:p>
             <w:pPr>
               <w:spacing w:after="40"/>
+              <w:rPr>
+                <w:sz w:val="26"/>
+                <w:szCs w:val="26"/>
+              </w:rPr>
             </w:pPr>
             <w:r>
               <w:rPr>
@@ -18575,6 +19579,10 @@
           <w:p>
             <w:pPr>
               <w:spacing w:after="40"/>
+              <w:rPr>
+                <w:sz w:val="26"/>
+                <w:szCs w:val="26"/>
+              </w:rPr>
             </w:pPr>
             <w:r>
               <w:rPr>
@@ -18609,6 +19617,10 @@
           <w:p>
             <w:pPr>
               <w:spacing w:after="40"/>
+              <w:rPr>
+                <w:sz w:val="26"/>
+                <w:szCs w:val="26"/>
+              </w:rPr>
             </w:pPr>
             <w:r>
               <w:rPr>
@@ -18640,6 +19652,10 @@
           <w:p>
             <w:pPr>
               <w:spacing w:after="40"/>
+              <w:rPr>
+                <w:sz w:val="26"/>
+                <w:szCs w:val="26"/>
+              </w:rPr>
             </w:pPr>
           </w:p>
         </w:tc>
@@ -18662,12 +19678,16 @@
           <w:p>
             <w:pPr>
               <w:spacing w:after="40"/>
+              <w:rPr>
+                <w:sz w:val="26"/>
+                <w:szCs w:val="26"/>
+              </w:rPr>
             </w:pPr>
             <w:r>
               <w:rPr>
                 <w:rFonts w:ascii="Arial" w:eastAsia="Arial" w:hAnsi="Arial" w:cs="Arial"/>
-                <w:sz w:val="22"/>
-                <w:szCs w:val="22"/>
+                <w:sz w:val="26"/>
+                <w:szCs w:val="26"/>
               </w:rPr>
               <w:t>1. Hệ thống tiếp nhận vị trí hiện vật vừa quét mã QR (USC02, bước 6) làm điểm xuất phát và khởi tạo phiên định vị.</w:t>
             </w:r>
@@ -18695,6 +19715,10 @@
           <w:p>
             <w:pPr>
               <w:spacing w:after="40"/>
+              <w:rPr>
+                <w:sz w:val="26"/>
+                <w:szCs w:val="26"/>
+              </w:rPr>
             </w:pPr>
           </w:p>
         </w:tc>
@@ -18717,6 +19741,10 @@
           <w:p>
             <w:pPr>
               <w:spacing w:after="40"/>
+              <w:rPr>
+                <w:sz w:val="26"/>
+                <w:szCs w:val="26"/>
+              </w:rPr>
             </w:pPr>
           </w:p>
         </w:tc>
@@ -18739,12 +19767,16 @@
           <w:p>
             <w:pPr>
               <w:spacing w:after="40"/>
+              <w:rPr>
+                <w:sz w:val="26"/>
+                <w:szCs w:val="26"/>
+              </w:rPr>
             </w:pPr>
             <w:r>
               <w:rPr>
                 <w:rFonts w:ascii="Arial" w:eastAsia="Arial" w:hAnsi="Arial" w:cs="Arial"/>
-                <w:sz w:val="22"/>
-                <w:szCs w:val="22"/>
+                <w:sz w:val="26"/>
+                <w:szCs w:val="26"/>
               </w:rPr>
               <w:t>2. Hệ thống tải sơ đồ khu vực trưng bày, tọa độ và bán kính kích hoạt của từng hiện vật từ CSDL (E3).</w:t>
             </w:r>
@@ -18772,6 +19804,10 @@
           <w:p>
             <w:pPr>
               <w:spacing w:after="40"/>
+              <w:rPr>
+                <w:sz w:val="26"/>
+                <w:szCs w:val="26"/>
+              </w:rPr>
             </w:pPr>
           </w:p>
         </w:tc>
@@ -18794,20 +19830,24 @@
           <w:p>
             <w:pPr>
               <w:spacing w:after="40"/>
+              <w:rPr>
+                <w:sz w:val="26"/>
+                <w:szCs w:val="26"/>
+              </w:rPr>
             </w:pPr>
             <w:r>
               <w:rPr>
                 <w:rFonts w:ascii="Arial" w:eastAsia="Arial" w:hAnsi="Arial" w:cs="Arial"/>
-                <w:sz w:val="22"/>
-                <w:szCs w:val="22"/>
+                <w:sz w:val="26"/>
+                <w:szCs w:val="26"/>
               </w:rPr>
               <w:t xml:space="preserve">3. </w:t>
             </w:r>
             <w:r>
               <w:rPr>
                 <w:rFonts w:ascii="Arial" w:eastAsia="Arial" w:hAnsi="Arial" w:cs="Arial"/>
-                <w:sz w:val="22"/>
-                <w:szCs w:val="22"/>
+                <w:sz w:val="26"/>
+                <w:szCs w:val="26"/>
               </w:rPr>
               <w:t>Thiết bị phát tín hiệu định kì</w:t>
             </w:r>
@@ -18832,6 +19872,10 @@
           <w:p>
             <w:pPr>
               <w:spacing w:after="40"/>
+              <w:rPr>
+                <w:sz w:val="26"/>
+                <w:szCs w:val="26"/>
+              </w:rPr>
             </w:pPr>
           </w:p>
         </w:tc>
@@ -18857,6 +19901,10 @@
           <w:p>
             <w:pPr>
               <w:spacing w:after="40"/>
+              <w:rPr>
+                <w:sz w:val="26"/>
+                <w:szCs w:val="26"/>
+              </w:rPr>
             </w:pPr>
           </w:p>
         </w:tc>
@@ -18879,6 +19927,10 @@
           <w:p>
             <w:pPr>
               <w:spacing w:after="40"/>
+              <w:rPr>
+                <w:sz w:val="26"/>
+                <w:szCs w:val="26"/>
+              </w:rPr>
             </w:pPr>
           </w:p>
         </w:tc>
@@ -18901,12 +19953,16 @@
           <w:p>
             <w:pPr>
               <w:spacing w:after="40"/>
+              <w:rPr>
+                <w:sz w:val="26"/>
+                <w:szCs w:val="26"/>
+              </w:rPr>
             </w:pPr>
             <w:r>
               <w:rPr>
                 <w:rFonts w:ascii="Arial" w:eastAsia="Arial" w:hAnsi="Arial" w:cs="Arial"/>
-                <w:sz w:val="22"/>
-                <w:szCs w:val="22"/>
+                <w:sz w:val="26"/>
+                <w:szCs w:val="26"/>
               </w:rPr>
               <w:t>4. Hệ thống thu tín hiệu định vị định kỳ từ thiết bị (E1).</w:t>
             </w:r>
@@ -18934,6 +19990,10 @@
           <w:p>
             <w:pPr>
               <w:spacing w:after="40"/>
+              <w:rPr>
+                <w:sz w:val="26"/>
+                <w:szCs w:val="26"/>
+              </w:rPr>
             </w:pPr>
           </w:p>
         </w:tc>
@@ -18956,6 +20016,10 @@
           <w:p>
             <w:pPr>
               <w:spacing w:after="40"/>
+              <w:rPr>
+                <w:sz w:val="26"/>
+                <w:szCs w:val="26"/>
+              </w:rPr>
             </w:pPr>
           </w:p>
         </w:tc>
@@ -18978,12 +20042,16 @@
           <w:p>
             <w:pPr>
               <w:spacing w:after="40"/>
+              <w:rPr>
+                <w:sz w:val="26"/>
+                <w:szCs w:val="26"/>
+              </w:rPr>
             </w:pPr>
             <w:r>
               <w:rPr>
                 <w:rFonts w:ascii="Arial" w:eastAsia="Arial" w:hAnsi="Arial" w:cs="Arial"/>
-                <w:sz w:val="22"/>
-                <w:szCs w:val="22"/>
+                <w:sz w:val="26"/>
+                <w:szCs w:val="26"/>
               </w:rPr>
               <w:t>5. Hệ thống tính vị trí hiện tại của người dùng, hiệu chỉnh theo điểm xuất phát và đánh giá độ tin cậy của kết quả (E2).</w:t>
             </w:r>
@@ -19011,6 +20079,10 @@
           <w:p>
             <w:pPr>
               <w:spacing w:after="40"/>
+              <w:rPr>
+                <w:sz w:val="26"/>
+                <w:szCs w:val="26"/>
+              </w:rPr>
             </w:pPr>
           </w:p>
         </w:tc>
@@ -19033,6 +20105,10 @@
           <w:p>
             <w:pPr>
               <w:spacing w:after="40"/>
+              <w:rPr>
+                <w:sz w:val="26"/>
+                <w:szCs w:val="26"/>
+              </w:rPr>
             </w:pPr>
           </w:p>
         </w:tc>
@@ -19055,12 +20131,16 @@
           <w:p>
             <w:pPr>
               <w:spacing w:after="40"/>
+              <w:rPr>
+                <w:sz w:val="26"/>
+                <w:szCs w:val="26"/>
+              </w:rPr>
             </w:pPr>
             <w:r>
               <w:rPr>
                 <w:rFonts w:ascii="Arial" w:eastAsia="Arial" w:hAnsi="Arial" w:cs="Arial"/>
-                <w:sz w:val="22"/>
-                <w:szCs w:val="22"/>
+                <w:sz w:val="26"/>
+                <w:szCs w:val="26"/>
               </w:rPr>
               <w:t>6. Hệ thống cập nhật vị trí người dùng lên sơ đồ (A1).</w:t>
             </w:r>
@@ -19088,6 +20168,10 @@
           <w:p>
             <w:pPr>
               <w:spacing w:after="40"/>
+              <w:rPr>
+                <w:sz w:val="26"/>
+                <w:szCs w:val="26"/>
+              </w:rPr>
             </w:pPr>
           </w:p>
         </w:tc>
@@ -19110,6 +20194,10 @@
           <w:p>
             <w:pPr>
               <w:spacing w:after="40"/>
+              <w:rPr>
+                <w:sz w:val="26"/>
+                <w:szCs w:val="26"/>
+              </w:rPr>
             </w:pPr>
           </w:p>
         </w:tc>
@@ -19132,12 +20220,16 @@
           <w:p>
             <w:pPr>
               <w:spacing w:after="40"/>
+              <w:rPr>
+                <w:sz w:val="26"/>
+                <w:szCs w:val="26"/>
+              </w:rPr>
             </w:pPr>
             <w:r>
               <w:rPr>
                 <w:rFonts w:ascii="Arial" w:eastAsia="Arial" w:hAnsi="Arial" w:cs="Arial"/>
-                <w:sz w:val="22"/>
-                <w:szCs w:val="22"/>
+                <w:sz w:val="26"/>
+                <w:szCs w:val="26"/>
               </w:rPr>
               <w:t>7. Hệ thống đối chiếu vị trí với vùng kích hoạt của các hiện vật và xác định hiện vật gần nhất trong bán kính (A2).</w:t>
             </w:r>
@@ -19165,6 +20257,10 @@
           <w:p>
             <w:pPr>
               <w:spacing w:after="40"/>
+              <w:rPr>
+                <w:sz w:val="26"/>
+                <w:szCs w:val="26"/>
+              </w:rPr>
             </w:pPr>
           </w:p>
         </w:tc>
@@ -19187,6 +20283,10 @@
           <w:p>
             <w:pPr>
               <w:spacing w:after="40"/>
+              <w:rPr>
+                <w:sz w:val="26"/>
+                <w:szCs w:val="26"/>
+              </w:rPr>
             </w:pPr>
           </w:p>
         </w:tc>
@@ -19209,12 +20309,16 @@
           <w:p>
             <w:pPr>
               <w:spacing w:after="40"/>
+              <w:rPr>
+                <w:sz w:val="26"/>
+                <w:szCs w:val="26"/>
+              </w:rPr>
             </w:pPr>
             <w:r>
               <w:rPr>
                 <w:rFonts w:ascii="Arial" w:eastAsia="Arial" w:hAnsi="Arial" w:cs="Arial"/>
-                <w:sz w:val="22"/>
-                <w:szCs w:val="22"/>
+                <w:sz w:val="26"/>
+                <w:szCs w:val="26"/>
               </w:rPr>
               <w:t>8. Nếu hiện vật gần nhất khác hiện vật đang thuyết minh và chưa nghe trong phiên này (A3), hệ thống tự động mở màn hình chi tiết và kích hoạt {Nghe Thuyết Minh}.</w:t>
             </w:r>
@@ -19242,6 +20346,10 @@
           <w:p>
             <w:pPr>
               <w:spacing w:after="40"/>
+              <w:rPr>
+                <w:sz w:val="26"/>
+                <w:szCs w:val="26"/>
+              </w:rPr>
             </w:pPr>
           </w:p>
         </w:tc>
@@ -19264,20 +20372,24 @@
           <w:p>
             <w:pPr>
               <w:spacing w:after="40"/>
+              <w:rPr>
+                <w:sz w:val="26"/>
+                <w:szCs w:val="26"/>
+              </w:rPr>
             </w:pPr>
             <w:r>
               <w:rPr>
                 <w:rFonts w:ascii="Arial" w:eastAsia="Arial" w:hAnsi="Arial" w:cs="Arial"/>
-                <w:sz w:val="22"/>
-                <w:szCs w:val="22"/>
+                <w:sz w:val="26"/>
+                <w:szCs w:val="26"/>
               </w:rPr>
               <w:t xml:space="preserve">9. </w:t>
             </w:r>
             <w:r>
               <w:rPr>
                 <w:rFonts w:ascii="Arial" w:eastAsia="Arial" w:hAnsi="Arial" w:cs="Arial"/>
-                <w:sz w:val="22"/>
-                <w:szCs w:val="22"/>
+                <w:sz w:val="26"/>
+                <w:szCs w:val="26"/>
               </w:rPr>
               <w:t>Tiếp tục phát tín hiệu ở chu kì tiếp theo</w:t>
             </w:r>
@@ -19302,6 +20414,10 @@
           <w:p>
             <w:pPr>
               <w:spacing w:after="40"/>
+              <w:rPr>
+                <w:sz w:val="26"/>
+                <w:szCs w:val="26"/>
+              </w:rPr>
             </w:pPr>
           </w:p>
         </w:tc>
@@ -19327,6 +20443,10 @@
           <w:p>
             <w:pPr>
               <w:spacing w:after="40"/>
+              <w:rPr>
+                <w:sz w:val="26"/>
+                <w:szCs w:val="26"/>
+              </w:rPr>
             </w:pPr>
           </w:p>
         </w:tc>
@@ -19349,6 +20469,10 @@
           <w:p>
             <w:pPr>
               <w:spacing w:after="40"/>
+              <w:rPr>
+                <w:sz w:val="26"/>
+                <w:szCs w:val="26"/>
+              </w:rPr>
             </w:pPr>
           </w:p>
         </w:tc>
@@ -19371,12 +20495,16 @@
           <w:p>
             <w:pPr>
               <w:spacing w:after="40"/>
+              <w:rPr>
+                <w:sz w:val="26"/>
+                <w:szCs w:val="26"/>
+              </w:rPr>
             </w:pPr>
             <w:r>
               <w:rPr>
                 <w:rFonts w:ascii="Arial" w:eastAsia="Arial" w:hAnsi="Arial" w:cs="Arial"/>
-                <w:sz w:val="22"/>
-                <w:szCs w:val="22"/>
+                <w:sz w:val="26"/>
+                <w:szCs w:val="26"/>
               </w:rPr>
               <w:t>10. Hệ thống lặp lại bước 4–9 cho đến khi người dùng dừng theo dõi hoặc thoát ứng dụng (A4). Use case kết thúc.</w:t>
             </w:r>
@@ -19404,6 +20532,10 @@
           <w:p>
             <w:pPr>
               <w:spacing w:after="40"/>
+              <w:rPr>
+                <w:sz w:val="26"/>
+                <w:szCs w:val="26"/>
+              </w:rPr>
             </w:pPr>
             <w:r>
               <w:rPr>
@@ -19441,22 +20573,26 @@
                 <w:numId w:val="16"/>
               </w:numPr>
               <w:spacing w:after="40"/>
+              <w:rPr>
+                <w:sz w:val="26"/>
+                <w:szCs w:val="26"/>
+              </w:rPr>
             </w:pPr>
             <w:r>
               <w:rPr>
                 <w:rFonts w:ascii="Arial" w:eastAsia="Arial" w:hAnsi="Arial" w:cs="Arial"/>
                 <w:b/>
                 <w:bCs/>
-                <w:sz w:val="22"/>
-                <w:szCs w:val="22"/>
+                <w:sz w:val="26"/>
+                <w:szCs w:val="26"/>
               </w:rPr>
               <w:t>A1 – Xem vị trí trên sơ đồ:</w:t>
             </w:r>
             <w:r>
               <w:rPr>
                 <w:rFonts w:ascii="Arial" w:eastAsia="Arial" w:hAnsi="Arial" w:cs="Arial"/>
-                <w:sz w:val="22"/>
-                <w:szCs w:val="22"/>
+                <w:sz w:val="26"/>
+                <w:szCs w:val="26"/>
               </w:rPr>
               <w:t xml:space="preserve"> Người dùng mở sơ đồ khu trưng bày, hệ thống hiển thị vị trí hiện tại cùng các hiện vật xung quanh; người dùng có thể chọn một hiện vật để xem hoặc nghe thủ công.</w:t>
             </w:r>
@@ -19469,24 +20605,37 @@
                 <w:numId w:val="16"/>
               </w:numPr>
               <w:spacing w:after="40"/>
+              <w:rPr>
+                <w:sz w:val="26"/>
+                <w:szCs w:val="26"/>
+              </w:rPr>
             </w:pPr>
             <w:r>
               <w:rPr>
                 <w:rFonts w:ascii="Arial" w:eastAsia="Arial" w:hAnsi="Arial" w:cs="Arial"/>
                 <w:b/>
                 <w:bCs/>
-                <w:sz w:val="22"/>
-                <w:szCs w:val="22"/>
+                <w:sz w:val="26"/>
+                <w:szCs w:val="26"/>
               </w:rPr>
               <w:t>A2 – Nhiều hiện vật trong vùng kích hoạt:</w:t>
             </w:r>
             <w:r>
               <w:rPr>
                 <w:rFonts w:ascii="Arial" w:eastAsia="Arial" w:hAnsi="Arial" w:cs="Arial"/>
-                <w:sz w:val="22"/>
-                <w:szCs w:val="22"/>
-              </w:rPr>
-              <w:t xml:space="preserve"> Khi có nhiều hiện vật cùng nằm trong bán kính, hệ thống chọn hiện vật gần nhất; các hiện vật còn lại được gợi ý trong danh sách “Gần bạn”.</w:t>
+                <w:sz w:val="26"/>
+                <w:szCs w:val="26"/>
+              </w:rPr>
+              <w:t xml:space="preserve"> Khi có nhiều hiện vật cùng nằm trong bán kính, hệ thống chọn hiện vật </w:t>
+            </w:r>
+            <w:r>
+              <w:rPr>
+                <w:rFonts w:ascii="Arial" w:eastAsia="Arial" w:hAnsi="Arial" w:cs="Arial"/>
+                <w:sz w:val="26"/>
+                <w:szCs w:val="26"/>
+              </w:rPr>
+              <w:lastRenderedPageBreak/>
+              <w:t>gần nhất; các hiện vật còn lại được gợi ý trong danh sách “Gần bạn”.</w:t>
             </w:r>
           </w:p>
           <w:p>
@@ -19497,22 +20646,26 @@
                 <w:numId w:val="16"/>
               </w:numPr>
               <w:spacing w:after="40"/>
+              <w:rPr>
+                <w:sz w:val="26"/>
+                <w:szCs w:val="26"/>
+              </w:rPr>
             </w:pPr>
             <w:r>
               <w:rPr>
                 <w:rFonts w:ascii="Arial" w:eastAsia="Arial" w:hAnsi="Arial" w:cs="Arial"/>
                 <w:b/>
                 <w:bCs/>
-                <w:sz w:val="22"/>
-                <w:szCs w:val="22"/>
+                <w:sz w:val="26"/>
+                <w:szCs w:val="26"/>
               </w:rPr>
               <w:t>A3 – Hiện vật đã nghe hoặc đang nghe dở:</w:t>
             </w:r>
             <w:r>
               <w:rPr>
                 <w:rFonts w:ascii="Arial" w:eastAsia="Arial" w:hAnsi="Arial" w:cs="Arial"/>
-                <w:sz w:val="22"/>
-                <w:szCs w:val="22"/>
+                <w:sz w:val="26"/>
+                <w:szCs w:val="26"/>
               </w:rPr>
               <w:t xml:space="preserve"> Nếu hiện vật đã được nghe trong phiên hiện tại, hệ thống không tự phát lại mà chỉ hiển thị gợi ý “Nghe lại”. Nếu người dùng đang nghe dở một thuyết minh khác, hệ thống không ngắt mà hỏi người dùng có muốn chuyển sang hiện vật mới.</w:t>
             </w:r>
@@ -19525,22 +20678,48 @@
                 <w:numId w:val="16"/>
               </w:numPr>
               <w:spacing w:after="40"/>
+              <w:rPr>
+                <w:sz w:val="26"/>
+                <w:szCs w:val="26"/>
+              </w:rPr>
             </w:pPr>
             <w:r>
               <w:rPr>
                 <w:rFonts w:ascii="Arial" w:eastAsia="Arial" w:hAnsi="Arial" w:cs="Arial"/>
                 <w:b/>
                 <w:bCs/>
-                <w:sz w:val="22"/>
-                <w:szCs w:val="22"/>
-              </w:rPr>
-              <w:t>A4 – Dừng theo dõi:</w:t>
-            </w:r>
+                <w:sz w:val="26"/>
+                <w:szCs w:val="26"/>
+              </w:rPr>
+              <w:t xml:space="preserve">A4 – Dừng </w:t>
+            </w:r>
+            <w:proofErr w:type="gramStart"/>
             <w:r>
               <w:rPr>
                 <w:rFonts w:ascii="Arial" w:eastAsia="Arial" w:hAnsi="Arial" w:cs="Arial"/>
-                <w:sz w:val="22"/>
-                <w:szCs w:val="22"/>
+                <w:b/>
+                <w:bCs/>
+                <w:sz w:val="26"/>
+                <w:szCs w:val="26"/>
+              </w:rPr>
+              <w:t>theo</w:t>
+            </w:r>
+            <w:proofErr w:type="gramEnd"/>
+            <w:r>
+              <w:rPr>
+                <w:rFonts w:ascii="Arial" w:eastAsia="Arial" w:hAnsi="Arial" w:cs="Arial"/>
+                <w:b/>
+                <w:bCs/>
+                <w:sz w:val="26"/>
+                <w:szCs w:val="26"/>
+              </w:rPr>
+              <w:t xml:space="preserve"> dõi:</w:t>
+            </w:r>
+            <w:r>
+              <w:rPr>
+                <w:rFonts w:ascii="Arial" w:eastAsia="Arial" w:hAnsi="Arial" w:cs="Arial"/>
+                <w:sz w:val="26"/>
+                <w:szCs w:val="26"/>
               </w:rPr>
               <w:t xml:space="preserve"> Người dùng chọn “Dừng theo dõi” hoặc thoát ứng dụng. Hệ thống dừng định vị và use case kết thúc.</w:t>
             </w:r>
@@ -19568,6 +20747,10 @@
           <w:p>
             <w:pPr>
               <w:spacing w:after="40"/>
+              <w:rPr>
+                <w:sz w:val="26"/>
+                <w:szCs w:val="26"/>
+              </w:rPr>
             </w:pPr>
             <w:r>
               <w:rPr>
@@ -19576,6 +20759,7 @@
                 <w:sz w:val="26"/>
                 <w:szCs w:val="26"/>
               </w:rPr>
+              <w:lastRenderedPageBreak/>
               <w:t>Luồng ngoại lệ (Exception):</w:t>
             </w:r>
           </w:p>
@@ -19605,24 +20789,46 @@
                 <w:numId w:val="16"/>
               </w:numPr>
               <w:spacing w:after="40"/>
+              <w:rPr>
+                <w:sz w:val="26"/>
+                <w:szCs w:val="26"/>
+              </w:rPr>
             </w:pPr>
             <w:r>
               <w:rPr>
                 <w:rFonts w:ascii="Arial" w:eastAsia="Arial" w:hAnsi="Arial" w:cs="Arial"/>
                 <w:b/>
                 <w:bCs/>
-                <w:sz w:val="22"/>
-                <w:szCs w:val="22"/>
+                <w:sz w:val="26"/>
+                <w:szCs w:val="26"/>
               </w:rPr>
               <w:t>E1 – Mất tín hiệu hoặc không có quyền định vị:</w:t>
             </w:r>
             <w:r>
               <w:rPr>
                 <w:rFonts w:ascii="Arial" w:eastAsia="Arial" w:hAnsi="Arial" w:cs="Arial"/>
-                <w:sz w:val="22"/>
-                <w:szCs w:val="22"/>
-              </w:rPr>
-              <w:t xml:space="preserve"> Hệ thống thông báo “Không thể theo dõi vị trí”, dừng tracking tự động và đề nghị người dùng quét mã QR thủ công hoặc dùng chức năng Tìm Kiếm (USC02 – E3).</w:t>
+                <w:sz w:val="26"/>
+                <w:szCs w:val="26"/>
+              </w:rPr>
+              <w:t xml:space="preserve"> Hệ thống thông báo “Không thể </w:t>
+            </w:r>
+            <w:proofErr w:type="gramStart"/>
+            <w:r>
+              <w:rPr>
+                <w:rFonts w:ascii="Arial" w:eastAsia="Arial" w:hAnsi="Arial" w:cs="Arial"/>
+                <w:sz w:val="26"/>
+                <w:szCs w:val="26"/>
+              </w:rPr>
+              <w:t>theo</w:t>
+            </w:r>
+            <w:proofErr w:type="gramEnd"/>
+            <w:r>
+              <w:rPr>
+                <w:rFonts w:ascii="Arial" w:eastAsia="Arial" w:hAnsi="Arial" w:cs="Arial"/>
+                <w:sz w:val="26"/>
+                <w:szCs w:val="26"/>
+              </w:rPr>
+              <w:t xml:space="preserve"> dõi vị trí”, dừng tracking tự động và đề nghị người dùng quét mã QR thủ công hoặc dùng chức năng Tìm Kiếm (USC02 – E3).</w:t>
             </w:r>
           </w:p>
           <w:p>
@@ -19633,22 +20839,26 @@
                 <w:numId w:val="16"/>
               </w:numPr>
               <w:spacing w:after="40"/>
+              <w:rPr>
+                <w:sz w:val="26"/>
+                <w:szCs w:val="26"/>
+              </w:rPr>
             </w:pPr>
             <w:r>
               <w:rPr>
                 <w:rFonts w:ascii="Arial" w:eastAsia="Arial" w:hAnsi="Arial" w:cs="Arial"/>
                 <w:b/>
                 <w:bCs/>
-                <w:sz w:val="22"/>
-                <w:szCs w:val="22"/>
+                <w:sz w:val="26"/>
+                <w:szCs w:val="26"/>
               </w:rPr>
               <w:t>E2 – Sai số vị trí lớn hoặc tín hiệu không ổn định:</w:t>
             </w:r>
             <w:r>
               <w:rPr>
                 <w:rFonts w:ascii="Arial" w:eastAsia="Arial" w:hAnsi="Arial" w:cs="Arial"/>
-                <w:sz w:val="22"/>
-                <w:szCs w:val="22"/>
+                <w:sz w:val="26"/>
+                <w:szCs w:val="26"/>
               </w:rPr>
               <w:t xml:space="preserve"> Hệ thống không tự kích hoạt thuyết minh để tránh phát nhầm hiện vật, hiển thị gợi ý “Vị trí chưa chính xác, hãy quét mã QR gần nhất để hiệu chỉnh”.</w:t>
             </w:r>
@@ -19661,22 +20871,26 @@
                 <w:numId w:val="16"/>
               </w:numPr>
               <w:spacing w:after="40"/>
+              <w:rPr>
+                <w:sz w:val="26"/>
+                <w:szCs w:val="26"/>
+              </w:rPr>
             </w:pPr>
             <w:r>
               <w:rPr>
                 <w:rFonts w:ascii="Arial" w:eastAsia="Arial" w:hAnsi="Arial" w:cs="Arial"/>
                 <w:b/>
                 <w:bCs/>
-                <w:sz w:val="22"/>
-                <w:szCs w:val="22"/>
+                <w:sz w:val="26"/>
+                <w:szCs w:val="26"/>
               </w:rPr>
               <w:t>E3 – Không tải được sơ đồ hoặc tọa độ hiện vật:</w:t>
             </w:r>
             <w:r>
               <w:rPr>
                 <w:rFonts w:ascii="Arial" w:eastAsia="Arial" w:hAnsi="Arial" w:cs="Arial"/>
-                <w:sz w:val="22"/>
-                <w:szCs w:val="22"/>
+                <w:sz w:val="26"/>
+                <w:szCs w:val="26"/>
               </w:rPr>
               <w:t xml:space="preserve"> Hệ thống thông báo “Không tải được dữ liệu khu trưng bày”, dừng tracking và đề nghị người dùng quét mã QR thủ công hoặc dùng chức năng Tìm Kiếm.</w:t>
             </w:r>
@@ -19704,6 +20918,10 @@
           <w:p>
             <w:pPr>
               <w:spacing w:after="40"/>
+              <w:rPr>
+                <w:sz w:val="26"/>
+                <w:szCs w:val="26"/>
+              </w:rPr>
             </w:pPr>
             <w:r>
               <w:rPr>
@@ -19712,7 +20930,6 @@
                 <w:sz w:val="26"/>
                 <w:szCs w:val="26"/>
               </w:rPr>
-              <w:lastRenderedPageBreak/>
               <w:t>Điều kiện kết thúc:</w:t>
             </w:r>
           </w:p>
@@ -19742,22 +20959,26 @@
                 <w:numId w:val="16"/>
               </w:numPr>
               <w:spacing w:after="40"/>
+              <w:rPr>
+                <w:sz w:val="26"/>
+                <w:szCs w:val="26"/>
+              </w:rPr>
             </w:pPr>
             <w:r>
               <w:rPr>
                 <w:rFonts w:ascii="Arial" w:eastAsia="Arial" w:hAnsi="Arial" w:cs="Arial"/>
                 <w:b/>
                 <w:bCs/>
-                <w:sz w:val="22"/>
-                <w:szCs w:val="22"/>
+                <w:sz w:val="26"/>
+                <w:szCs w:val="26"/>
               </w:rPr>
               <w:t>Thành công:</w:t>
             </w:r>
             <w:r>
               <w:rPr>
                 <w:rFonts w:ascii="Arial" w:eastAsia="Arial" w:hAnsi="Arial" w:cs="Arial"/>
-                <w:sz w:val="22"/>
-                <w:szCs w:val="22"/>
+                <w:sz w:val="26"/>
+                <w:szCs w:val="26"/>
               </w:rPr>
               <w:t xml:space="preserve"> Vị trí người dùng được cập nhật liên tục và hệ thống tự kích hoạt đúng thuyết minh của hiện vật người dùng đến gần.</w:t>
             </w:r>
@@ -19770,22 +20991,26 @@
                 <w:numId w:val="16"/>
               </w:numPr>
               <w:spacing w:after="40"/>
+              <w:rPr>
+                <w:sz w:val="26"/>
+                <w:szCs w:val="26"/>
+              </w:rPr>
             </w:pPr>
             <w:r>
               <w:rPr>
                 <w:rFonts w:ascii="Arial" w:eastAsia="Arial" w:hAnsi="Arial" w:cs="Arial"/>
                 <w:b/>
                 <w:bCs/>
-                <w:sz w:val="22"/>
-                <w:szCs w:val="22"/>
+                <w:sz w:val="26"/>
+                <w:szCs w:val="26"/>
               </w:rPr>
               <w:t>Thất bại:</w:t>
             </w:r>
             <w:r>
               <w:rPr>
                 <w:rFonts w:ascii="Arial" w:eastAsia="Arial" w:hAnsi="Arial" w:cs="Arial"/>
-                <w:sz w:val="22"/>
-                <w:szCs w:val="22"/>
+                <w:sz w:val="26"/>
+                <w:szCs w:val="26"/>
               </w:rPr>
               <w:t xml:space="preserve"> Tracking bị dừng do mất tín hiệu, thiếu quyền hoặc thiếu dữ liệu (E1, E3); người dùng được hướng dẫn quét QR thủ công hoặc dùng Tìm Kiếm.</w:t>
             </w:r>
@@ -19945,8 +21170,16 @@
     <w:p>
       <w:pPr>
         <w:pStyle w:val="Heading1"/>
+        <w:rPr>
+          <w:sz w:val="26"/>
+          <w:szCs w:val="26"/>
+        </w:rPr>
       </w:pPr>
       <w:r>
+        <w:rPr>
+          <w:sz w:val="26"/>
+          <w:szCs w:val="26"/>
+        </w:rPr>
         <w:t>4. Sơ Đồ Thành Phần (Component Diagram)</w:t>
       </w:r>
     </w:p>
@@ -19999,9 +21232,73 @@
     </w:p>
     <w:p>
       <w:pPr>
-        <w:pStyle w:val="Heading1"/>
+        <w:rPr>
+          <w:sz w:val="26"/>
+          <w:szCs w:val="26"/>
+        </w:rPr>
       </w:pPr>
       <w:r>
+        <w:rPr>
+          <w:noProof/>
+          <w:sz w:val="26"/>
+          <w:szCs w:val="26"/>
+        </w:rPr>
+        <w:drawing>
+          <wp:inline distT="0" distB="0" distL="0" distR="0" wp14:anchorId="7F7DEEC9" wp14:editId="2A3B4AA4">
+            <wp:extent cx="6783241" cy="1303020"/>
+            <wp:effectExtent l="0" t="0" r="0" b="0"/>
+            <wp:docPr id="27" name="Picture 27"/>
+            <wp:cNvGraphicFramePr>
+              <a:graphicFrameLocks xmlns:a="http://schemas.openxmlformats.org/drawingml/2006/main" noChangeAspect="1"/>
+            </wp:cNvGraphicFramePr>
+            <a:graphic xmlns:a="http://schemas.openxmlformats.org/drawingml/2006/main">
+              <a:graphicData uri="http://schemas.openxmlformats.org/drawingml/2006/picture">
+                <pic:pic xmlns:pic="http://schemas.openxmlformats.org/drawingml/2006/picture">
+                  <pic:nvPicPr>
+                    <pic:cNvPr id="26" name="Biểu đồ không có tiêu đề.drawio (4).png"/>
+                    <pic:cNvPicPr/>
+                  </pic:nvPicPr>
+                  <pic:blipFill>
+                    <a:blip r:embed="rId30" cstate="print">
+                      <a:extLst>
+                        <a:ext uri="{28A0092B-C50C-407E-A947-70E740481C1C}">
+                          <a14:useLocalDpi xmlns:a14="http://schemas.microsoft.com/office/drawing/2010/main" val="0"/>
+                        </a:ext>
+                      </a:extLst>
+                    </a:blip>
+                    <a:stretch>
+                      <a:fillRect/>
+                    </a:stretch>
+                  </pic:blipFill>
+                  <pic:spPr>
+                    <a:xfrm>
+                      <a:off x="0" y="0"/>
+                      <a:ext cx="6799524" cy="1306148"/>
+                    </a:xfrm>
+                    <a:prstGeom prst="rect">
+                      <a:avLst/>
+                    </a:prstGeom>
+                  </pic:spPr>
+                </pic:pic>
+              </a:graphicData>
+            </a:graphic>
+          </wp:inline>
+        </w:drawing>
+      </w:r>
+    </w:p>
+    <w:p>
+      <w:pPr>
+        <w:pStyle w:val="Heading1"/>
+        <w:rPr>
+          <w:sz w:val="26"/>
+          <w:szCs w:val="26"/>
+        </w:rPr>
+      </w:pPr>
+      <w:r>
+        <w:rPr>
+          <w:sz w:val="26"/>
+          <w:szCs w:val="26"/>
+        </w:rPr>
         <w:t>5. Sơ Đồ Triển Khai (Deployment Diagram)</w:t>
       </w:r>
     </w:p>
@@ -20033,7 +21330,23 @@
           <w:szCs w:val="26"/>
         </w:rPr>
         <w:br/>
-        <w:t>2. Nút Hạ tầng GitHub Pages (Nginx CDN HTTPS :443): Đóng gói bản dựng Vite SPA, tệp chỉ mục index.html, các tài sản âm thanh public/audio/*.mp3 và hình ảnh sơ đồ public/images/*.png, phân phối toàn cầu với độ trễ thấp và bảo mật SSL/TLS.</w:t>
+        <w:t xml:space="preserve">2. Nút Hạ tầng GitHub Pages (Nginx CDN </w:t>
+      </w:r>
+      <w:proofErr w:type="gramStart"/>
+      <w:r>
+        <w:rPr>
+          <w:sz w:val="26"/>
+          <w:szCs w:val="26"/>
+        </w:rPr>
+        <w:t>HTTPS :443</w:t>
+      </w:r>
+      <w:proofErr w:type="gramEnd"/>
+      <w:r>
+        <w:rPr>
+          <w:sz w:val="26"/>
+          <w:szCs w:val="26"/>
+        </w:rPr>
+        <w:t>): Đóng gói bản dựng Vite SPA, tệp chỉ mục index.html, các tài sản âm thanh public/audio/*.mp3 và hình ảnh sơ đồ public/images/*.png, phân phối toàn cầu với độ trễ thấp và bảo mật SSL/TLS.</w:t>
       </w:r>
       <w:r>
         <w:rPr>
@@ -20042,6 +21355,137 @@
         </w:rPr>
         <w:br/>
         <w:t>3. Nút Hạ tầng Giám Sát / Analytics (ntfy.sh HTTPS Gateway): Tiếp nhận các sự kiện thống kê, lượt nghe và phiên tham quan qua giao thức HTTPS POST.</w:t>
+      </w:r>
+    </w:p>
+    <w:p>
+      <w:pPr>
+        <w:rPr>
+          <w:sz w:val="26"/>
+          <w:szCs w:val="26"/>
+        </w:rPr>
+      </w:pPr>
+      <w:r>
+        <w:rPr>
+          <w:noProof/>
+          <w:sz w:val="26"/>
+          <w:szCs w:val="26"/>
+        </w:rPr>
+        <w:lastRenderedPageBreak/>
+        <w:drawing>
+          <wp:inline distT="0" distB="0" distL="0" distR="0" wp14:anchorId="16ADFD96" wp14:editId="3031D149">
+            <wp:extent cx="5943600" cy="3014980"/>
+            <wp:effectExtent l="0" t="0" r="0" b="0"/>
+            <wp:docPr id="7" name="Picture 7"/>
+            <wp:cNvGraphicFramePr>
+              <a:graphicFrameLocks xmlns:a="http://schemas.openxmlformats.org/drawingml/2006/main" noChangeAspect="1"/>
+            </wp:cNvGraphicFramePr>
+            <a:graphic xmlns:a="http://schemas.openxmlformats.org/drawingml/2006/main">
+              <a:graphicData uri="http://schemas.openxmlformats.org/drawingml/2006/picture">
+                <pic:pic xmlns:pic="http://schemas.openxmlformats.org/drawingml/2006/picture">
+                  <pic:nvPicPr>
+                    <pic:cNvPr id="18" name="Biểu đồ không có tiêu đề.drawio (3).png"/>
+                    <pic:cNvPicPr/>
+                  </pic:nvPicPr>
+                  <pic:blipFill>
+                    <a:blip r:embed="rId31">
+                      <a:extLst>
+                        <a:ext uri="{28A0092B-C50C-407E-A947-70E740481C1C}">
+                          <a14:useLocalDpi xmlns:a14="http://schemas.microsoft.com/office/drawing/2010/main" val="0"/>
+                        </a:ext>
+                      </a:extLst>
+                    </a:blip>
+                    <a:stretch>
+                      <a:fillRect/>
+                    </a:stretch>
+                  </pic:blipFill>
+                  <pic:spPr>
+                    <a:xfrm>
+                      <a:off x="0" y="0"/>
+                      <a:ext cx="5943600" cy="3014980"/>
+                    </a:xfrm>
+                    <a:prstGeom prst="rect">
+                      <a:avLst/>
+                    </a:prstGeom>
+                  </pic:spPr>
+                </pic:pic>
+              </a:graphicData>
+            </a:graphic>
+          </wp:inline>
+        </w:drawing>
+      </w:r>
+    </w:p>
+    <w:p>
+      <w:pPr>
+        <w:pStyle w:val="Heading1"/>
+        <w:rPr>
+          <w:sz w:val="26"/>
+          <w:szCs w:val="26"/>
+        </w:rPr>
+      </w:pPr>
+      <w:proofErr w:type="gramStart"/>
+      <w:r>
+        <w:rPr>
+          <w:sz w:val="26"/>
+          <w:szCs w:val="26"/>
+        </w:rPr>
+        <w:t>6.ERD</w:t>
+      </w:r>
+      <w:proofErr w:type="gramEnd"/>
+    </w:p>
+    <w:p>
+      <w:pPr>
+        <w:rPr>
+          <w:sz w:val="26"/>
+          <w:szCs w:val="26"/>
+        </w:rPr>
+      </w:pPr>
+      <w:r>
+        <w:rPr>
+          <w:noProof/>
+          <w:sz w:val="26"/>
+          <w:szCs w:val="26"/>
+        </w:rPr>
+        <w:drawing>
+          <wp:inline distT="0" distB="0" distL="0" distR="0" wp14:anchorId="32DE0E51" wp14:editId="658DEB02">
+            <wp:extent cx="5943600" cy="4893945"/>
+            <wp:effectExtent l="0" t="0" r="0" b="1905"/>
+            <wp:docPr id="31" name="Picture 31"/>
+            <wp:cNvGraphicFramePr>
+              <a:graphicFrameLocks xmlns:a="http://schemas.openxmlformats.org/drawingml/2006/main" noChangeAspect="1"/>
+            </wp:cNvGraphicFramePr>
+            <a:graphic xmlns:a="http://schemas.openxmlformats.org/drawingml/2006/main">
+              <a:graphicData uri="http://schemas.openxmlformats.org/drawingml/2006/picture">
+                <pic:pic xmlns:pic="http://schemas.openxmlformats.org/drawingml/2006/picture">
+                  <pic:nvPicPr>
+                    <pic:cNvPr id="31" name="Biểu đồ không có tiêu đề.drawio (2).png"/>
+                    <pic:cNvPicPr/>
+                  </pic:nvPicPr>
+                  <pic:blipFill>
+                    <a:blip r:embed="rId32">
+                      <a:extLst>
+                        <a:ext uri="{28A0092B-C50C-407E-A947-70E740481C1C}">
+                          <a14:useLocalDpi xmlns:a14="http://schemas.microsoft.com/office/drawing/2010/main" val="0"/>
+                        </a:ext>
+                      </a:extLst>
+                    </a:blip>
+                    <a:stretch>
+                      <a:fillRect/>
+                    </a:stretch>
+                  </pic:blipFill>
+                  <pic:spPr>
+                    <a:xfrm>
+                      <a:off x="0" y="0"/>
+                      <a:ext cx="5943600" cy="4893945"/>
+                    </a:xfrm>
+                    <a:prstGeom prst="rect">
+                      <a:avLst/>
+                    </a:prstGeom>
+                  </pic:spPr>
+                </pic:pic>
+              </a:graphicData>
+            </a:graphic>
+          </wp:inline>
+        </w:drawing>
       </w:r>
     </w:p>
     <w:sectPr>
@@ -20055,8 +21499,8 @@
 </file>
 
 <file path=word/numbering.xml><?xml version="1.0" encoding="utf-8"?>
-<w:numbering xmlns:wpc="http://schemas.microsoft.com/office/word/2010/wordprocessingCanvas" xmlns:cx="http://schemas.microsoft.com/office/drawing/2014/chartex" xmlns:cx1="http://schemas.microsoft.com/office/drawing/2015/9/8/chartex" xmlns:cx2="http://schemas.microsoft.com/office/drawing/2015/10/21/chartex" xmlns:cx3="http://schemas.microsoft.com/office/drawing/2016/5/9/chartex" xmlns:cx4="http://schemas.microsoft.com/office/drawing/2016/5/10/chartex" xmlns:cx5="http://schemas.microsoft.com/office/drawing/2016/5/11/chartex" xmlns:cx6="http://schemas.microsoft.com/office/drawing/2016/5/12/chartex" xmlns:cx7="http://schemas.microsoft.com/office/drawing/2016/5/13/chartex" xmlns:cx8="http://schemas.microsoft.com/office/drawing/2016/5/14/chartex" xmlns:mc="http://schemas.openxmlformats.org/markup-compatibility/2006" xmlns:aink="http://schemas.microsoft.com/office/drawing/2016/ink" xmlns:am3d="http://schemas.microsoft.com/office/drawing/2017/model3d" xmlns:o="urn:schemas-microsoft-com:office:office" xmlns:oel="http://schemas.microsoft.com/office/2019/extlst" xmlns:r="http://schemas.openxmlformats.org/officeDocument/2006/relationships" xmlns:m="http://schemas.openxmlformats.org/officeDocument/2006/math" xmlns:v="urn:schemas-microsoft-com:vml" xmlns:wp14="http://schemas.microsoft.com/office/word/2010/wordprocessingDrawing" xmlns:wp="http://schemas.openxmlformats.org/drawingml/2006/wordprocessingDrawing" xmlns:w10="urn:schemas-microsoft-com:office:word" xmlns:w="http://schemas.openxmlformats.org/wordprocessingml/2006/main" xmlns:w14="http://schemas.microsoft.com/office/word/2010/wordml" xmlns:w15="http://schemas.microsoft.com/office/word/2012/wordml" xmlns:w16cex="http://schemas.microsoft.com/office/word/2018/wordml/cex" xmlns:w16cid="http://schemas.microsoft.com/office/word/2016/wordml/cid" xmlns:w16="http://schemas.microsoft.com/office/word/2018/wordml" xmlns:w16du="http://schemas.microsoft.com/office/word/2023/wordml/word16du" xmlns:w16sdtdh="http://schemas.microsoft.com/office/word/2020/wordml/sdtdatahash" xmlns:w16sdtfl="http://schemas.microsoft.com/office/word/2024/wordml/sdtformatlock" xmlns:w16se="http://schemas.microsoft.com/office/word/2015/wordml/symex" xmlns:wpg="http://schemas.microsoft.com/office/word/2010/wordprocessingGroup" xmlns:wpi="http://schemas.microsoft.com/office/word/2010/wordprocessingInk" xmlns:wne="http://schemas.microsoft.com/office/word/2006/wordml" xmlns:wps="http://schemas.microsoft.com/office/word/2010/wordprocessingShape" mc:Ignorable="w14 w15 w16se w16cid w16 w16cex w16sdtdh w16sdtfl w16du wp14">
-  <w:abstractNum w:abstractNumId="0" w15:restartNumberingAfterBreak="0">
+<w:numbering xmlns:wpc="http://schemas.microsoft.com/office/word/2010/wordprocessingCanvas" xmlns:mc="http://schemas.openxmlformats.org/markup-compatibility/2006" xmlns:o="urn:schemas-microsoft-com:office:office" xmlns:r="http://schemas.openxmlformats.org/officeDocument/2006/relationships" xmlns:m="http://schemas.openxmlformats.org/officeDocument/2006/math" xmlns:v="urn:schemas-microsoft-com:vml" xmlns:wp14="http://schemas.microsoft.com/office/word/2010/wordprocessingDrawing" xmlns:wp="http://schemas.openxmlformats.org/drawingml/2006/wordprocessingDrawing" xmlns:w10="urn:schemas-microsoft-com:office:word" xmlns:w="http://schemas.openxmlformats.org/wordprocessingml/2006/main" xmlns:w14="http://schemas.microsoft.com/office/word/2010/wordml" xmlns:w15="http://schemas.microsoft.com/office/word/2012/wordml" xmlns:wpg="http://schemas.microsoft.com/office/word/2010/wordprocessingGroup" xmlns:wpi="http://schemas.microsoft.com/office/word/2010/wordprocessingInk" xmlns:wne="http://schemas.microsoft.com/office/word/2006/wordml" xmlns:wps="http://schemas.microsoft.com/office/word/2010/wordprocessingShape" mc:Ignorable="w14 w15 wp14">
+  <w:abstractNum w:abstractNumId="0">
     <w:nsid w:val="2BFB753D"/>
     <w:multiLevelType w:val="hybridMultilevel"/>
     <w:tmpl w:val="D5EA0D58"/>
@@ -20110,7 +21554,7 @@
       <w:lvlJc w:val="left"/>
     </w:lvl>
   </w:abstractNum>
-  <w:abstractNum w:abstractNumId="1" w15:restartNumberingAfterBreak="0">
+  <w:abstractNum w:abstractNumId="1">
     <w:nsid w:val="30211DFF"/>
     <w:multiLevelType w:val="hybridMultilevel"/>
     <w:tmpl w:val="EFF2AFCA"/>
@@ -20164,7 +21608,7 @@
       <w:lvlJc w:val="left"/>
     </w:lvl>
   </w:abstractNum>
-  <w:abstractNum w:abstractNumId="2" w15:restartNumberingAfterBreak="0">
+  <w:abstractNum w:abstractNumId="2">
     <w:nsid w:val="40E12CB7"/>
     <w:multiLevelType w:val="hybridMultilevel"/>
     <w:tmpl w:val="3EAA6A1C"/>
@@ -20218,7 +21662,7 @@
       <w:lvlJc w:val="left"/>
     </w:lvl>
   </w:abstractNum>
-  <w:abstractNum w:abstractNumId="3" w15:restartNumberingAfterBreak="0">
+  <w:abstractNum w:abstractNumId="3">
     <w:nsid w:val="46FA1D91"/>
     <w:multiLevelType w:val="hybridMultilevel"/>
     <w:tmpl w:val="F1503770"/>
@@ -20272,7 +21716,7 @@
       <w:lvlJc w:val="left"/>
     </w:lvl>
   </w:abstractNum>
-  <w:abstractNum w:abstractNumId="4" w15:restartNumberingAfterBreak="0">
+  <w:abstractNum w:abstractNumId="4">
     <w:nsid w:val="493E1842"/>
     <w:multiLevelType w:val="hybridMultilevel"/>
     <w:tmpl w:val="A25669FA"/>
@@ -20358,7 +21802,7 @@
       </w:pPr>
     </w:lvl>
   </w:abstractNum>
-  <w:abstractNum w:abstractNumId="5" w15:restartNumberingAfterBreak="0">
+  <w:abstractNum w:abstractNumId="5">
     <w:nsid w:val="495F03AE"/>
     <w:multiLevelType w:val="hybridMultilevel"/>
     <w:tmpl w:val="8CF62478"/>
@@ -20412,7 +21856,7 @@
       <w:lvlJc w:val="left"/>
     </w:lvl>
   </w:abstractNum>
-  <w:abstractNum w:abstractNumId="6" w15:restartNumberingAfterBreak="0">
+  <w:abstractNum w:abstractNumId="6">
     <w:nsid w:val="49E35506"/>
     <w:multiLevelType w:val="hybridMultilevel"/>
     <w:tmpl w:val="B510A7E6"/>
@@ -20501,7 +21945,7 @@
       </w:pPr>
     </w:lvl>
   </w:abstractNum>
-  <w:abstractNum w:abstractNumId="7" w15:restartNumberingAfterBreak="0">
+  <w:abstractNum w:abstractNumId="7">
     <w:nsid w:val="4EC65277"/>
     <w:multiLevelType w:val="hybridMultilevel"/>
     <w:tmpl w:val="B26A2D84"/>
@@ -20555,7 +21999,7 @@
       <w:lvlJc w:val="left"/>
     </w:lvl>
   </w:abstractNum>
-  <w:abstractNum w:abstractNumId="8" w15:restartNumberingAfterBreak="0">
+  <w:abstractNum w:abstractNumId="8">
     <w:nsid w:val="587F4B13"/>
     <w:multiLevelType w:val="hybridMultilevel"/>
     <w:tmpl w:val="C36EEB6E"/>
@@ -20609,7 +22053,7 @@
       <w:lvlJc w:val="left"/>
     </w:lvl>
   </w:abstractNum>
-  <w:abstractNum w:abstractNumId="9" w15:restartNumberingAfterBreak="0">
+  <w:abstractNum w:abstractNumId="9">
     <w:nsid w:val="617E6441"/>
     <w:multiLevelType w:val="hybridMultilevel"/>
     <w:tmpl w:val="ACACD6B2"/>
@@ -20663,7 +22107,7 @@
       <w:lvlJc w:val="left"/>
     </w:lvl>
   </w:abstractNum>
-  <w:abstractNum w:abstractNumId="10" w15:restartNumberingAfterBreak="0">
+  <w:abstractNum w:abstractNumId="10">
     <w:nsid w:val="646843F5"/>
     <w:multiLevelType w:val="hybridMultilevel"/>
     <w:tmpl w:val="BA6A054C"/>
@@ -20749,7 +22193,7 @@
       </w:pPr>
     </w:lvl>
   </w:abstractNum>
-  <w:abstractNum w:abstractNumId="11" w15:restartNumberingAfterBreak="0">
+  <w:abstractNum w:abstractNumId="11">
     <w:nsid w:val="66F1028D"/>
     <w:multiLevelType w:val="hybridMultilevel"/>
     <w:tmpl w:val="009A61F2"/>
@@ -20803,7 +22247,7 @@
       <w:lvlJc w:val="left"/>
     </w:lvl>
   </w:abstractNum>
-  <w:abstractNum w:abstractNumId="12" w15:restartNumberingAfterBreak="0">
+  <w:abstractNum w:abstractNumId="12">
     <w:nsid w:val="6C1F2DBB"/>
     <w:multiLevelType w:val="hybridMultilevel"/>
     <w:tmpl w:val="16B8019C"/>
@@ -20857,7 +22301,7 @@
       <w:lvlJc w:val="left"/>
     </w:lvl>
   </w:abstractNum>
-  <w:abstractNum w:abstractNumId="13" w15:restartNumberingAfterBreak="0">
+  <w:abstractNum w:abstractNumId="13">
     <w:nsid w:val="6C641691"/>
     <w:multiLevelType w:val="hybridMultilevel"/>
     <w:tmpl w:val="C6DA471A"/>
@@ -20911,7 +22355,7 @@
       <w:lvlJc w:val="left"/>
     </w:lvl>
   </w:abstractNum>
-  <w:abstractNum w:abstractNumId="14" w15:restartNumberingAfterBreak="0">
+  <w:abstractNum w:abstractNumId="14">
     <w:nsid w:val="72F27AD6"/>
     <w:multiLevelType w:val="hybridMultilevel"/>
     <w:tmpl w:val="86248D04"/>
@@ -20965,94 +22409,94 @@
       <w:lvlJc w:val="left"/>
     </w:lvl>
   </w:abstractNum>
-  <w:num w:numId="1" w16cid:durableId="794176470">
+  <w:num w:numId="1">
     <w:abstractNumId w:val="4"/>
     <w:lvlOverride w:ilvl="0">
       <w:startOverride w:val="1"/>
     </w:lvlOverride>
   </w:num>
-  <w:num w:numId="2" w16cid:durableId="556624006">
+  <w:num w:numId="2">
     <w:abstractNumId w:val="6"/>
   </w:num>
-  <w:num w:numId="3" w16cid:durableId="1544826753">
+  <w:num w:numId="3">
     <w:abstractNumId w:val="3"/>
     <w:lvlOverride w:ilvl="0">
       <w:startOverride w:val="1"/>
     </w:lvlOverride>
   </w:num>
-  <w:num w:numId="4" w16cid:durableId="138156907">
+  <w:num w:numId="4">
     <w:abstractNumId w:val="1"/>
     <w:lvlOverride w:ilvl="0">
       <w:startOverride w:val="1"/>
     </w:lvlOverride>
   </w:num>
-  <w:num w:numId="5" w16cid:durableId="290523034">
+  <w:num w:numId="5">
     <w:abstractNumId w:val="11"/>
     <w:lvlOverride w:ilvl="0">
       <w:startOverride w:val="1"/>
     </w:lvlOverride>
   </w:num>
-  <w:num w:numId="6" w16cid:durableId="198399485">
+  <w:num w:numId="6">
     <w:abstractNumId w:val="9"/>
     <w:lvlOverride w:ilvl="0">
       <w:startOverride w:val="1"/>
     </w:lvlOverride>
   </w:num>
-  <w:num w:numId="7" w16cid:durableId="76178218">
+  <w:num w:numId="7">
     <w:abstractNumId w:val="5"/>
     <w:lvlOverride w:ilvl="0">
       <w:startOverride w:val="1"/>
     </w:lvlOverride>
   </w:num>
-  <w:num w:numId="8" w16cid:durableId="728384511">
+  <w:num w:numId="8">
     <w:abstractNumId w:val="12"/>
     <w:lvlOverride w:ilvl="0">
       <w:startOverride w:val="1"/>
     </w:lvlOverride>
   </w:num>
-  <w:num w:numId="9" w16cid:durableId="1106197024">
+  <w:num w:numId="9">
     <w:abstractNumId w:val="14"/>
     <w:lvlOverride w:ilvl="0">
       <w:startOverride w:val="1"/>
     </w:lvlOverride>
   </w:num>
-  <w:num w:numId="10" w16cid:durableId="130682978">
+  <w:num w:numId="10">
     <w:abstractNumId w:val="7"/>
     <w:lvlOverride w:ilvl="0">
       <w:startOverride w:val="1"/>
     </w:lvlOverride>
   </w:num>
-  <w:num w:numId="11" w16cid:durableId="4794005">
+  <w:num w:numId="11">
     <w:abstractNumId w:val="0"/>
     <w:lvlOverride w:ilvl="0">
       <w:startOverride w:val="1"/>
     </w:lvlOverride>
   </w:num>
-  <w:num w:numId="12" w16cid:durableId="1203590402">
+  <w:num w:numId="12">
     <w:abstractNumId w:val="10"/>
     <w:lvlOverride w:ilvl="0">
       <w:startOverride w:val="1"/>
     </w:lvlOverride>
   </w:num>
-  <w:num w:numId="13" w16cid:durableId="1210343215">
+  <w:num w:numId="13">
     <w:abstractNumId w:val="13"/>
   </w:num>
-  <w:num w:numId="14" w16cid:durableId="1454251593">
+  <w:num w:numId="14">
     <w:abstractNumId w:val="13"/>
   </w:num>
-  <w:num w:numId="15" w16cid:durableId="1057439265">
+  <w:num w:numId="15">
     <w:abstractNumId w:val="13"/>
     <w:lvlOverride w:ilvl="0">
       <w:startOverride w:val="1"/>
     </w:lvlOverride>
   </w:num>
-  <w:num w:numId="16" w16cid:durableId="2006518908">
+  <w:num w:numId="16">
     <w:abstractNumId w:val="8"/>
     <w:lvlOverride w:ilvl="0">
       <w:startOverride w:val="1"/>
     </w:lvlOverride>
   </w:num>
-  <w:num w:numId="17" w16cid:durableId="1549030791">
+  <w:num w:numId="17">
     <w:abstractNumId w:val="2"/>
     <w:lvlOverride w:ilvl="0">
       <w:startOverride w:val="1"/>
@@ -21062,7 +22506,7 @@
 </file>
 
 <file path=word/styles.xml><?xml version="1.0" encoding="utf-8"?>
-<w:styles xmlns:mc="http://schemas.openxmlformats.org/markup-compatibility/2006" xmlns:r="http://schemas.openxmlformats.org/officeDocument/2006/relationships" xmlns:w="http://schemas.openxmlformats.org/wordprocessingml/2006/main" xmlns:w14="http://schemas.microsoft.com/office/word/2010/wordml" xmlns:w15="http://schemas.microsoft.com/office/word/2012/wordml" xmlns:w16cex="http://schemas.microsoft.com/office/word/2018/wordml/cex" xmlns:w16cid="http://schemas.microsoft.com/office/word/2016/wordml/cid" xmlns:w16="http://schemas.microsoft.com/office/word/2018/wordml" xmlns:w16du="http://schemas.microsoft.com/office/word/2023/wordml/word16du" xmlns:w16sdtdh="http://schemas.microsoft.com/office/word/2020/wordml/sdtdatahash" xmlns:w16sdtfl="http://schemas.microsoft.com/office/word/2024/wordml/sdtformatlock" xmlns:w16se="http://schemas.microsoft.com/office/word/2015/wordml/symex" mc:Ignorable="w14 w15 w16se w16cid w16 w16cex w16sdtdh w16sdtfl w16du">
+<w:styles xmlns:mc="http://schemas.openxmlformats.org/markup-compatibility/2006" xmlns:r="http://schemas.openxmlformats.org/officeDocument/2006/relationships" xmlns:w="http://schemas.openxmlformats.org/wordprocessingml/2006/main" xmlns:w14="http://schemas.microsoft.com/office/word/2010/wordml" xmlns:w15="http://schemas.microsoft.com/office/word/2012/wordml" mc:Ignorable="w14 w15">
   <w:docDefaults>
     <w:rPrDefault>
       <w:rPr>
@@ -21072,7 +22516,7 @@
     </w:rPrDefault>
     <w:pPrDefault/>
   </w:docDefaults>
-  <w:latentStyles w:defLockedState="0" w:defUIPriority="99" w:defSemiHidden="0" w:defUnhideWhenUsed="0" w:defQFormat="0" w:count="376">
+  <w:latentStyles w:defLockedState="0" w:defUIPriority="99" w:defSemiHidden="0" w:defUnhideWhenUsed="0" w:defQFormat="0" w:count="371">
     <w:lsdException w:name="Normal" w:uiPriority="0" w:qFormat="1"/>
     <w:lsdException w:name="heading 1" w:uiPriority="9" w:qFormat="1"/>
     <w:lsdException w:name="heading 2" w:semiHidden="1" w:uiPriority="0" w:unhideWhenUsed="1" w:qFormat="1"/>
@@ -21444,11 +22888,6 @@
     <w:lsdException w:name="List Table 5 Dark Accent 6" w:uiPriority="50"/>
     <w:lsdException w:name="List Table 6 Colorful Accent 6" w:uiPriority="51"/>
     <w:lsdException w:name="List Table 7 Colorful Accent 6" w:uiPriority="52"/>
-    <w:lsdException w:name="Mention" w:semiHidden="1" w:unhideWhenUsed="1"/>
-    <w:lsdException w:name="Smart Hyperlink" w:semiHidden="1" w:unhideWhenUsed="1"/>
-    <w:lsdException w:name="Hashtag" w:semiHidden="1" w:unhideWhenUsed="1"/>
-    <w:lsdException w:name="Unresolved Mention" w:semiHidden="1" w:unhideWhenUsed="1"/>
-    <w:lsdException w:name="Smart Link" w:semiHidden="1" w:unhideWhenUsed="1"/>
   </w:latentStyles>
   <w:style w:type="paragraph" w:default="1" w:styleId="Normal">
     <w:name w:val="Normal"/>
@@ -21926,7 +23365,7 @@
 </file>
 
 <file path=customXml/itemProps1.xml><?xml version="1.0" encoding="utf-8"?>
-<ds:datastoreItem xmlns:ds="http://schemas.openxmlformats.org/officeDocument/2006/customXml" ds:itemID="{DE5B3AF0-841F-49E5-AF08-CDE42181AC3A}">
+<ds:datastoreItem xmlns:ds="http://schemas.openxmlformats.org/officeDocument/2006/customXml" ds:itemID="{D00B06AD-6661-47B4-8E85-4EEF397844AF}">
   <ds:schemaRefs>
     <ds:schemaRef ds:uri="http://schemas.openxmlformats.org/officeDocument/2006/bibliography"/>
   </ds:schemaRefs>
